--- a/09-通信电路/03-解调电路/鉴频电路/鉴频电路.docx
+++ b/09-通信电路/03-解调电路/鉴频电路/鉴频电路.docx
@@ -2094,6 +2094,20 @@
     </w:p>
     <w:bookmarkEnd w:id="26"/>
     <w:bookmarkEnd w:id="27"/>
+    <w:p>
+      <w:pPr>
+        <w:spacing w:before="360"/>
+        <w:jc w:val="center"/>
+      </w:pPr>
+      <w:r>
+        <w:rPr>
+          <w:rFonts w:ascii="Times New Roman" w:hAnsi="Times New Roman"/>
+          <w:color w:val="555555"/>
+          <w:sz w:val="21"/>
+        </w:rPr>
+        <w:t>材料收集者：杜文杰</w:t>
+      </w:r>
+    </w:p>
     <w:sectPr>
       <w:headerReference r:id="rId9" w:type="default"/>
       <w:footerReference r:id="rId10" w:type="default"/>

--- a/09-通信电路/03-解调电路/鉴频电路/鉴频电路.docx
+++ b/09-通信电路/03-解调电路/鉴频电路/鉴频电路.docx
@@ -1,6 +1,6 @@
 
 <file path=word/document.xml><?xml version="1.0" encoding="utf-8"?>
-<w:document xmlns:w="http://schemas.openxmlformats.org/wordprocessingml/2006/main" xmlns:m="http://schemas.openxmlformats.org/officeDocument/2006/math" xmlns:r="http://schemas.openxmlformats.org/officeDocument/2006/relationships" xmlns:o="urn:schemas-microsoft-com:office:office" xmlns:v="urn:schemas-microsoft-com:vml" xmlns:w10="urn:schemas-microsoft-com:office:word" xmlns:a="http://schemas.openxmlformats.org/drawingml/2006/main" xmlns:pic="http://schemas.openxmlformats.org/drawingml/2006/picture" xmlns:wp="http://schemas.openxmlformats.org/drawingml/2006/wordprocessingDrawing">
+<w:document xmlns:m="http://schemas.openxmlformats.org/officeDocument/2006/math" xmlns:r="http://schemas.openxmlformats.org/officeDocument/2006/relationships" xmlns:w="http://schemas.openxmlformats.org/wordprocessingml/2006/main" xmlns:o="urn:schemas-microsoft-com:office:office" xmlns:v="urn:schemas-microsoft-com:vml" xmlns:w10="urn:schemas-microsoft-com:office:word" xmlns:a="http://schemas.openxmlformats.org/drawingml/2006/main" xmlns:pic="http://schemas.openxmlformats.org/drawingml/2006/picture" xmlns:wp="http://schemas.openxmlformats.org/drawingml/2006/wordprocessingDrawing">
   <w:body>
     <w:bookmarkStart w:id="27" w:name="鉴频电路"/>
     <w:p>
@@ -9,7 +9,7 @@
       </w:pPr>
       <w:r>
         <w:rPr>
-          <w:rFonts w:hint="eastAsia"/>
+          <w:rFonts w:hint="eastAsia" w:eastAsia="黑体"/>
         </w:rPr>
         <w:t xml:space="preserve">鉴频电路</w:t>
       </w:r>
@@ -21,7 +21,7 @@
       </w:pPr>
       <w:r>
         <w:rPr>
-          <w:rFonts w:hint="eastAsia"/>
+          <w:rFonts w:hint="eastAsia" w:eastAsia="黑体"/>
         </w:rPr>
         <w:t xml:space="preserve">拓扑描述</w:t>
       </w:r>
@@ -32,16 +32,19 @@
       </w:pPr>
       <w:r>
         <w:rPr>
-          <w:rFonts w:hint="eastAsia"/>
+          <w:rFonts w:hint="eastAsia" w:eastAsia="黑体"/>
         </w:rPr>
         <w:t xml:space="preserve">由</w:t>
       </w:r>
       <w:r>
+        <w:rPr>
+          <w:rFonts w:eastAsia="黑体"/>
+        </w:rPr>
         <w:t xml:space="preserve"> </w:t>
       </w:r>
       <w:r>
         <w:rPr>
-          <w:rFonts w:hint="eastAsia"/>
+          <w:rFonts w:hint="eastAsia" w:eastAsia="黑体"/>
           <w:b/>
           <w:bCs/>
         </w:rPr>
@@ -49,17 +52,21 @@
       </w:r>
       <w:r>
         <w:rPr>
+          <w:rFonts w:eastAsia="黑体"/>
           <w:b/>
           <w:bCs/>
         </w:rPr>
         <w:t xml:space="preserve"> U1</w:t>
       </w:r>
       <w:r>
+        <w:rPr>
+          <w:rFonts w:eastAsia="黑体"/>
+        </w:rPr>
         <w:t xml:space="preserve">、</w:t>
       </w:r>
       <w:r>
         <w:rPr>
-          <w:rFonts w:hint="eastAsia"/>
+          <w:rFonts w:hint="eastAsia" w:eastAsia="黑体"/>
           <w:b/>
           <w:bCs/>
         </w:rPr>
@@ -67,6 +74,7 @@
       </w:r>
       <w:r>
         <w:rPr>
+          <w:rFonts w:eastAsia="黑体"/>
           <w:b/>
           <w:bCs/>
         </w:rPr>
@@ -74,7 +82,7 @@
       </w:r>
       <w:r>
         <w:rPr>
-          <w:rFonts w:hint="eastAsia"/>
+          <w:rFonts w:hint="eastAsia" w:eastAsia="黑体"/>
           <w:b/>
           <w:bCs/>
         </w:rPr>
@@ -82,6 +90,7 @@
       </w:r>
       <w:r>
         <w:rPr>
+          <w:rFonts w:eastAsia="黑体"/>
           <w:b/>
           <w:bCs/>
         </w:rPr>
@@ -89,18 +98,21 @@
       </w:r>
       <w:r>
         <w:rPr>
-          <w:rFonts w:hint="eastAsia"/>
+          <w:rFonts w:hint="eastAsia" w:eastAsia="黑体"/>
           <w:b/>
           <w:bCs/>
         </w:rPr>
         <w:t xml:space="preserve">移相）N1</w:t>
       </w:r>
       <w:r>
+        <w:rPr>
+          <w:rFonts w:eastAsia="黑体"/>
+        </w:rPr>
         <w:t xml:space="preserve">、</w:t>
       </w:r>
       <w:r>
         <w:rPr>
-          <w:rFonts w:hint="eastAsia"/>
+          <w:rFonts w:hint="eastAsia" w:eastAsia="黑体"/>
           <w:b/>
           <w:bCs/>
         </w:rPr>
@@ -108,6 +120,7 @@
       </w:r>
       <w:r>
         <w:rPr>
+          <w:rFonts w:eastAsia="黑体"/>
           <w:b/>
           <w:bCs/>
         </w:rPr>
@@ -115,18 +128,21 @@
       </w:r>
       <w:r>
         <w:rPr>
-          <w:rFonts w:hint="eastAsia"/>
+          <w:rFonts w:hint="eastAsia" w:eastAsia="黑体"/>
           <w:b/>
           <w:bCs/>
         </w:rPr>
         <w:t xml:space="preserve">或双调谐斜率网络</w:t>
       </w:r>
       <w:r>
+        <w:rPr>
+          <w:rFonts w:eastAsia="黑体"/>
+        </w:rPr>
         <w:t xml:space="preserve">、</w:t>
       </w:r>
       <w:r>
         <w:rPr>
-          <w:rFonts w:hint="eastAsia"/>
+          <w:rFonts w:hint="eastAsia" w:eastAsia="黑体"/>
           <w:b/>
           <w:bCs/>
         </w:rPr>
@@ -134,41 +150,51 @@
       </w:r>
       <w:r>
         <w:rPr>
+          <w:rFonts w:eastAsia="黑体"/>
           <w:b/>
           <w:bCs/>
         </w:rPr>
         <w:t xml:space="preserve"> A1</w:t>
       </w:r>
       <w:r>
+        <w:rPr>
+          <w:rFonts w:eastAsia="黑体"/>
+        </w:rPr>
         <w:t xml:space="preserve"> </w:t>
       </w:r>
       <w:r>
         <w:rPr>
-          <w:rFonts w:hint="eastAsia"/>
+          <w:rFonts w:hint="eastAsia" w:eastAsia="黑体"/>
         </w:rPr>
         <w:t xml:space="preserve">组成，把调频信号的瞬时频率偏移转换为成比例的电压，是</w:t>
       </w:r>
       <w:r>
+        <w:rPr>
+          <w:rFonts w:eastAsia="黑体"/>
+        </w:rPr>
         <w:t xml:space="preserve"> FM </w:t>
       </w:r>
       <w:r>
         <w:rPr>
-          <w:rFonts w:hint="eastAsia"/>
+          <w:rFonts w:hint="eastAsia" w:eastAsia="黑体"/>
         </w:rPr>
         <w:t xml:space="preserve">解调的核心单元。电路共有</w:t>
       </w:r>
       <w:r>
+        <w:rPr>
+          <w:rFonts w:eastAsia="黑体"/>
+        </w:rPr>
         <w:t xml:space="preserve"> 7 </w:t>
       </w:r>
       <w:r>
         <w:rPr>
-          <w:rFonts w:hint="eastAsia"/>
+          <w:rFonts w:hint="eastAsia" w:eastAsia="黑体"/>
         </w:rPr>
         <w:t xml:space="preserve">个关键节点：</w:t>
       </w:r>
       <w:r>
         <w:rPr>
-          <w:rFonts w:hint="eastAsia"/>
+          <w:rFonts w:hint="eastAsia" w:eastAsia="黑体"/>
           <w:b/>
           <w:bCs/>
         </w:rPr>
@@ -176,6 +202,7 @@
       </w:r>
       <w:r>
         <w:rPr>
+          <w:rFonts w:eastAsia="黑体"/>
           <w:b/>
           <w:bCs/>
         </w:rPr>
@@ -183,7 +210,7 @@
       </w:r>
       <w:r>
         <w:rPr>
-          <w:rFonts w:hint="eastAsia"/>
+          <w:rFonts w:hint="eastAsia" w:eastAsia="黑体"/>
           <w:b/>
           <w:bCs/>
         </w:rPr>
@@ -191,13 +218,13 @@
       </w:r>
       <w:r>
         <w:rPr>
-          <w:rFonts w:hint="eastAsia"/>
+          <w:rFonts w:hint="eastAsia" w:eastAsia="黑体"/>
         </w:rPr>
         <w:t xml:space="preserve">（接限幅放大级）；</w:t>
       </w:r>
       <w:r>
         <w:rPr>
-          <w:rFonts w:hint="eastAsia"/>
+          <w:rFonts w:hint="eastAsia" w:eastAsia="黑体"/>
           <w:b/>
           <w:bCs/>
         </w:rPr>
@@ -205,6 +232,7 @@
       </w:r>
       <w:r>
         <w:rPr>
+          <w:rFonts w:eastAsia="黑体"/>
           <w:b/>
           <w:bCs/>
         </w:rPr>
@@ -212,7 +240,7 @@
       </w:r>
       <w:r>
         <w:rPr>
-          <w:rFonts w:hint="eastAsia"/>
+          <w:rFonts w:hint="eastAsia" w:eastAsia="黑体"/>
           <w:b/>
           <w:bCs/>
         </w:rPr>
@@ -220,13 +248,13 @@
       </w:r>
       <w:r>
         <w:rPr>
-          <w:rFonts w:hint="eastAsia"/>
+          <w:rFonts w:hint="eastAsia" w:eastAsia="黑体"/>
         </w:rPr>
         <w:t xml:space="preserve">（限幅器输出并联两路：一路直通乘法器，一路经移相网络）；</w:t>
       </w:r>
       <w:r>
         <w:rPr>
-          <w:rFonts w:hint="eastAsia"/>
+          <w:rFonts w:hint="eastAsia" w:eastAsia="黑体"/>
           <w:b/>
           <w:bCs/>
         </w:rPr>
@@ -234,6 +262,7 @@
       </w:r>
       <w:r>
         <w:rPr>
+          <w:rFonts w:eastAsia="黑体"/>
           <w:b/>
           <w:bCs/>
         </w:rPr>
@@ -241,7 +270,7 @@
       </w:r>
       <w:r>
         <w:rPr>
-          <w:rFonts w:hint="eastAsia"/>
+          <w:rFonts w:hint="eastAsia" w:eastAsia="黑体"/>
           <w:b/>
           <w:bCs/>
         </w:rPr>
@@ -249,22 +278,25 @@
       </w:r>
       <w:r>
         <w:rPr>
-          <w:rFonts w:hint="eastAsia"/>
+          <w:rFonts w:hint="eastAsia" w:eastAsia="黑体"/>
         </w:rPr>
         <w:t xml:space="preserve">（N1</w:t>
       </w:r>
       <w:r>
+        <w:rPr>
+          <w:rFonts w:eastAsia="黑体"/>
+        </w:rPr>
         <w:t xml:space="preserve"> </w:t>
       </w:r>
       <w:r>
         <w:rPr>
-          <w:rFonts w:hint="eastAsia"/>
+          <w:rFonts w:hint="eastAsia" w:eastAsia="黑体"/>
         </w:rPr>
         <w:t xml:space="preserve">输出接乘法器一个输入）；</w:t>
       </w:r>
       <w:r>
         <w:rPr>
-          <w:rFonts w:hint="eastAsia"/>
+          <w:rFonts w:hint="eastAsia" w:eastAsia="黑体"/>
           <w:b/>
           <w:bCs/>
         </w:rPr>
@@ -272,6 +304,7 @@
       </w:r>
       <w:r>
         <w:rPr>
+          <w:rFonts w:eastAsia="黑体"/>
           <w:b/>
           <w:bCs/>
         </w:rPr>
@@ -279,7 +312,7 @@
       </w:r>
       <w:r>
         <w:rPr>
-          <w:rFonts w:hint="eastAsia"/>
+          <w:rFonts w:hint="eastAsia" w:eastAsia="黑体"/>
           <w:b/>
           <w:bCs/>
         </w:rPr>
@@ -287,13 +320,13 @@
       </w:r>
       <w:r>
         <w:rPr>
-          <w:rFonts w:hint="eastAsia"/>
+          <w:rFonts w:hint="eastAsia" w:eastAsia="黑体"/>
         </w:rPr>
         <w:t xml:space="preserve">（乘法器输出接低通）；</w:t>
       </w:r>
       <w:r>
         <w:rPr>
-          <w:rFonts w:hint="eastAsia"/>
+          <w:rFonts w:hint="eastAsia" w:eastAsia="黑体"/>
           <w:b/>
           <w:bCs/>
         </w:rPr>
@@ -301,6 +334,7 @@
       </w:r>
       <w:r>
         <w:rPr>
+          <w:rFonts w:eastAsia="黑体"/>
           <w:b/>
           <w:bCs/>
         </w:rPr>
@@ -308,7 +342,7 @@
       </w:r>
       <w:r>
         <w:rPr>
-          <w:rFonts w:hint="eastAsia"/>
+          <w:rFonts w:hint="eastAsia" w:eastAsia="黑体"/>
           <w:b/>
           <w:bCs/>
         </w:rPr>
@@ -316,13 +350,13 @@
       </w:r>
       <w:r>
         <w:rPr>
-          <w:rFonts w:hint="eastAsia"/>
+          <w:rFonts w:hint="eastAsia" w:eastAsia="黑体"/>
         </w:rPr>
         <w:t xml:space="preserve">（恢复的基带）；</w:t>
       </w:r>
       <w:r>
         <w:rPr>
-          <w:rFonts w:hint="eastAsia"/>
+          <w:rFonts w:hint="eastAsia" w:eastAsia="黑体"/>
           <w:b/>
           <w:bCs/>
         </w:rPr>
@@ -330,6 +364,7 @@
       </w:r>
       <w:r>
         <w:rPr>
+          <w:rFonts w:eastAsia="黑体"/>
           <w:b/>
           <w:bCs/>
         </w:rPr>
@@ -337,7 +372,7 @@
       </w:r>
       <w:r>
         <w:rPr>
-          <w:rFonts w:hint="eastAsia"/>
+          <w:rFonts w:hint="eastAsia" w:eastAsia="黑体"/>
           <w:b/>
           <w:bCs/>
         </w:rPr>
@@ -345,6 +380,7 @@
       </w:r>
       <w:r>
         <w:rPr>
+          <w:rFonts w:eastAsia="黑体"/>
           <w:b/>
           <w:bCs/>
         </w:rPr>
@@ -352,13 +388,13 @@
       </w:r>
       <w:r>
         <w:rPr>
-          <w:rFonts w:hint="eastAsia"/>
+          <w:rFonts w:hint="eastAsia" w:eastAsia="黑体"/>
         </w:rPr>
         <w:t xml:space="preserve">；</w:t>
       </w:r>
       <w:r>
         <w:rPr>
-          <w:rFonts w:hint="eastAsia"/>
+          <w:rFonts w:hint="eastAsia" w:eastAsia="黑体"/>
           <w:b/>
           <w:bCs/>
         </w:rPr>
@@ -366,6 +402,7 @@
       </w:r>
       <w:r>
         <w:rPr>
+          <w:rFonts w:eastAsia="黑体"/>
           <w:b/>
           <w:bCs/>
         </w:rPr>
@@ -373,7 +410,7 @@
       </w:r>
       <w:r>
         <w:rPr>
-          <w:rFonts w:hint="eastAsia"/>
+          <w:rFonts w:hint="eastAsia" w:eastAsia="黑体"/>
           <w:b/>
           <w:bCs/>
         </w:rPr>
@@ -381,12 +418,16 @@
       </w:r>
       <w:r>
         <w:rPr>
+          <w:rFonts w:eastAsia="黑体"/>
           <w:b/>
           <w:bCs/>
         </w:rPr>
         <w:t xml:space="preserve"> GND</w:t>
       </w:r>
       <w:r>
+        <w:rPr>
+          <w:rFonts w:eastAsia="黑体"/>
+        </w:rPr>
         <w:t xml:space="preserve">。</w:t>
       </w:r>
     </w:p>
@@ -394,94 +435,115 @@
       <w:pPr/>
       <w:r>
         <w:rPr>
-          <w:rFonts w:hint="eastAsia"/>
+          <w:rFonts w:hint="eastAsia" w:eastAsia="黑体"/>
         </w:rPr>
         <w:t xml:space="preserve">各元件管脚连接：</w:t>
       </w:r>
       <w:r>
         <w:rPr>
-          <w:rFonts w:hint="eastAsia"/>
+          <w:rFonts w:hint="eastAsia" w:eastAsia="黑体"/>
           <w:b/>
           <w:bCs/>
         </w:rPr>
         <w:t xml:space="preserve">U1（限幅放大级）</w:t>
       </w:r>
       <w:r>
+        <w:rPr>
+          <w:rFonts w:eastAsia="黑体"/>
+        </w:rPr>
         <w:t xml:space="preserve"> </w:t>
       </w:r>
       <w:r>
         <w:rPr>
-          <w:rFonts w:hint="eastAsia"/>
+          <w:rFonts w:hint="eastAsia" w:eastAsia="黑体"/>
         </w:rPr>
         <w:t xml:space="preserve">输入脚接节点①、输出脚接节点②，电源脚接节点⑥、地脚接节点⑦；</w:t>
       </w:r>
       <w:r>
         <w:rPr>
-          <w:rFonts w:hint="eastAsia"/>
+          <w:rFonts w:hint="eastAsia" w:eastAsia="黑体"/>
           <w:b/>
           <w:bCs/>
         </w:rPr>
         <w:t xml:space="preserve">N1（移相网络）</w:t>
       </w:r>
       <w:r>
+        <w:rPr>
+          <w:rFonts w:eastAsia="黑体"/>
+        </w:rPr>
         <w:t xml:space="preserve"> </w:t>
       </w:r>
       <w:r>
         <w:rPr>
-          <w:rFonts w:hint="eastAsia"/>
+          <w:rFonts w:hint="eastAsia" w:eastAsia="黑体"/>
         </w:rPr>
         <w:t xml:space="preserve">输入脚接节点②、输出脚接节点③，其在中心频率处产生</w:t>
       </w:r>
       <w:r>
+        <w:rPr>
+          <w:rFonts w:eastAsia="黑体"/>
+        </w:rPr>
         <w:t xml:space="preserve"> 90° </w:t>
       </w:r>
       <w:r>
         <w:rPr>
-          <w:rFonts w:hint="eastAsia"/>
+          <w:rFonts w:hint="eastAsia" w:eastAsia="黑体"/>
         </w:rPr>
         <w:t xml:space="preserve">相移；</w:t>
       </w:r>
       <w:r>
         <w:rPr>
-          <w:rFonts w:hint="eastAsia"/>
+          <w:rFonts w:hint="eastAsia" w:eastAsia="黑体"/>
           <w:b/>
           <w:bCs/>
         </w:rPr>
         <w:t xml:space="preserve">M1（乘法器/相位比较器）</w:t>
       </w:r>
       <w:r>
+        <w:rPr>
+          <w:rFonts w:eastAsia="黑体"/>
+        </w:rPr>
         <w:t xml:space="preserve"> </w:t>
       </w:r>
       <w:r>
         <w:rPr>
-          <w:rFonts w:hint="eastAsia"/>
+          <w:rFonts w:hint="eastAsia" w:eastAsia="黑体"/>
         </w:rPr>
         <w:t xml:space="preserve">的一输入脚</w:t>
       </w:r>
       <w:r>
+        <w:rPr>
+          <w:rFonts w:eastAsia="黑体"/>
+        </w:rPr>
         <w:t xml:space="preserve"> X </w:t>
       </w:r>
       <w:r>
         <w:rPr>
-          <w:rFonts w:hint="eastAsia"/>
+          <w:rFonts w:hint="eastAsia" w:eastAsia="黑体"/>
         </w:rPr>
         <w:t xml:space="preserve">接节点②（直通信号）、另一输入脚</w:t>
       </w:r>
       <w:r>
+        <w:rPr>
+          <w:rFonts w:eastAsia="黑体"/>
+        </w:rPr>
         <w:t xml:space="preserve"> Y </w:t>
       </w:r>
       <w:r>
         <w:rPr>
-          <w:rFonts w:hint="eastAsia"/>
+          <w:rFonts w:hint="eastAsia" w:eastAsia="黑体"/>
         </w:rPr>
         <w:t xml:space="preserve">接节点③（移相信号）、输出脚接节点④，电源脚接节点⑥、地脚接节点⑦；若采用</w:t>
       </w:r>
       <w:r>
+        <w:rPr>
+          <w:rFonts w:eastAsia="黑体"/>
+        </w:rPr>
         <w:t xml:space="preserve"> </w:t>
       </w:r>
       <w:r>
         <w:rPr>
-          <w:rFonts w:hint="eastAsia"/>
+          <w:rFonts w:hint="eastAsia" w:eastAsia="黑体"/>
           <w:b/>
           <w:bCs/>
         </w:rPr>
@@ -489,24 +551,27 @@
       </w:r>
       <w:r>
         <w:rPr>
-          <w:rFonts w:hint="eastAsia"/>
+          <w:rFonts w:hint="eastAsia" w:eastAsia="黑体"/>
         </w:rPr>
         <w:t xml:space="preserve">，则用谐振曲线斜坡把频偏转为幅度变化后再检波；</w:t>
       </w:r>
       <w:r>
         <w:rPr>
-          <w:rFonts w:hint="eastAsia"/>
+          <w:rFonts w:hint="eastAsia" w:eastAsia="黑体"/>
           <w:b/>
           <w:bCs/>
         </w:rPr>
         <w:t xml:space="preserve">A1（低通滤波器）</w:t>
       </w:r>
       <w:r>
+        <w:rPr>
+          <w:rFonts w:eastAsia="黑体"/>
+        </w:rPr>
         <w:t xml:space="preserve"> </w:t>
       </w:r>
       <w:r>
         <w:rPr>
-          <w:rFonts w:hint="eastAsia"/>
+          <w:rFonts w:hint="eastAsia" w:eastAsia="黑体"/>
         </w:rPr>
         <w:t xml:space="preserve">输入脚接节点④、输出脚接节点⑤，去加重网络接于节点⑤。</w:t>
       </w:r>
@@ -515,20 +580,26 @@
       <w:pPr/>
       <w:r>
         <w:rPr>
-          <w:rFonts w:hint="eastAsia"/>
+          <w:rFonts w:hint="eastAsia" w:eastAsia="黑体"/>
         </w:rPr>
         <w:t xml:space="preserve">由此构成”限幅后经移相网络与乘法器比较相位差、把瞬时频偏线性转换为电压再低通”的正交鉴频（FM</w:t>
       </w:r>
       <w:r>
+        <w:rPr>
+          <w:rFonts w:eastAsia="黑体"/>
+        </w:rPr>
         <w:t xml:space="preserve"> </w:t>
       </w:r>
       <w:r>
         <w:rPr>
-          <w:rFonts w:hint="eastAsia"/>
+          <w:rFonts w:hint="eastAsia" w:eastAsia="黑体"/>
         </w:rPr>
         <w:t xml:space="preserve">解调）组态，输出</w:t>
       </w:r>
       <w:r>
+        <w:rPr>
+          <w:rFonts w:eastAsia="黑体"/>
+        </w:rPr>
         <w:t xml:space="preserve"> </w:t>
       </w:r>
       <m:oMath>
@@ -606,6 +677,9 @@
         </m:r>
       </m:oMath>
       <w:r>
+        <w:rPr>
+          <w:rFonts w:eastAsia="黑体"/>
+        </w:rPr>
         <w:t xml:space="preserve">。</w:t>
       </w:r>
     </w:p>
@@ -617,7 +691,7 @@
       </w:pPr>
       <w:r>
         <w:rPr>
-          <w:rFonts w:hint="eastAsia"/>
+          <w:rFonts w:hint="eastAsia" w:eastAsia="黑体"/>
         </w:rPr>
         <w:t xml:space="preserve">工作原理</w:t>
       </w:r>
@@ -628,16 +702,19 @@
       </w:pPr>
       <w:r>
         <w:rPr>
-          <w:rFonts w:hint="eastAsia"/>
+          <w:rFonts w:hint="eastAsia" w:eastAsia="黑体"/>
         </w:rPr>
         <w:t xml:space="preserve">正交鉴频器利用移相网络在中心频率处产生</w:t>
       </w:r>
       <w:r>
+        <w:rPr>
+          <w:rFonts w:eastAsia="黑体"/>
+        </w:rPr>
         <w:t xml:space="preserve"> 90° </w:t>
       </w:r>
       <w:r>
         <w:rPr>
-          <w:rFonts w:hint="eastAsia"/>
+          <w:rFonts w:hint="eastAsia" w:eastAsia="黑体"/>
         </w:rPr>
         <w:t xml:space="preserve">相移，偏离中心频率时相移改变，乘法器比较输入与移相信号的相位差，输出与频偏成正比的电压；斜率鉴频器则利用谐振曲线斜坡把频率变化转为幅度变化后再检波。</w:t>
       </w:r>
@@ -650,7 +727,7 @@
       </w:pPr>
       <w:r>
         <w:rPr>
-          <w:rFonts w:hint="eastAsia"/>
+          <w:rFonts w:hint="eastAsia" w:eastAsia="黑体"/>
         </w:rPr>
         <w:t xml:space="preserve">关键计算公式</w:t>
       </w:r>
@@ -664,7 +741,7 @@
       </w:pPr>
       <w:r>
         <w:rPr>
-          <w:rFonts w:hint="eastAsia"/>
+          <w:rFonts w:hint="eastAsia" w:eastAsia="黑体"/>
         </w:rPr>
         <w:t xml:space="preserve">鉴频器输出：</w:t>
       </w:r>
@@ -766,7 +843,7 @@
       </w:pPr>
       <w:r>
         <w:rPr>
-          <w:rFonts w:hint="eastAsia"/>
+          <w:rFonts w:hint="eastAsia" w:eastAsia="黑体"/>
         </w:rPr>
         <w:t xml:space="preserve">正交鉴频相位差（</w:t>
       </w:r>
@@ -776,11 +853,14 @@
         </m:r>
       </m:oMath>
       <w:r>
+        <w:rPr>
+          <w:rFonts w:eastAsia="黑体"/>
+        </w:rPr>
         <w:t xml:space="preserve"> </w:t>
       </w:r>
       <w:r>
         <w:rPr>
-          <w:rFonts w:hint="eastAsia"/>
+          <w:rFonts w:hint="eastAsia" w:eastAsia="黑体"/>
         </w:rPr>
         <w:t xml:space="preserve">品质因数、</w:t>
       </w:r>
@@ -799,11 +879,14 @@
         </m:sSub>
       </m:oMath>
       <w:r>
+        <w:rPr>
+          <w:rFonts w:eastAsia="黑体"/>
+        </w:rPr>
         <w:t xml:space="preserve"> </w:t>
       </w:r>
       <w:r>
         <w:rPr>
-          <w:rFonts w:hint="eastAsia"/>
+          <w:rFonts w:hint="eastAsia" w:eastAsia="黑体"/>
         </w:rPr>
         <w:t xml:space="preserve">中心频率）：</w:t>
       </w:r>
@@ -881,7 +964,7 @@
       </w:pPr>
       <w:r>
         <w:rPr>
-          <w:rFonts w:hint="eastAsia"/>
+          <w:rFonts w:hint="eastAsia" w:eastAsia="黑体"/>
         </w:rPr>
         <w:t xml:space="preserve">鉴频线性区带宽:</w:t>
       </w:r>
@@ -971,16 +1054,19 @@
       </w:pPr>
       <w:r>
         <w:rPr>
-          <w:rFonts w:hint="eastAsia"/>
+          <w:rFonts w:hint="eastAsia" w:eastAsia="黑体"/>
         </w:rPr>
         <w:t xml:space="preserve">鉴频</w:t>
       </w:r>
       <w:r>
+        <w:rPr>
+          <w:rFonts w:eastAsia="黑体"/>
+        </w:rPr>
         <w:t xml:space="preserve"> S </w:t>
       </w:r>
       <w:r>
         <w:rPr>
-          <w:rFonts w:hint="eastAsia"/>
+          <w:rFonts w:hint="eastAsia" w:eastAsia="黑体"/>
         </w:rPr>
         <w:t xml:space="preserve">曲线斜率（灵敏度）：</w:t>
       </w:r>
@@ -1074,7 +1160,7 @@
             </w:pPr>
             <w:r>
               <w:rPr>
-                <w:rFonts w:hint="eastAsia"/>
+                <w:rFonts w:hint="eastAsia" w:eastAsia="黑体"/>
               </w:rPr>
               <w:t xml:space="preserve">符号</w:t>
             </w:r>
@@ -1088,7 +1174,7 @@
             </w:pPr>
             <w:r>
               <w:rPr>
-                <w:rFonts w:hint="eastAsia"/>
+                <w:rFonts w:hint="eastAsia" w:eastAsia="黑体"/>
               </w:rPr>
               <w:t xml:space="preserve">含义</w:t>
             </w:r>
@@ -1102,7 +1188,7 @@
             </w:pPr>
             <w:r>
               <w:rPr>
-                <w:rFonts w:hint="eastAsia"/>
+                <w:rFonts w:hint="eastAsia" w:eastAsia="黑体"/>
               </w:rPr>
               <w:t xml:space="preserve">单位</w:t>
             </w:r>
@@ -1131,6 +1217,9 @@
               </m:sSub>
             </m:oMath>
             <w:r>
+              <w:rPr>
+                <w:rFonts w:eastAsia="黑体"/>
+              </w:rPr>
               <w:t xml:space="preserve">​</w:t>
             </w:r>
           </w:p>
@@ -1143,7 +1232,7 @@
             </w:pPr>
             <w:r>
               <w:rPr>
-                <w:rFonts w:hint="eastAsia"/>
+                <w:rFonts w:hint="eastAsia" w:eastAsia="黑体"/>
               </w:rPr>
               <w:t xml:space="preserve">鉴频灵敏度</w:t>
             </w:r>
@@ -1156,6 +1245,9 @@
               <w:pStyle w:val="Compact"/>
             </w:pPr>
             <w:r>
+              <w:rPr>
+                <w:rFonts w:eastAsia="黑体"/>
+              </w:rPr>
               <w:t xml:space="preserve">V/Hz</w:t>
             </w:r>
           </w:p>
@@ -1180,6 +1272,9 @@
               </m:r>
             </m:oMath>
             <w:r>
+              <w:rPr>
+                <w:rFonts w:eastAsia="黑体"/>
+              </w:rPr>
               <w:t xml:space="preserve">​</w:t>
             </w:r>
           </w:p>
@@ -1192,7 +1287,7 @@
             </w:pPr>
             <w:r>
               <w:rPr>
-                <w:rFonts w:hint="eastAsia"/>
+                <w:rFonts w:hint="eastAsia" w:eastAsia="黑体"/>
               </w:rPr>
               <w:t xml:space="preserve">频偏</w:t>
             </w:r>
@@ -1205,6 +1300,9 @@
               <w:pStyle w:val="Compact"/>
             </w:pPr>
             <w:r>
+              <w:rPr>
+                <w:rFonts w:eastAsia="黑体"/>
+              </w:rPr>
               <w:t xml:space="preserve">Hz</w:t>
             </w:r>
           </w:p>
@@ -1232,6 +1330,9 @@
               </m:sSub>
             </m:oMath>
             <w:r>
+              <w:rPr>
+                <w:rFonts w:eastAsia="黑体"/>
+              </w:rPr>
               <w:t xml:space="preserve">​</w:t>
             </w:r>
           </w:p>
@@ -1244,7 +1345,7 @@
             </w:pPr>
             <w:r>
               <w:rPr>
-                <w:rFonts w:hint="eastAsia"/>
+                <w:rFonts w:hint="eastAsia" w:eastAsia="黑体"/>
               </w:rPr>
               <w:t xml:space="preserve">中心频率</w:t>
             </w:r>
@@ -1257,6 +1358,9 @@
               <w:pStyle w:val="Compact"/>
             </w:pPr>
             <w:r>
+              <w:rPr>
+                <w:rFonts w:eastAsia="黑体"/>
+              </w:rPr>
               <w:t xml:space="preserve">Hz</w:t>
             </w:r>
           </w:p>
@@ -1275,6 +1379,9 @@
               </m:r>
             </m:oMath>
             <w:r>
+              <w:rPr>
+                <w:rFonts w:eastAsia="黑体"/>
+              </w:rPr>
               <w:t xml:space="preserve">​</w:t>
             </w:r>
           </w:p>
@@ -1287,7 +1394,7 @@
             </w:pPr>
             <w:r>
               <w:rPr>
-                <w:rFonts w:hint="eastAsia"/>
+                <w:rFonts w:hint="eastAsia" w:eastAsia="黑体"/>
               </w:rPr>
               <w:t xml:space="preserve">品质因数</w:t>
             </w:r>
@@ -1300,6 +1407,9 @@
               <w:pStyle w:val="Compact"/>
             </w:pPr>
             <w:r>
+              <w:rPr>
+                <w:rFonts w:eastAsia="黑体"/>
+              </w:rPr>
               <w:t xml:space="preserve">—</w:t>
             </w:r>
           </w:p>
@@ -1318,6 +1428,9 @@
               </m:r>
             </m:oMath>
             <w:r>
+              <w:rPr>
+                <w:rFonts w:eastAsia="黑体"/>
+              </w:rPr>
               <w:t xml:space="preserve">​</w:t>
             </w:r>
           </w:p>
@@ -1329,11 +1442,14 @@
               <w:pStyle w:val="Compact"/>
             </w:pPr>
             <w:r>
+              <w:rPr>
+                <w:rFonts w:eastAsia="黑体"/>
+              </w:rPr>
               <w:t xml:space="preserve">S </w:t>
             </w:r>
             <w:r>
               <w:rPr>
-                <w:rFonts w:hint="eastAsia"/>
+                <w:rFonts w:hint="eastAsia" w:eastAsia="黑体"/>
               </w:rPr>
               <w:t xml:space="preserve">曲线斜率</w:t>
             </w:r>
@@ -1346,6 +1462,9 @@
               <w:pStyle w:val="Compact"/>
             </w:pPr>
             <w:r>
+              <w:rPr>
+                <w:rFonts w:eastAsia="黑体"/>
+              </w:rPr>
               <w:t xml:space="preserve">V/Hz</w:t>
             </w:r>
           </w:p>
@@ -1360,7 +1479,7 @@
       </w:pPr>
       <w:r>
         <w:rPr>
-          <w:rFonts w:hint="eastAsia"/>
+          <w:rFonts w:hint="eastAsia" w:eastAsia="黑体"/>
         </w:rPr>
         <w:t xml:space="preserve">元件调整影响</w:t>
       </w:r>
@@ -1375,7 +1494,7 @@
       </w:pPr>
       <w:r>
         <w:rPr>
-          <w:rFonts w:hint="eastAsia"/>
+          <w:rFonts w:hint="eastAsia" w:eastAsia="黑体"/>
           <w:b/>
           <w:bCs/>
         </w:rPr>
@@ -1383,6 +1502,7 @@
       </w:r>
       <w:r>
         <w:rPr>
+          <w:rFonts w:eastAsia="黑体"/>
           <w:b/>
           <w:bCs/>
         </w:rPr>
@@ -1390,21 +1510,27 @@
       </w:r>
       <w:r>
         <w:rPr>
-          <w:rFonts w:hint="eastAsia"/>
+          <w:rFonts w:hint="eastAsia" w:eastAsia="黑体"/>
           <w:b/>
           <w:bCs/>
         </w:rPr>
         <w:t xml:space="preserve">增大</w:t>
       </w:r>
       <w:r>
+        <w:rPr>
+          <w:rFonts w:eastAsia="黑体"/>
+        </w:rPr>
         <w:t xml:space="preserve"> </w:t>
       </w:r>
       <w:r>
+        <w:rPr>
+          <w:rFonts w:eastAsia="黑体"/>
+        </w:rPr>
         <w:t xml:space="preserve">→ </w:t>
       </w:r>
       <w:r>
         <w:rPr>
-          <w:rFonts w:hint="eastAsia"/>
+          <w:rFonts w:hint="eastAsia" w:eastAsia="黑体"/>
         </w:rPr>
         <w:t xml:space="preserve">鉴频斜率（灵敏度）增大，但线性区变窄。</w:t>
       </w:r>
@@ -1419,7 +1545,7 @@
       </w:pPr>
       <w:r>
         <w:rPr>
-          <w:rFonts w:hint="eastAsia"/>
+          <w:rFonts w:hint="eastAsia" w:eastAsia="黑体"/>
           <w:b/>
           <w:bCs/>
         </w:rPr>
@@ -1427,6 +1553,7 @@
       </w:r>
       <w:r>
         <w:rPr>
+          <w:rFonts w:eastAsia="黑体"/>
           <w:b/>
           <w:bCs/>
         </w:rPr>
@@ -1448,6 +1575,7 @@
       </m:oMath>
       <w:r>
         <w:rPr>
+          <w:rFonts w:eastAsia="黑体"/>
           <w:b/>
           <w:bCs/>
         </w:rPr>
@@ -1455,21 +1583,27 @@
       </w:r>
       <w:r>
         <w:rPr>
-          <w:rFonts w:hint="eastAsia"/>
+          <w:rFonts w:hint="eastAsia" w:eastAsia="黑体"/>
           <w:b/>
           <w:bCs/>
         </w:rPr>
         <w:t xml:space="preserve">偏移</w:t>
       </w:r>
       <w:r>
+        <w:rPr>
+          <w:rFonts w:eastAsia="黑体"/>
+        </w:rPr>
         <w:t xml:space="preserve"> </w:t>
       </w:r>
       <w:r>
+        <w:rPr>
+          <w:rFonts w:eastAsia="黑体"/>
+        </w:rPr>
         <w:t xml:space="preserve">→ S </w:t>
       </w:r>
       <w:r>
         <w:rPr>
-          <w:rFonts w:hint="eastAsia"/>
+          <w:rFonts w:hint="eastAsia" w:eastAsia="黑体"/>
         </w:rPr>
         <w:t xml:space="preserve">曲线不对称，产生直流偏置与非线性失真。</w:t>
       </w:r>
@@ -1484,21 +1618,27 @@
       </w:pPr>
       <w:r>
         <w:rPr>
-          <w:rFonts w:hint="eastAsia"/>
+          <w:rFonts w:hint="eastAsia" w:eastAsia="黑体"/>
           <w:b/>
           <w:bCs/>
         </w:rPr>
         <w:t xml:space="preserve">限幅不足</w:t>
       </w:r>
       <w:r>
+        <w:rPr>
+          <w:rFonts w:eastAsia="黑体"/>
+        </w:rPr>
         <w:t xml:space="preserve"> </w:t>
       </w:r>
       <w:r>
+        <w:rPr>
+          <w:rFonts w:eastAsia="黑体"/>
+        </w:rPr>
         <w:t xml:space="preserve">→ </w:t>
       </w:r>
       <w:r>
         <w:rPr>
-          <w:rFonts w:hint="eastAsia"/>
+          <w:rFonts w:hint="eastAsia" w:eastAsia="黑体"/>
         </w:rPr>
         <w:t xml:space="preserve">幅度起伏转换为输出噪声，信噪比下降。</w:t>
       </w:r>
@@ -1513,21 +1653,27 @@
       </w:pPr>
       <w:r>
         <w:rPr>
-          <w:rFonts w:hint="eastAsia"/>
+          <w:rFonts w:hint="eastAsia" w:eastAsia="黑体"/>
           <w:b/>
           <w:bCs/>
         </w:rPr>
         <w:t xml:space="preserve">乘法器增益增大</w:t>
       </w:r>
       <w:r>
+        <w:rPr>
+          <w:rFonts w:eastAsia="黑体"/>
+        </w:rPr>
         <w:t xml:space="preserve"> </w:t>
       </w:r>
       <w:r>
+        <w:rPr>
+          <w:rFonts w:eastAsia="黑体"/>
+        </w:rPr>
         <w:t xml:space="preserve">→ </w:t>
       </w:r>
       <w:r>
         <w:rPr>
-          <w:rFonts w:hint="eastAsia"/>
+          <w:rFonts w:hint="eastAsia" w:eastAsia="黑体"/>
         </w:rPr>
         <w:t xml:space="preserve">输出幅度增大，但可能超出线性区。</w:t>
       </w:r>
@@ -1542,21 +1688,27 @@
       </w:pPr>
       <w:r>
         <w:rPr>
-          <w:rFonts w:hint="eastAsia"/>
+          <w:rFonts w:hint="eastAsia" w:eastAsia="黑体"/>
           <w:b/>
           <w:bCs/>
         </w:rPr>
         <w:t xml:space="preserve">低通滤波器带宽过窄</w:t>
       </w:r>
       <w:r>
+        <w:rPr>
+          <w:rFonts w:eastAsia="黑体"/>
+        </w:rPr>
         <w:t xml:space="preserve"> </w:t>
       </w:r>
       <w:r>
+        <w:rPr>
+          <w:rFonts w:eastAsia="黑体"/>
+        </w:rPr>
         <w:t xml:space="preserve">→ </w:t>
       </w:r>
       <w:r>
         <w:rPr>
-          <w:rFonts w:hint="eastAsia"/>
+          <w:rFonts w:hint="eastAsia" w:eastAsia="黑体"/>
         </w:rPr>
         <w:t xml:space="preserve">基带高频分量被滤除，信号失真。</w:t>
       </w:r>
@@ -1569,7 +1721,7 @@
       </w:pPr>
       <w:r>
         <w:rPr>
-          <w:rFonts w:hint="eastAsia"/>
+          <w:rFonts w:hint="eastAsia" w:eastAsia="黑体"/>
         </w:rPr>
         <w:t xml:space="preserve">典型参数示例</w:t>
       </w:r>
@@ -1584,11 +1736,14 @@
       </w:pPr>
       <w:r>
         <w:rPr>
-          <w:rFonts w:hint="eastAsia"/>
+          <w:rFonts w:hint="eastAsia" w:eastAsia="黑体"/>
         </w:rPr>
         <w:t xml:space="preserve">取</w:t>
       </w:r>
       <w:r>
+        <w:rPr>
+          <w:rFonts w:eastAsia="黑体"/>
+        </w:rPr>
         <w:t xml:space="preserve"> </w:t>
       </w:r>
       <m:oMath>
@@ -1606,6 +1761,9 @@
         </m:r>
       </m:oMath>
       <w:r>
+        <w:rPr>
+          <w:rFonts w:eastAsia="黑体"/>
+        </w:rPr>
         <w:t xml:space="preserve">、</w:t>
       </w:r>
       <m:oMath>
@@ -1643,7 +1801,7 @@
       </m:oMath>
       <w:r>
         <w:rPr>
-          <w:rFonts w:hint="eastAsia"/>
+          <w:rFonts w:hint="eastAsia" w:eastAsia="黑体"/>
         </w:rPr>
         <w:t xml:space="preserve">：</w:t>
       </w:r>
@@ -1747,6 +1905,9 @@
         </m:r>
       </m:oMath>
       <w:r>
+        <w:rPr>
+          <w:rFonts w:eastAsia="黑体"/>
+        </w:rPr>
         <w:t xml:space="preserve">。</w:t>
       </w:r>
     </w:p>
@@ -1760,11 +1921,14 @@
       </w:pPr>
       <w:r>
         <w:rPr>
-          <w:rFonts w:hint="eastAsia"/>
+          <w:rFonts w:hint="eastAsia" w:eastAsia="黑体"/>
         </w:rPr>
         <w:t xml:space="preserve">取</w:t>
       </w:r>
       <w:r>
+        <w:rPr>
+          <w:rFonts w:eastAsia="黑体"/>
+        </w:rPr>
         <w:t xml:space="preserve"> </w:t>
       </w:r>
       <m:oMath>
@@ -1801,6 +1965,9 @@
         </m:r>
       </m:oMath>
       <w:r>
+        <w:rPr>
+          <w:rFonts w:eastAsia="黑体"/>
+        </w:rPr>
         <w:t xml:space="preserve">、</w:t>
       </w:r>
       <m:oMath>
@@ -1835,7 +2002,7 @@
       </m:oMath>
       <w:r>
         <w:rPr>
-          <w:rFonts w:hint="eastAsia"/>
+          <w:rFonts w:hint="eastAsia" w:eastAsia="黑体"/>
         </w:rPr>
         <w:t xml:space="preserve">：</w:t>
       </w:r>
@@ -1873,6 +2040,9 @@
         </m:r>
       </m:oMath>
       <w:r>
+        <w:rPr>
+          <w:rFonts w:eastAsia="黑体"/>
+        </w:rPr>
         <w:t xml:space="preserve">。</w:t>
       </w:r>
     </w:p>
@@ -1884,7 +2054,7 @@
       </w:pPr>
       <w:r>
         <w:rPr>
-          <w:rFonts w:hint="eastAsia"/>
+          <w:rFonts w:hint="eastAsia" w:eastAsia="黑体"/>
         </w:rPr>
         <w:t xml:space="preserve">常见器件型号</w:t>
       </w:r>
@@ -1899,16 +2069,19 @@
       </w:pPr>
       <w:r>
         <w:rPr>
-          <w:rFonts w:hint="eastAsia"/>
+          <w:rFonts w:hint="eastAsia" w:eastAsia="黑体"/>
         </w:rPr>
         <w:t xml:space="preserve">调频中放/鉴频</w:t>
       </w:r>
       <w:r>
+        <w:rPr>
+          <w:rFonts w:eastAsia="黑体"/>
+        </w:rPr>
         <w:t xml:space="preserve"> </w:t>
       </w:r>
       <w:r>
         <w:rPr>
-          <w:rFonts w:hint="eastAsia"/>
+          <w:rFonts w:hint="eastAsia" w:eastAsia="黑体"/>
         </w:rPr>
         <w:t xml:space="preserve">IC：MC3359、SA604、TDA7000。</w:t>
       </w:r>
@@ -1922,11 +2095,14 @@
         </w:numPr>
       </w:pPr>
       <w:r>
+        <w:rPr>
+          <w:rFonts w:eastAsia="黑体"/>
+        </w:rPr>
         <w:t xml:space="preserve">PLL </w:t>
       </w:r>
       <w:r>
         <w:rPr>
-          <w:rFonts w:hint="eastAsia"/>
+          <w:rFonts w:hint="eastAsia" w:eastAsia="黑体"/>
         </w:rPr>
         <w:t xml:space="preserve">鉴频：NE565、CD4046。</w:t>
       </w:r>
@@ -1941,7 +2117,7 @@
       </w:pPr>
       <w:r>
         <w:rPr>
-          <w:rFonts w:hint="eastAsia"/>
+          <w:rFonts w:hint="eastAsia" w:eastAsia="黑体"/>
         </w:rPr>
         <w:t xml:space="preserve">乘法器：MC1496。</w:t>
       </w:r>
@@ -1954,7 +2130,7 @@
       </w:pPr>
       <w:r>
         <w:rPr>
-          <w:rFonts w:hint="eastAsia"/>
+          <w:rFonts w:hint="eastAsia" w:eastAsia="黑体"/>
         </w:rPr>
         <w:t xml:space="preserve">注意事项</w:t>
       </w:r>
@@ -1968,11 +2144,14 @@
         </w:numPr>
       </w:pPr>
       <w:r>
+        <w:rPr>
+          <w:rFonts w:eastAsia="黑体"/>
+        </w:rPr>
         <w:t xml:space="preserve">S </w:t>
       </w:r>
       <w:r>
         <w:rPr>
-          <w:rFonts w:hint="eastAsia"/>
+          <w:rFonts w:hint="eastAsia" w:eastAsia="黑体"/>
         </w:rPr>
         <w:t xml:space="preserve">曲线线性区需覆盖最大频偏，否则高端/低端频偏产生失真。</w:t>
       </w:r>
@@ -1987,7 +2166,7 @@
       </w:pPr>
       <w:r>
         <w:rPr>
-          <w:rFonts w:hint="eastAsia"/>
+          <w:rFonts w:hint="eastAsia" w:eastAsia="黑体"/>
         </w:rPr>
         <w:t xml:space="preserve">限幅器应放在鉴频前，消除幅度干扰并稳定工作点。</w:t>
       </w:r>
@@ -2001,20 +2180,26 @@
         </w:numPr>
       </w:pPr>
       <w:r>
+        <w:rPr>
+          <w:rFonts w:eastAsia="黑体"/>
+        </w:rPr>
         <w:t xml:space="preserve">LC </w:t>
       </w:r>
       <w:r>
         <w:rPr>
-          <w:rFonts w:hint="eastAsia"/>
+          <w:rFonts w:hint="eastAsia" w:eastAsia="黑体"/>
         </w:rPr>
         <w:t xml:space="preserve">并联谐振对温度敏感，需稳定谐振回路参数或用</w:t>
       </w:r>
       <w:r>
+        <w:rPr>
+          <w:rFonts w:eastAsia="黑体"/>
+        </w:rPr>
         <w:t xml:space="preserve"> PLL </w:t>
       </w:r>
       <w:r>
         <w:rPr>
-          <w:rFonts w:hint="eastAsia"/>
+          <w:rFonts w:hint="eastAsia" w:eastAsia="黑体"/>
         </w:rPr>
         <w:t xml:space="preserve">鉴频。</w:t>
       </w:r>
@@ -2029,7 +2214,7 @@
       </w:pPr>
       <w:r>
         <w:rPr>
-          <w:rFonts w:hint="eastAsia"/>
+          <w:rFonts w:hint="eastAsia" w:eastAsia="黑体"/>
         </w:rPr>
         <w:t xml:space="preserve">比例鉴频自带限幅能力，适合低成本调频广播收音机。</w:t>
       </w:r>
@@ -2042,7 +2227,7 @@
       </w:pPr>
       <w:r>
         <w:rPr>
-          <w:rFonts w:hint="eastAsia"/>
+          <w:rFonts w:hint="eastAsia" w:eastAsia="黑体"/>
         </w:rPr>
         <w:t xml:space="preserve">参考资料</w:t>
       </w:r>
@@ -2056,6 +2241,9 @@
         </w:numPr>
       </w:pPr>
       <w:r>
+        <w:rPr>
+          <w:rFonts w:eastAsia="黑体"/>
+        </w:rPr>
         <w:t xml:space="preserve">Wikipedia: Frequency modulation。</w:t>
       </w:r>
     </w:p>
@@ -2069,7 +2257,7 @@
       </w:pPr>
       <w:r>
         <w:rPr>
-          <w:rFonts w:hint="eastAsia"/>
+          <w:rFonts w:hint="eastAsia" w:eastAsia="黑体"/>
         </w:rPr>
         <w:t xml:space="preserve">《通信电子线路》（张肃文）。</w:t>
       </w:r>
@@ -2083,11 +2271,14 @@
         </w:numPr>
       </w:pPr>
       <w:r>
+        <w:rPr>
+          <w:rFonts w:eastAsia="黑体"/>
+        </w:rPr>
         <w:t xml:space="preserve">NXP SA604 </w:t>
       </w:r>
       <w:r>
         <w:rPr>
-          <w:rFonts w:hint="eastAsia"/>
+          <w:rFonts w:hint="eastAsia" w:eastAsia="黑体"/>
         </w:rPr>
         <w:t xml:space="preserve">数据手册。</w:t>
       </w:r>
@@ -2101,11 +2292,11 @@
       </w:pPr>
       <w:r>
         <w:rPr>
-          <w:rFonts w:ascii="Times New Roman" w:hAnsi="Times New Roman"/>
+          <w:rFonts w:ascii="Times New Roman" w:hAnsi="Times New Roman" w:eastAsia="黑体"/>
           <w:color w:val="555555"/>
           <w:sz w:val="21"/>
         </w:rPr>
-        <w:t>材料收集者：杜文杰</w:t>
+        <w:t>材料收集者：杜文杰，WX手机：19519196569，QQ:3478827729</w:t>
       </w:r>
     </w:p>
     <w:sectPr>
@@ -2125,7 +2316,7 @@
 </file>
 
 <file path=word/footer1.xml><?xml version="1.0" encoding="utf-8"?>
-<w:ftr xmlns:m="http://schemas.openxmlformats.org/officeDocument/2006/math" xmlns:mc="http://schemas.openxmlformats.org/markup-compatibility/2006" xmlns:mo="http://schemas.microsoft.com/office/mac/office/2008/main" xmlns:mv="urn:schemas-microsoft-com:mac:vml" xmlns:o="urn:schemas-microsoft-com:office:office" xmlns:r="http://schemas.openxmlformats.org/officeDocument/2006/relationships" xmlns:v="urn:schemas-microsoft-com:vml" xmlns:w10="urn:schemas-microsoft-com:office:word" xmlns:w14="http://schemas.microsoft.com/office/word/2010/wordml" xmlns:w="http://schemas.openxmlformats.org/wordprocessingml/2006/main" xmlns:wne="http://schemas.microsoft.com/office/word/2006/wordml" xmlns:wp14="http://schemas.microsoft.com/office/word/2010/wordprocessingDrawing" xmlns:wp="http://schemas.openxmlformats.org/drawingml/2006/wordprocessingDrawing" xmlns:wpc="http://schemas.microsoft.com/office/word/2010/wordprocessingCanvas" xmlns:wpg="http://schemas.microsoft.com/office/word/2010/wordprocessingGroup" xmlns:wpi="http://schemas.microsoft.com/office/word/2010/wordprocessingInk" xmlns:wps="http://schemas.microsoft.com/office/word/2010/wordprocessingShape" mc:Ignorable="w14 wp14">
+<w:ftr xmlns:mc="http://schemas.openxmlformats.org/markup-compatibility/2006" xmlns:w="http://schemas.openxmlformats.org/wordprocessingml/2006/main" xmlns:m="http://schemas.openxmlformats.org/officeDocument/2006/math" xmlns:mo="http://schemas.microsoft.com/office/mac/office/2008/main" xmlns:mv="urn:schemas-microsoft-com:mac:vml" xmlns:o="urn:schemas-microsoft-com:office:office" xmlns:r="http://schemas.openxmlformats.org/officeDocument/2006/relationships" xmlns:v="urn:schemas-microsoft-com:vml" xmlns:w10="urn:schemas-microsoft-com:office:word" xmlns:w14="http://schemas.microsoft.com/office/word/2010/wordml" xmlns:wne="http://schemas.microsoft.com/office/word/2006/wordml" xmlns:wp14="http://schemas.microsoft.com/office/word/2010/wordprocessingDrawing" xmlns:wp="http://schemas.openxmlformats.org/drawingml/2006/wordprocessingDrawing" xmlns:wpc="http://schemas.microsoft.com/office/word/2010/wordprocessingCanvas" xmlns:wpg="http://schemas.microsoft.com/office/word/2010/wordprocessingGroup" xmlns:wpi="http://schemas.microsoft.com/office/word/2010/wordprocessingInk" xmlns:wps="http://schemas.microsoft.com/office/word/2010/wordprocessingShape" mc:Ignorable="w14 wp14">
   <w:p>
     <w:pPr>
       <w:pStyle w:val="Footer"/>
@@ -2133,12 +2324,14 @@
     </w:pPr>
     <w:r>
       <w:rPr>
+        <w:rFonts w:eastAsia="黑体"/>
         <w:sz w:val="18"/>
       </w:rPr>
       <w:t xml:space="preserve">第 </w:t>
     </w:r>
     <w:r>
       <w:rPr>
+        <w:rFonts w:eastAsia="黑体"/>
         <w:sz w:val="18"/>
       </w:rPr>
       <w:fldChar w:fldCharType="begin"/>
@@ -2147,6 +2340,7 @@
     </w:r>
     <w:r>
       <w:rPr>
+        <w:rFonts w:eastAsia="黑体"/>
         <w:sz w:val="18"/>
       </w:rPr>
       <w:t xml:space="preserve"> 页</w:t>
@@ -2160,6 +2354,9 @@
   <w:footnote w:type="continuationSeparator" w:id="0">
     <w:p>
       <w:r>
+        <w:rPr>
+          <w:rFonts w:eastAsia="黑体"/>
+        </w:rPr>
         <w:continuationSeparator/>
       </w:r>
     </w:p>
@@ -2167,6 +2364,9 @@
   <w:footnote w:type="separator" w:id="-1">
     <w:p>
       <w:r>
+        <w:rPr>
+          <w:rFonts w:eastAsia="黑体"/>
+        </w:rPr>
         <w:separator/>
       </w:r>
     </w:p>
@@ -2175,7 +2375,7 @@
 </file>
 
 <file path=word/header1.xml><?xml version="1.0" encoding="utf-8"?>
-<w:hdr xmlns:m="http://schemas.openxmlformats.org/officeDocument/2006/math" xmlns:mc="http://schemas.openxmlformats.org/markup-compatibility/2006" xmlns:mo="http://schemas.microsoft.com/office/mac/office/2008/main" xmlns:mv="urn:schemas-microsoft-com:mac:vml" xmlns:o="urn:schemas-microsoft-com:office:office" xmlns:r="http://schemas.openxmlformats.org/officeDocument/2006/relationships" xmlns:v="urn:schemas-microsoft-com:vml" xmlns:w10="urn:schemas-microsoft-com:office:word" xmlns:w14="http://schemas.microsoft.com/office/word/2010/wordml" xmlns:w="http://schemas.openxmlformats.org/wordprocessingml/2006/main" xmlns:wne="http://schemas.microsoft.com/office/word/2006/wordml" xmlns:wp14="http://schemas.microsoft.com/office/word/2010/wordprocessingDrawing" xmlns:wp="http://schemas.openxmlformats.org/drawingml/2006/wordprocessingDrawing" xmlns:wpc="http://schemas.microsoft.com/office/word/2010/wordprocessingCanvas" xmlns:wpg="http://schemas.microsoft.com/office/word/2010/wordprocessingGroup" xmlns:wpi="http://schemas.microsoft.com/office/word/2010/wordprocessingInk" xmlns:wps="http://schemas.microsoft.com/office/word/2010/wordprocessingShape" mc:Ignorable="w14 wp14">
+<w:hdr xmlns:mc="http://schemas.openxmlformats.org/markup-compatibility/2006" xmlns:w="http://schemas.openxmlformats.org/wordprocessingml/2006/main" xmlns:m="http://schemas.openxmlformats.org/officeDocument/2006/math" xmlns:mo="http://schemas.microsoft.com/office/mac/office/2008/main" xmlns:mv="urn:schemas-microsoft-com:mac:vml" xmlns:o="urn:schemas-microsoft-com:office:office" xmlns:r="http://schemas.openxmlformats.org/officeDocument/2006/relationships" xmlns:v="urn:schemas-microsoft-com:vml" xmlns:w10="urn:schemas-microsoft-com:office:word" xmlns:w14="http://schemas.microsoft.com/office/word/2010/wordml" xmlns:wne="http://schemas.microsoft.com/office/word/2006/wordml" xmlns:wp14="http://schemas.microsoft.com/office/word/2010/wordprocessingDrawing" xmlns:wp="http://schemas.openxmlformats.org/drawingml/2006/wordprocessingDrawing" xmlns:wpc="http://schemas.microsoft.com/office/word/2010/wordprocessingCanvas" xmlns:wpg="http://schemas.microsoft.com/office/word/2010/wordprocessingGroup" xmlns:wpi="http://schemas.microsoft.com/office/word/2010/wordprocessingInk" xmlns:wps="http://schemas.microsoft.com/office/word/2010/wordprocessingShape" mc:Ignorable="w14 wp14">
   <w:p>
     <w:pPr>
       <w:pStyle w:val="Header"/>
@@ -2183,7 +2383,7 @@
     </w:pPr>
     <w:r>
       <w:rPr>
-        <w:rFonts w:ascii="Times New Roman" w:hAnsi="Times New Roman"/>
+        <w:rFonts w:ascii="Times New Roman" w:hAnsi="Times New Roman" w:eastAsia="黑体"/>
         <w:sz w:val="18"/>
         <w:rFonts w:eastAsia="黑体"/>
         <w:rFonts w:eastAsia="黑体"/>
@@ -2195,7 +2395,7 @@
 </file>
 
 <file path=word/numbering.xml><?xml version="1.0" encoding="utf-8"?>
-<w:numbering xmlns:m="http://schemas.openxmlformats.org/officeDocument/2006/math" xmlns:mc="http://schemas.openxmlformats.org/markup-compatibility/2006" xmlns:mo="http://schemas.microsoft.com/office/mac/office/2008/main" xmlns:mv="urn:schemas-microsoft-com:mac:vml" xmlns:o="urn:schemas-microsoft-com:office:office" xmlns:r="http://schemas.openxmlformats.org/officeDocument/2006/relationships" xmlns:v="urn:schemas-microsoft-com:vml" xmlns:w="http://schemas.openxmlformats.org/wordprocessingml/2006/main" xmlns:w10="urn:schemas-microsoft-com:office:word" xmlns:w14="http://schemas.microsoft.com/office/word/2010/wordml" xmlns:wne="http://schemas.microsoft.com/office/word/2006/wordml" xmlns:wp="http://schemas.openxmlformats.org/drawingml/2006/wordprocessingDrawing" xmlns:wp14="http://schemas.microsoft.com/office/word/2010/wordprocessingDrawing" xmlns:wpc="http://schemas.microsoft.com/office/word/2010/wordprocessingCanvas" xmlns:wpg="http://schemas.microsoft.com/office/word/2010/wordprocessingGroup" xmlns:wpi="http://schemas.microsoft.com/office/word/2010/wordprocessingInk" xmlns:wps="http://schemas.microsoft.com/office/word/2010/wordprocessingShape" mc:Ignorable="w14 wp14">
+<w:numbering xmlns:mc="http://schemas.openxmlformats.org/markup-compatibility/2006" xmlns:w="http://schemas.openxmlformats.org/wordprocessingml/2006/main" xmlns:m="http://schemas.openxmlformats.org/officeDocument/2006/math" xmlns:mo="http://schemas.microsoft.com/office/mac/office/2008/main" xmlns:mv="urn:schemas-microsoft-com:mac:vml" xmlns:o="urn:schemas-microsoft-com:office:office" xmlns:r="http://schemas.openxmlformats.org/officeDocument/2006/relationships" xmlns:v="urn:schemas-microsoft-com:vml" xmlns:w10="urn:schemas-microsoft-com:office:word" xmlns:w14="http://schemas.microsoft.com/office/word/2010/wordml" xmlns:wne="http://schemas.microsoft.com/office/word/2006/wordml" xmlns:wp="http://schemas.openxmlformats.org/drawingml/2006/wordprocessingDrawing" xmlns:wp14="http://schemas.microsoft.com/office/word/2010/wordprocessingDrawing" xmlns:wpc="http://schemas.microsoft.com/office/word/2010/wordprocessingCanvas" xmlns:wpg="http://schemas.microsoft.com/office/word/2010/wordprocessingGroup" xmlns:wpi="http://schemas.microsoft.com/office/word/2010/wordprocessingInk" xmlns:wps="http://schemas.microsoft.com/office/word/2010/wordprocessingShape" mc:Ignorable="w14 wp14">
   <w:abstractNum w:abstractNumId="0">
     <w:nsid w:val="FFFFFF7C"/>
     <w:multiLevelType w:val="singleLevel"/>
@@ -2282,7 +2482,7 @@
         <w:ind w:hanging="360" w:left="1440"/>
       </w:pPr>
       <w:rPr>
-        <w:rFonts w:ascii="Symbol" w:hAnsi="Symbol" w:hint="default"/>
+        <w:rFonts w:ascii="Symbol" w:hAnsi="Symbol" w:hint="default" w:eastAsia="黑体"/>
       </w:rPr>
     </w:lvl>
   </w:abstractNum>
@@ -2303,7 +2503,7 @@
         <w:ind w:hanging="360" w:left="1080"/>
       </w:pPr>
       <w:rPr>
-        <w:rFonts w:ascii="Symbol" w:hAnsi="Symbol" w:hint="default"/>
+        <w:rFonts w:ascii="Symbol" w:hAnsi="Symbol" w:hint="default" w:eastAsia="黑体"/>
       </w:rPr>
     </w:lvl>
   </w:abstractNum>
@@ -2324,7 +2524,7 @@
         <w:ind w:hanging="360" w:left="720"/>
       </w:pPr>
       <w:rPr>
-        <w:rFonts w:ascii="Symbol" w:hAnsi="Symbol" w:hint="default"/>
+        <w:rFonts w:ascii="Symbol" w:hAnsi="Symbol" w:hint="default" w:eastAsia="黑体"/>
       </w:rPr>
     </w:lvl>
   </w:abstractNum>
@@ -2363,7 +2563,7 @@
         <w:ind w:hanging="360" w:left="360"/>
       </w:pPr>
       <w:rPr>
-        <w:rFonts w:ascii="Symbol" w:hAnsi="Symbol" w:hint="default"/>
+        <w:rFonts w:ascii="Symbol" w:hAnsi="Symbol" w:hint="default" w:eastAsia="黑体"/>
       </w:rPr>
     </w:lvl>
   </w:abstractNum>
@@ -2454,7 +2654,7 @@
         <w:ind w:left="720" w:hanging="360"/>
       </w:pPr>
       <w:rPr>
-        <w:rFonts w:ascii="Symbol" w:hAnsi="Symbol" w:cs="Symbol" w:hint="default"/>
+        <w:rFonts w:ascii="Symbol" w:hAnsi="Symbol" w:cs="Symbol" w:hint="default" w:eastAsia="黑体"/>
       </w:rPr>
     </w:lvl>
     <w:lvl w:ilvl="1">
@@ -2465,7 +2665,7 @@
         <w:ind w:left="1440" w:hanging="360"/>
       </w:pPr>
       <w:rPr>
-        <w:rFonts w:ascii="Courier New" w:hAnsi="Courier New" w:cs="Courier New" w:hint="default"/>
+        <w:rFonts w:ascii="Courier New" w:hAnsi="Courier New" w:cs="Courier New" w:hint="default" w:eastAsia="黑体"/>
       </w:rPr>
     </w:lvl>
     <w:lvl w:ilvl="2">
@@ -2476,7 +2676,7 @@
         <w:ind w:left="2160" w:hanging="360"/>
       </w:pPr>
       <w:rPr>
-        <w:rFonts w:ascii="Wingdings" w:hAnsi="Wingdings" w:cs="Wingdings" w:hint="default"/>
+        <w:rFonts w:ascii="Wingdings" w:hAnsi="Wingdings" w:cs="Wingdings" w:hint="default" w:eastAsia="黑体"/>
       </w:rPr>
     </w:lvl>
     <w:lvl w:ilvl="3">
@@ -2487,7 +2687,7 @@
         <w:ind w:left="2880" w:hanging="360"/>
       </w:pPr>
       <w:rPr>
-        <w:rFonts w:ascii="Symbol" w:hAnsi="Symbol" w:cs="Symbol" w:hint="default"/>
+        <w:rFonts w:ascii="Symbol" w:hAnsi="Symbol" w:cs="Symbol" w:hint="default" w:eastAsia="黑体"/>
       </w:rPr>
     </w:lvl>
     <w:lvl w:ilvl="4">
@@ -2498,7 +2698,7 @@
         <w:ind w:left="3600" w:hanging="360"/>
       </w:pPr>
       <w:rPr>
-        <w:rFonts w:ascii="Courier New" w:hAnsi="Courier New" w:cs="Courier New" w:hint="default"/>
+        <w:rFonts w:ascii="Courier New" w:hAnsi="Courier New" w:cs="Courier New" w:hint="default" w:eastAsia="黑体"/>
       </w:rPr>
     </w:lvl>
     <w:lvl w:ilvl="5">
@@ -2509,7 +2709,7 @@
         <w:ind w:left="4320" w:hanging="360"/>
       </w:pPr>
       <w:rPr>
-        <w:rFonts w:ascii="Wingdings" w:hAnsi="Wingdings" w:cs="Wingdings" w:hint="default"/>
+        <w:rFonts w:ascii="Wingdings" w:hAnsi="Wingdings" w:cs="Wingdings" w:hint="default" w:eastAsia="黑体"/>
       </w:rPr>
     </w:lvl>
     <w:lvl w:ilvl="6">
@@ -2520,7 +2720,7 @@
         <w:ind w:left="5040" w:hanging="360"/>
       </w:pPr>
       <w:rPr>
-        <w:rFonts w:ascii="Symbol" w:hAnsi="Symbol" w:cs="Symbol" w:hint="default"/>
+        <w:rFonts w:ascii="Symbol" w:hAnsi="Symbol" w:cs="Symbol" w:hint="default" w:eastAsia="黑体"/>
       </w:rPr>
     </w:lvl>
     <w:lvl w:ilvl="7">
@@ -2531,7 +2731,7 @@
         <w:ind w:left="5760" w:hanging="360"/>
       </w:pPr>
       <w:rPr>
-        <w:rFonts w:ascii="Courier New" w:hAnsi="Courier New" w:cs="Courier New" w:hint="default"/>
+        <w:rFonts w:ascii="Courier New" w:hAnsi="Courier New" w:cs="Courier New" w:hint="default" w:eastAsia="黑体"/>
       </w:rPr>
     </w:lvl>
     <w:lvl w:ilvl="8">
@@ -2542,7 +2742,7 @@
         <w:ind w:left="6480" w:hanging="360"/>
       </w:pPr>
       <w:rPr>
-        <w:rFonts w:ascii="Wingdings" w:hAnsi="Wingdings" w:cs="Wingdings" w:hint="default"/>
+        <w:rFonts w:ascii="Wingdings" w:hAnsi="Wingdings" w:cs="Wingdings" w:hint="default" w:eastAsia="黑体"/>
       </w:rPr>
     </w:lvl>
   </w:abstractNum>
@@ -2598,11 +2798,11 @@
 </file>
 
 <file path=word/styles.xml><?xml version="1.0" encoding="utf-8"?>
-<w:styles xmlns:mc="http://schemas.openxmlformats.org/markup-compatibility/2006" xmlns:r="http://schemas.openxmlformats.org/officeDocument/2006/relationships" xmlns:w="http://schemas.openxmlformats.org/wordprocessingml/2006/main" xmlns:w14="http://schemas.microsoft.com/office/word/2010/wordml" mc:Ignorable="w14">
+<w:styles xmlns:mc="http://schemas.openxmlformats.org/markup-compatibility/2006" xmlns:w="http://schemas.openxmlformats.org/wordprocessingml/2006/main" xmlns:r="http://schemas.openxmlformats.org/officeDocument/2006/relationships" xmlns:w14="http://schemas.microsoft.com/office/word/2010/wordml" mc:Ignorable="w14">
   <w:docDefaults>
     <w:rPrDefault>
       <w:rPr>
-        <w:rFonts w:asciiTheme="minorHAnsi" w:cstheme="minorBidi" w:eastAsiaTheme="minorEastAsia" w:hAnsiTheme="minorHAnsi"/>
+        <w:rFonts w:asciiTheme="minorHAnsi" w:cstheme="minorBidi" w:hAnsiTheme="minorHAnsi" w:eastAsia="黑体"/>
         <w:sz w:val="22"/>
         <w:szCs w:val="22"/>
         <w:lang w:bidi="ar-SA" w:eastAsia="en-US" w:val="en-US"/>
@@ -2824,7 +3024,7 @@
       <w:outlineLvl w:val="0"/>
     </w:pPr>
     <w:rPr>
-      <w:rFonts w:ascii="Times New Roman" w:asciiTheme="majorHAnsi" w:cstheme="majorBidi" w:eastAsia="黑体" w:eastAsiaTheme="majorEastAsia" w:hAnsi="Times New Roman" w:hAnsiTheme="majorHAnsi"/>
+      <w:rFonts w:ascii="Times New Roman" w:asciiTheme="majorHAnsi" w:cstheme="majorBidi" w:eastAsia="黑体" w:hAnsi="Times New Roman" w:hAnsiTheme="majorHAnsi"/>
       <w:b/>
       <w:bCs/>
       <w:color w:val="1F3864"/>
@@ -2848,7 +3048,7 @@
       <w:outlineLvl w:val="1"/>
     </w:pPr>
     <w:rPr>
-      <w:rFonts w:ascii="Times New Roman" w:asciiTheme="majorHAnsi" w:cstheme="majorBidi" w:eastAsia="黑体" w:eastAsiaTheme="majorEastAsia" w:hAnsi="Times New Roman" w:hAnsiTheme="majorHAnsi"/>
+      <w:rFonts w:ascii="Times New Roman" w:asciiTheme="majorHAnsi" w:cstheme="majorBidi" w:eastAsia="黑体" w:hAnsi="Times New Roman" w:hAnsiTheme="majorHAnsi"/>
       <w:b/>
       <w:bCs/>
       <w:color w:val="2E4E7E"/>
@@ -2872,7 +3072,7 @@
       <w:outlineLvl w:val="2"/>
     </w:pPr>
     <w:rPr>
-      <w:rFonts w:ascii="Times New Roman" w:asciiTheme="majorHAnsi" w:cstheme="majorBidi" w:eastAsia="黑体" w:eastAsiaTheme="majorEastAsia" w:hAnsi="Times New Roman" w:hAnsiTheme="majorHAnsi"/>
+      <w:rFonts w:ascii="Times New Roman" w:asciiTheme="majorHAnsi" w:cstheme="majorBidi" w:eastAsia="黑体" w:hAnsi="Times New Roman" w:hAnsiTheme="majorHAnsi"/>
       <w:b/>
       <w:bCs/>
       <w:color w:val="2E4E7E"/>
@@ -2896,7 +3096,7 @@
       <w:outlineLvl w:val="3"/>
     </w:pPr>
     <w:rPr>
-      <w:rFonts w:ascii="Times New Roman" w:asciiTheme="majorHAnsi" w:cstheme="majorBidi" w:eastAsia="黑体" w:eastAsiaTheme="majorEastAsia" w:hAnsi="Times New Roman" w:hAnsiTheme="majorHAnsi"/>
+      <w:rFonts w:ascii="Times New Roman" w:asciiTheme="majorHAnsi" w:cstheme="majorBidi" w:eastAsia="黑体" w:hAnsi="Times New Roman" w:hAnsiTheme="majorHAnsi"/>
       <w:b/>
       <w:bCs/>
       <w:i/>
@@ -2922,7 +3122,7 @@
       <w:outlineLvl w:val="4"/>
     </w:pPr>
     <w:rPr>
-      <w:rFonts w:ascii="Times New Roman" w:asciiTheme="majorHAnsi" w:cstheme="majorBidi" w:eastAsia="黑体" w:eastAsiaTheme="majorEastAsia" w:hAnsi="Times New Roman" w:hAnsiTheme="majorHAnsi"/>
+      <w:rFonts w:ascii="Times New Roman" w:asciiTheme="majorHAnsi" w:cstheme="majorBidi" w:eastAsia="黑体" w:hAnsi="Times New Roman" w:hAnsiTheme="majorHAnsi"/>
       <w:b/>
       <w:color w:val="333333"/>
       <w:sz w:val="22"/>
@@ -2945,7 +3145,7 @@
       <w:outlineLvl w:val="5"/>
     </w:pPr>
     <w:rPr>
-      <w:rFonts w:asciiTheme="majorHAnsi" w:cstheme="majorBidi" w:eastAsiaTheme="majorEastAsia" w:hAnsiTheme="majorHAnsi"/>
+      <w:rFonts w:asciiTheme="majorHAnsi" w:cstheme="majorBidi" w:hAnsiTheme="majorHAnsi" w:eastAsia="黑体"/>
       <w:i/>
       <w:iCs/>
       <w:color w:themeColor="accent1" w:themeShade="7F" w:val="243F60"/>
@@ -2968,7 +3168,7 @@
       <w:outlineLvl w:val="6"/>
     </w:pPr>
     <w:rPr>
-      <w:rFonts w:asciiTheme="majorHAnsi" w:cstheme="majorBidi" w:eastAsiaTheme="majorEastAsia" w:hAnsiTheme="majorHAnsi"/>
+      <w:rFonts w:asciiTheme="majorHAnsi" w:cstheme="majorBidi" w:hAnsiTheme="majorHAnsi" w:eastAsia="黑体"/>
       <w:i/>
       <w:iCs/>
       <w:color w:themeColor="text1" w:themeTint="BF" w:val="404040"/>
@@ -2991,7 +3191,7 @@
       <w:outlineLvl w:val="7"/>
     </w:pPr>
     <w:rPr>
-      <w:rFonts w:asciiTheme="majorHAnsi" w:cstheme="majorBidi" w:eastAsiaTheme="majorEastAsia" w:hAnsiTheme="majorHAnsi"/>
+      <w:rFonts w:asciiTheme="majorHAnsi" w:cstheme="majorBidi" w:hAnsiTheme="majorHAnsi" w:eastAsia="黑体"/>
       <w:color w:themeColor="accent1" w:val="4F81BD"/>
       <w:sz w:val="20"/>
       <w:szCs w:val="20"/>
@@ -3014,7 +3214,7 @@
       <w:outlineLvl w:val="8"/>
     </w:pPr>
     <w:rPr>
-      <w:rFonts w:asciiTheme="majorHAnsi" w:cstheme="majorBidi" w:eastAsiaTheme="majorEastAsia" w:hAnsiTheme="majorHAnsi"/>
+      <w:rFonts w:asciiTheme="majorHAnsi" w:cstheme="majorBidi" w:hAnsiTheme="majorHAnsi" w:eastAsia="黑体"/>
       <w:i/>
       <w:iCs/>
       <w:color w:themeColor="text1" w:themeTint="BF" w:val="404040"/>
@@ -3065,7 +3265,7 @@
     <w:uiPriority w:val="9"/>
     <w:rsid w:val="00FC693F"/>
     <w:rPr>
-      <w:rFonts w:asciiTheme="majorHAnsi" w:cstheme="majorBidi" w:eastAsiaTheme="majorEastAsia" w:hAnsiTheme="majorHAnsi"/>
+      <w:rFonts w:asciiTheme="majorHAnsi" w:cstheme="majorBidi" w:hAnsiTheme="majorHAnsi" w:eastAsia="黑体"/>
       <w:b/>
       <w:bCs/>
       <w:color w:themeColor="accent1" w:themeShade="BF" w:val="365F91"/>
@@ -3080,7 +3280,7 @@
     <w:uiPriority w:val="9"/>
     <w:rsid w:val="00FC693F"/>
     <w:rPr>
-      <w:rFonts w:asciiTheme="majorHAnsi" w:cstheme="majorBidi" w:eastAsiaTheme="majorEastAsia" w:hAnsiTheme="majorHAnsi"/>
+      <w:rFonts w:asciiTheme="majorHAnsi" w:cstheme="majorBidi" w:hAnsiTheme="majorHAnsi" w:eastAsia="黑体"/>
       <w:b/>
       <w:bCs/>
       <w:color w:themeColor="accent1" w:val="4F81BD"/>
@@ -3095,7 +3295,7 @@
     <w:uiPriority w:val="9"/>
     <w:rsid w:val="00FC693F"/>
     <w:rPr>
-      <w:rFonts w:asciiTheme="majorHAnsi" w:cstheme="majorBidi" w:eastAsiaTheme="majorEastAsia" w:hAnsiTheme="majorHAnsi"/>
+      <w:rFonts w:asciiTheme="majorHAnsi" w:cstheme="majorBidi" w:hAnsiTheme="majorHAnsi" w:eastAsia="黑体"/>
       <w:b/>
       <w:bCs/>
       <w:color w:themeColor="accent1" w:val="4F81BD"/>
@@ -3118,7 +3318,7 @@
       <w:contextualSpacing/>
     </w:pPr>
     <w:rPr>
-      <w:rFonts w:ascii="Times New Roman" w:asciiTheme="majorHAnsi" w:cstheme="majorBidi" w:eastAsia="黑体" w:eastAsiaTheme="majorEastAsia" w:hAnsi="Times New Roman" w:hAnsiTheme="majorHAnsi"/>
+      <w:rFonts w:ascii="Times New Roman" w:asciiTheme="majorHAnsi" w:cstheme="majorBidi" w:eastAsia="黑体" w:hAnsi="Times New Roman" w:hAnsiTheme="majorHAnsi"/>
       <w:b/>
       <w:color w:val="1F3864"/>
       <w:spacing w:val="5"/>
@@ -3134,7 +3334,7 @@
     <w:uiPriority w:val="10"/>
     <w:rsid w:val="00FC693F"/>
     <w:rPr>
-      <w:rFonts w:asciiTheme="majorHAnsi" w:cstheme="majorBidi" w:eastAsiaTheme="majorEastAsia" w:hAnsiTheme="majorHAnsi"/>
+      <w:rFonts w:asciiTheme="majorHAnsi" w:cstheme="majorBidi" w:hAnsiTheme="majorHAnsi" w:eastAsia="黑体"/>
       <w:color w:themeColor="text2" w:themeShade="BF" w:val="17365D"/>
       <w:spacing w:val="5"/>
       <w:kern w:val="28"/>
@@ -3156,7 +3356,7 @@
       </w:numPr>
     </w:pPr>
     <w:rPr>
-      <w:rFonts w:asciiTheme="majorHAnsi" w:cstheme="majorBidi" w:eastAsiaTheme="majorEastAsia" w:hAnsiTheme="majorHAnsi"/>
+      <w:rFonts w:asciiTheme="majorHAnsi" w:cstheme="majorBidi" w:hAnsiTheme="majorHAnsi" w:eastAsia="黑体"/>
       <w:i/>
       <w:iCs/>
       <w:color w:themeColor="accent1" w:val="4F81BD"/>
@@ -3172,7 +3372,7 @@
     <w:uiPriority w:val="11"/>
     <w:rsid w:val="00FC693F"/>
     <w:rPr>
-      <w:rFonts w:asciiTheme="majorHAnsi" w:cstheme="majorBidi" w:eastAsiaTheme="majorEastAsia" w:hAnsiTheme="majorHAnsi"/>
+      <w:rFonts w:asciiTheme="majorHAnsi" w:cstheme="majorBidi" w:hAnsiTheme="majorHAnsi" w:eastAsia="黑体"/>
       <w:i/>
       <w:iCs/>
       <w:color w:themeColor="accent1" w:val="4F81BD"/>
@@ -3239,6 +3439,7 @@
       <w:spacing w:after="120"/>
     </w:pPr>
     <w:rPr>
+      <w:rFonts w:eastAsia="黑体"/>
       <w:sz w:val="16"/>
       <w:szCs w:val="16"/>
     </w:rPr>
@@ -3250,6 +3451,7 @@
     <w:uiPriority w:val="99"/>
     <w:rsid w:val="00AA1D8D"/>
     <w:rPr>
+      <w:rFonts w:eastAsia="黑体"/>
       <w:sz w:val="16"/>
       <w:szCs w:val="16"/>
     </w:rPr>
@@ -3419,7 +3621,7 @@
       </w:tabs>
     </w:pPr>
     <w:rPr>
-      <w:rFonts w:ascii="Courier" w:hAnsi="Courier"/>
+      <w:rFonts w:ascii="Courier" w:hAnsi="Courier" w:eastAsia="黑体"/>
       <w:sz w:val="20"/>
       <w:szCs w:val="20"/>
     </w:rPr>
@@ -3431,7 +3633,7 @@
     <w:uiPriority w:val="99"/>
     <w:rsid w:val="0029639D"/>
     <w:rPr>
-      <w:rFonts w:ascii="Courier" w:hAnsi="Courier"/>
+      <w:rFonts w:ascii="Courier" w:hAnsi="Courier" w:eastAsia="黑体"/>
       <w:sz w:val="20"/>
       <w:szCs w:val="20"/>
     </w:rPr>
@@ -3467,6 +3669,7 @@
     <w:uiPriority w:val="29"/>
     <w:rsid w:val="00FC693F"/>
     <w:rPr>
+      <w:rFonts w:eastAsia="黑体"/>
       <w:i/>
       <w:iCs/>
       <w:color w:themeColor="text1" w:val="000000"/>
@@ -3480,7 +3683,7 @@
     <w:semiHidden/>
     <w:rsid w:val="00FC693F"/>
     <w:rPr>
-      <w:rFonts w:asciiTheme="majorHAnsi" w:cstheme="majorBidi" w:eastAsiaTheme="majorEastAsia" w:hAnsiTheme="majorHAnsi"/>
+      <w:rFonts w:asciiTheme="majorHAnsi" w:cstheme="majorBidi" w:hAnsiTheme="majorHAnsi" w:eastAsia="黑体"/>
       <w:b/>
       <w:bCs/>
       <w:i/>
@@ -3496,7 +3699,7 @@
     <w:semiHidden/>
     <w:rsid w:val="00FC693F"/>
     <w:rPr>
-      <w:rFonts w:asciiTheme="majorHAnsi" w:cstheme="majorBidi" w:eastAsiaTheme="majorEastAsia" w:hAnsiTheme="majorHAnsi"/>
+      <w:rFonts w:asciiTheme="majorHAnsi" w:cstheme="majorBidi" w:hAnsiTheme="majorHAnsi" w:eastAsia="黑体"/>
       <w:color w:themeColor="accent1" w:themeShade="7F" w:val="243F60"/>
     </w:rPr>
   </w:style>
@@ -3508,7 +3711,7 @@
     <w:semiHidden/>
     <w:rsid w:val="00FC693F"/>
     <w:rPr>
-      <w:rFonts w:asciiTheme="majorHAnsi" w:cstheme="majorBidi" w:eastAsiaTheme="majorEastAsia" w:hAnsiTheme="majorHAnsi"/>
+      <w:rFonts w:asciiTheme="majorHAnsi" w:cstheme="majorBidi" w:hAnsiTheme="majorHAnsi" w:eastAsia="黑体"/>
       <w:i/>
       <w:iCs/>
       <w:color w:themeColor="accent1" w:themeShade="7F" w:val="243F60"/>
@@ -3522,7 +3725,7 @@
     <w:semiHidden/>
     <w:rsid w:val="00FC693F"/>
     <w:rPr>
-      <w:rFonts w:asciiTheme="majorHAnsi" w:cstheme="majorBidi" w:eastAsiaTheme="majorEastAsia" w:hAnsiTheme="majorHAnsi"/>
+      <w:rFonts w:asciiTheme="majorHAnsi" w:cstheme="majorBidi" w:hAnsiTheme="majorHAnsi" w:eastAsia="黑体"/>
       <w:i/>
       <w:iCs/>
       <w:color w:themeColor="text1" w:themeTint="BF" w:val="404040"/>
@@ -3536,7 +3739,7 @@
     <w:semiHidden/>
     <w:rsid w:val="00FC693F"/>
     <w:rPr>
-      <w:rFonts w:asciiTheme="majorHAnsi" w:cstheme="majorBidi" w:eastAsiaTheme="majorEastAsia" w:hAnsiTheme="majorHAnsi"/>
+      <w:rFonts w:asciiTheme="majorHAnsi" w:cstheme="majorBidi" w:hAnsiTheme="majorHAnsi" w:eastAsia="黑体"/>
       <w:color w:themeColor="accent1" w:val="4F81BD"/>
       <w:sz w:val="20"/>
       <w:szCs w:val="20"/>
@@ -3550,7 +3753,7 @@
     <w:semiHidden/>
     <w:rsid w:val="00FC693F"/>
     <w:rPr>
-      <w:rFonts w:asciiTheme="majorHAnsi" w:cstheme="majorBidi" w:eastAsiaTheme="majorEastAsia" w:hAnsiTheme="majorHAnsi"/>
+      <w:rFonts w:asciiTheme="majorHAnsi" w:cstheme="majorBidi" w:hAnsiTheme="majorHAnsi" w:eastAsia="黑体"/>
       <w:i/>
       <w:iCs/>
       <w:color w:themeColor="text1" w:themeTint="BF" w:val="404040"/>
@@ -3571,6 +3774,7 @@
       <w:spacing w:line="240" w:lineRule="auto"/>
     </w:pPr>
     <w:rPr>
+      <w:rFonts w:eastAsia="黑体"/>
       <w:b/>
       <w:bCs/>
       <w:color w:themeColor="accent1" w:val="4F81BD"/>
@@ -3585,6 +3789,7 @@
     <w:qFormat/>
     <w:rsid w:val="00FC693F"/>
     <w:rPr>
+      <w:rFonts w:eastAsia="黑体"/>
       <w:b/>
       <w:bCs/>
     </w:rPr>
@@ -3596,6 +3801,7 @@
     <w:qFormat/>
     <w:rsid w:val="00FC693F"/>
     <w:rPr>
+      <w:rFonts w:eastAsia="黑体"/>
       <w:i/>
       <w:iCs/>
     </w:rPr>
@@ -3616,6 +3822,7 @@
       <w:ind w:left="936" w:right="936"/>
     </w:pPr>
     <w:rPr>
+      <w:rFonts w:eastAsia="黑体"/>
       <w:b/>
       <w:bCs/>
       <w:i/>
@@ -3630,6 +3837,7 @@
     <w:uiPriority w:val="30"/>
     <w:rsid w:val="00FC693F"/>
     <w:rPr>
+      <w:rFonts w:eastAsia="黑体"/>
       <w:b/>
       <w:bCs/>
       <w:i/>
@@ -3644,6 +3852,7 @@
     <w:qFormat/>
     <w:rsid w:val="00FC693F"/>
     <w:rPr>
+      <w:rFonts w:eastAsia="黑体"/>
       <w:i/>
       <w:iCs/>
       <w:color w:themeColor="text1" w:themeTint="7F" w:val="808080"/>
@@ -3656,6 +3865,7 @@
     <w:qFormat/>
     <w:rsid w:val="00FC693F"/>
     <w:rPr>
+      <w:rFonts w:eastAsia="黑体"/>
       <w:b/>
       <w:bCs/>
       <w:i/>
@@ -3670,6 +3880,7 @@
     <w:qFormat/>
     <w:rsid w:val="00FC693F"/>
     <w:rPr>
+      <w:rFonts w:eastAsia="黑体"/>
       <w:smallCaps/>
       <w:color w:themeColor="accent2" w:val="C0504D"/>
       <w:u w:val="single"/>
@@ -3682,6 +3893,7 @@
     <w:qFormat/>
     <w:rsid w:val="00FC693F"/>
     <w:rPr>
+      <w:rFonts w:eastAsia="黑体"/>
       <w:b/>
       <w:bCs/>
       <w:smallCaps/>
@@ -3697,6 +3909,7 @@
     <w:qFormat/>
     <w:rsid w:val="00FC693F"/>
     <w:rPr>
+      <w:rFonts w:eastAsia="黑体"/>
       <w:b/>
       <w:bCs/>
       <w:smallCaps/>
@@ -3751,6 +3964,7 @@
       <w:spacing w:after="0" w:line="240" w:lineRule="auto"/>
     </w:pPr>
     <w:rPr>
+      <w:rFonts w:eastAsia="黑体"/>
       <w:color w:themeColor="text1" w:themeShade="BF" w:val="000000"/>
     </w:rPr>
     <w:tblPr>
@@ -3773,6 +3987,7 @@
         <w:spacing w:after="0" w:before="0" w:line="240" w:lineRule="auto"/>
       </w:pPr>
       <w:rPr>
+        <w:rFonts w:eastAsia="黑体"/>
         <w:b/>
         <w:bCs/>
       </w:rPr>
@@ -3793,6 +4008,7 @@
         <w:spacing w:after="0" w:before="0" w:line="240" w:lineRule="auto"/>
       </w:pPr>
       <w:rPr>
+        <w:rFonts w:eastAsia="黑体"/>
         <w:b/>
         <w:bCs/>
       </w:rPr>
@@ -3810,12 +4026,14 @@
     </w:tblStylePr>
     <w:tblStylePr w:type="firstCol">
       <w:rPr>
+        <w:rFonts w:eastAsia="黑体"/>
         <w:b/>
         <w:bCs/>
       </w:rPr>
     </w:tblStylePr>
     <w:tblStylePr w:type="lastCol">
       <w:rPr>
+        <w:rFonts w:eastAsia="黑体"/>
         <w:b/>
         <w:bCs/>
       </w:rPr>
@@ -3854,6 +4072,7 @@
       <w:spacing w:after="0" w:line="240" w:lineRule="auto"/>
     </w:pPr>
     <w:rPr>
+      <w:rFonts w:eastAsia="黑体"/>
       <w:color w:themeColor="accent1" w:themeShade="BF" w:val="365F91"/>
     </w:rPr>
     <w:tblPr>
@@ -3876,6 +4095,7 @@
         <w:spacing w:after="0" w:before="0" w:line="240" w:lineRule="auto"/>
       </w:pPr>
       <w:rPr>
+        <w:rFonts w:eastAsia="黑体"/>
         <w:b/>
         <w:bCs/>
       </w:rPr>
@@ -3896,6 +4116,7 @@
         <w:spacing w:after="0" w:before="0" w:line="240" w:lineRule="auto"/>
       </w:pPr>
       <w:rPr>
+        <w:rFonts w:eastAsia="黑体"/>
         <w:b/>
         <w:bCs/>
       </w:rPr>
@@ -3913,12 +4134,14 @@
     </w:tblStylePr>
     <w:tblStylePr w:type="firstCol">
       <w:rPr>
+        <w:rFonts w:eastAsia="黑体"/>
         <w:b/>
         <w:bCs/>
       </w:rPr>
     </w:tblStylePr>
     <w:tblStylePr w:type="lastCol">
       <w:rPr>
+        <w:rFonts w:eastAsia="黑体"/>
         <w:b/>
         <w:bCs/>
       </w:rPr>
@@ -3957,6 +4180,7 @@
       <w:spacing w:after="0" w:line="240" w:lineRule="auto"/>
     </w:pPr>
     <w:rPr>
+      <w:rFonts w:eastAsia="黑体"/>
       <w:color w:themeColor="accent2" w:themeShade="BF" w:val="943634"/>
     </w:rPr>
     <w:tblPr>
@@ -3979,6 +4203,7 @@
         <w:spacing w:after="0" w:before="0" w:line="240" w:lineRule="auto"/>
       </w:pPr>
       <w:rPr>
+        <w:rFonts w:eastAsia="黑体"/>
         <w:b/>
         <w:bCs/>
       </w:rPr>
@@ -3999,6 +4224,7 @@
         <w:spacing w:after="0" w:before="0" w:line="240" w:lineRule="auto"/>
       </w:pPr>
       <w:rPr>
+        <w:rFonts w:eastAsia="黑体"/>
         <w:b/>
         <w:bCs/>
       </w:rPr>
@@ -4016,12 +4242,14 @@
     </w:tblStylePr>
     <w:tblStylePr w:type="firstCol">
       <w:rPr>
+        <w:rFonts w:eastAsia="黑体"/>
         <w:b/>
         <w:bCs/>
       </w:rPr>
     </w:tblStylePr>
     <w:tblStylePr w:type="lastCol">
       <w:rPr>
+        <w:rFonts w:eastAsia="黑体"/>
         <w:b/>
         <w:bCs/>
       </w:rPr>
@@ -4060,6 +4288,7 @@
       <w:spacing w:after="0" w:line="240" w:lineRule="auto"/>
     </w:pPr>
     <w:rPr>
+      <w:rFonts w:eastAsia="黑体"/>
       <w:color w:themeColor="accent3" w:themeShade="BF" w:val="76923C"/>
     </w:rPr>
     <w:tblPr>
@@ -4082,6 +4311,7 @@
         <w:spacing w:after="0" w:before="0" w:line="240" w:lineRule="auto"/>
       </w:pPr>
       <w:rPr>
+        <w:rFonts w:eastAsia="黑体"/>
         <w:b/>
         <w:bCs/>
       </w:rPr>
@@ -4102,6 +4332,7 @@
         <w:spacing w:after="0" w:before="0" w:line="240" w:lineRule="auto"/>
       </w:pPr>
       <w:rPr>
+        <w:rFonts w:eastAsia="黑体"/>
         <w:b/>
         <w:bCs/>
       </w:rPr>
@@ -4119,12 +4350,14 @@
     </w:tblStylePr>
     <w:tblStylePr w:type="firstCol">
       <w:rPr>
+        <w:rFonts w:eastAsia="黑体"/>
         <w:b/>
         <w:bCs/>
       </w:rPr>
     </w:tblStylePr>
     <w:tblStylePr w:type="lastCol">
       <w:rPr>
+        <w:rFonts w:eastAsia="黑体"/>
         <w:b/>
         <w:bCs/>
       </w:rPr>
@@ -4163,6 +4396,7 @@
       <w:spacing w:after="0" w:line="240" w:lineRule="auto"/>
     </w:pPr>
     <w:rPr>
+      <w:rFonts w:eastAsia="黑体"/>
       <w:color w:themeColor="accent4" w:themeShade="BF" w:val="5F497A"/>
     </w:rPr>
     <w:tblPr>
@@ -4185,6 +4419,7 @@
         <w:spacing w:after="0" w:before="0" w:line="240" w:lineRule="auto"/>
       </w:pPr>
       <w:rPr>
+        <w:rFonts w:eastAsia="黑体"/>
         <w:b/>
         <w:bCs/>
       </w:rPr>
@@ -4205,6 +4440,7 @@
         <w:spacing w:after="0" w:before="0" w:line="240" w:lineRule="auto"/>
       </w:pPr>
       <w:rPr>
+        <w:rFonts w:eastAsia="黑体"/>
         <w:b/>
         <w:bCs/>
       </w:rPr>
@@ -4222,12 +4458,14 @@
     </w:tblStylePr>
     <w:tblStylePr w:type="firstCol">
       <w:rPr>
+        <w:rFonts w:eastAsia="黑体"/>
         <w:b/>
         <w:bCs/>
       </w:rPr>
     </w:tblStylePr>
     <w:tblStylePr w:type="lastCol">
       <w:rPr>
+        <w:rFonts w:eastAsia="黑体"/>
         <w:b/>
         <w:bCs/>
       </w:rPr>
@@ -4266,6 +4504,7 @@
       <w:spacing w:after="0" w:line="240" w:lineRule="auto"/>
     </w:pPr>
     <w:rPr>
+      <w:rFonts w:eastAsia="黑体"/>
       <w:color w:themeColor="accent5" w:themeShade="BF" w:val="31849B"/>
     </w:rPr>
     <w:tblPr>
@@ -4288,6 +4527,7 @@
         <w:spacing w:after="0" w:before="0" w:line="240" w:lineRule="auto"/>
       </w:pPr>
       <w:rPr>
+        <w:rFonts w:eastAsia="黑体"/>
         <w:b/>
         <w:bCs/>
       </w:rPr>
@@ -4308,6 +4548,7 @@
         <w:spacing w:after="0" w:before="0" w:line="240" w:lineRule="auto"/>
       </w:pPr>
       <w:rPr>
+        <w:rFonts w:eastAsia="黑体"/>
         <w:b/>
         <w:bCs/>
       </w:rPr>
@@ -4325,12 +4566,14 @@
     </w:tblStylePr>
     <w:tblStylePr w:type="firstCol">
       <w:rPr>
+        <w:rFonts w:eastAsia="黑体"/>
         <w:b/>
         <w:bCs/>
       </w:rPr>
     </w:tblStylePr>
     <w:tblStylePr w:type="lastCol">
       <w:rPr>
+        <w:rFonts w:eastAsia="黑体"/>
         <w:b/>
         <w:bCs/>
       </w:rPr>
@@ -4369,6 +4612,7 @@
       <w:spacing w:after="0" w:line="240" w:lineRule="auto"/>
     </w:pPr>
     <w:rPr>
+      <w:rFonts w:eastAsia="黑体"/>
       <w:color w:themeColor="accent6" w:themeShade="BF" w:val="E36C0A"/>
     </w:rPr>
     <w:tblPr>
@@ -4391,6 +4635,7 @@
         <w:spacing w:after="0" w:before="0" w:line="240" w:lineRule="auto"/>
       </w:pPr>
       <w:rPr>
+        <w:rFonts w:eastAsia="黑体"/>
         <w:b/>
         <w:bCs/>
       </w:rPr>
@@ -4411,6 +4656,7 @@
         <w:spacing w:after="0" w:before="0" w:line="240" w:lineRule="auto"/>
       </w:pPr>
       <w:rPr>
+        <w:rFonts w:eastAsia="黑体"/>
         <w:b/>
         <w:bCs/>
       </w:rPr>
@@ -4428,12 +4674,14 @@
     </w:tblStylePr>
     <w:tblStylePr w:type="firstCol">
       <w:rPr>
+        <w:rFonts w:eastAsia="黑体"/>
         <w:b/>
         <w:bCs/>
       </w:rPr>
     </w:tblStylePr>
     <w:tblStylePr w:type="lastCol">
       <w:rPr>
+        <w:rFonts w:eastAsia="黑体"/>
         <w:b/>
         <w:bCs/>
       </w:rPr>
@@ -4493,6 +4741,7 @@
         <w:spacing w:after="0" w:before="0" w:line="240" w:lineRule="auto"/>
       </w:pPr>
       <w:rPr>
+        <w:rFonts w:eastAsia="黑体"/>
         <w:b/>
         <w:bCs/>
         <w:color w:themeColor="background1" w:val="FFFFFF"/>
@@ -4507,6 +4756,7 @@
         <w:spacing w:after="0" w:before="0" w:line="240" w:lineRule="auto"/>
       </w:pPr>
       <w:rPr>
+        <w:rFonts w:eastAsia="黑体"/>
         <w:b/>
         <w:bCs/>
       </w:rPr>
@@ -4522,12 +4772,14 @@
     </w:tblStylePr>
     <w:tblStylePr w:type="firstCol">
       <w:rPr>
+        <w:rFonts w:eastAsia="黑体"/>
         <w:b/>
         <w:bCs/>
       </w:rPr>
     </w:tblStylePr>
     <w:tblStylePr w:type="lastCol">
       <w:rPr>
+        <w:rFonts w:eastAsia="黑体"/>
         <w:b/>
         <w:bCs/>
       </w:rPr>
@@ -4585,6 +4837,7 @@
         <w:spacing w:after="0" w:before="0" w:line="240" w:lineRule="auto"/>
       </w:pPr>
       <w:rPr>
+        <w:rFonts w:eastAsia="黑体"/>
         <w:b/>
         <w:bCs/>
         <w:color w:themeColor="background1" w:val="FFFFFF"/>
@@ -4599,6 +4852,7 @@
         <w:spacing w:after="0" w:before="0" w:line="240" w:lineRule="auto"/>
       </w:pPr>
       <w:rPr>
+        <w:rFonts w:eastAsia="黑体"/>
         <w:b/>
         <w:bCs/>
       </w:rPr>
@@ -4614,12 +4868,14 @@
     </w:tblStylePr>
     <w:tblStylePr w:type="firstCol">
       <w:rPr>
+        <w:rFonts w:eastAsia="黑体"/>
         <w:b/>
         <w:bCs/>
       </w:rPr>
     </w:tblStylePr>
     <w:tblStylePr w:type="lastCol">
       <w:rPr>
+        <w:rFonts w:eastAsia="黑体"/>
         <w:b/>
         <w:bCs/>
       </w:rPr>
@@ -4677,6 +4933,7 @@
         <w:spacing w:after="0" w:before="0" w:line="240" w:lineRule="auto"/>
       </w:pPr>
       <w:rPr>
+        <w:rFonts w:eastAsia="黑体"/>
         <w:b/>
         <w:bCs/>
         <w:color w:themeColor="background1" w:val="FFFFFF"/>
@@ -4691,6 +4948,7 @@
         <w:spacing w:after="0" w:before="0" w:line="240" w:lineRule="auto"/>
       </w:pPr>
       <w:rPr>
+        <w:rFonts w:eastAsia="黑体"/>
         <w:b/>
         <w:bCs/>
       </w:rPr>
@@ -4706,12 +4964,14 @@
     </w:tblStylePr>
     <w:tblStylePr w:type="firstCol">
       <w:rPr>
+        <w:rFonts w:eastAsia="黑体"/>
         <w:b/>
         <w:bCs/>
       </w:rPr>
     </w:tblStylePr>
     <w:tblStylePr w:type="lastCol">
       <w:rPr>
+        <w:rFonts w:eastAsia="黑体"/>
         <w:b/>
         <w:bCs/>
       </w:rPr>
@@ -4769,6 +5029,7 @@
         <w:spacing w:after="0" w:before="0" w:line="240" w:lineRule="auto"/>
       </w:pPr>
       <w:rPr>
+        <w:rFonts w:eastAsia="黑体"/>
         <w:b/>
         <w:bCs/>
         <w:color w:themeColor="background1" w:val="FFFFFF"/>
@@ -4783,6 +5044,7 @@
         <w:spacing w:after="0" w:before="0" w:line="240" w:lineRule="auto"/>
       </w:pPr>
       <w:rPr>
+        <w:rFonts w:eastAsia="黑体"/>
         <w:b/>
         <w:bCs/>
       </w:rPr>
@@ -4798,12 +5060,14 @@
     </w:tblStylePr>
     <w:tblStylePr w:type="firstCol">
       <w:rPr>
+        <w:rFonts w:eastAsia="黑体"/>
         <w:b/>
         <w:bCs/>
       </w:rPr>
     </w:tblStylePr>
     <w:tblStylePr w:type="lastCol">
       <w:rPr>
+        <w:rFonts w:eastAsia="黑体"/>
         <w:b/>
         <w:bCs/>
       </w:rPr>
@@ -4861,6 +5125,7 @@
         <w:spacing w:after="0" w:before="0" w:line="240" w:lineRule="auto"/>
       </w:pPr>
       <w:rPr>
+        <w:rFonts w:eastAsia="黑体"/>
         <w:b/>
         <w:bCs/>
         <w:color w:themeColor="background1" w:val="FFFFFF"/>
@@ -4875,6 +5140,7 @@
         <w:spacing w:after="0" w:before="0" w:line="240" w:lineRule="auto"/>
       </w:pPr>
       <w:rPr>
+        <w:rFonts w:eastAsia="黑体"/>
         <w:b/>
         <w:bCs/>
       </w:rPr>
@@ -4890,12 +5156,14 @@
     </w:tblStylePr>
     <w:tblStylePr w:type="firstCol">
       <w:rPr>
+        <w:rFonts w:eastAsia="黑体"/>
         <w:b/>
         <w:bCs/>
       </w:rPr>
     </w:tblStylePr>
     <w:tblStylePr w:type="lastCol">
       <w:rPr>
+        <w:rFonts w:eastAsia="黑体"/>
         <w:b/>
         <w:bCs/>
       </w:rPr>
@@ -4953,6 +5221,7 @@
         <w:spacing w:after="0" w:before="0" w:line="240" w:lineRule="auto"/>
       </w:pPr>
       <w:rPr>
+        <w:rFonts w:eastAsia="黑体"/>
         <w:b/>
         <w:bCs/>
         <w:color w:themeColor="background1" w:val="FFFFFF"/>
@@ -4967,6 +5236,7 @@
         <w:spacing w:after="0" w:before="0" w:line="240" w:lineRule="auto"/>
       </w:pPr>
       <w:rPr>
+        <w:rFonts w:eastAsia="黑体"/>
         <w:b/>
         <w:bCs/>
       </w:rPr>
@@ -4982,12 +5252,14 @@
     </w:tblStylePr>
     <w:tblStylePr w:type="firstCol">
       <w:rPr>
+        <w:rFonts w:eastAsia="黑体"/>
         <w:b/>
         <w:bCs/>
       </w:rPr>
     </w:tblStylePr>
     <w:tblStylePr w:type="lastCol">
       <w:rPr>
+        <w:rFonts w:eastAsia="黑体"/>
         <w:b/>
         <w:bCs/>
       </w:rPr>
@@ -5045,6 +5317,7 @@
         <w:spacing w:after="0" w:before="0" w:line="240" w:lineRule="auto"/>
       </w:pPr>
       <w:rPr>
+        <w:rFonts w:eastAsia="黑体"/>
         <w:b/>
         <w:bCs/>
         <w:color w:themeColor="background1" w:val="FFFFFF"/>
@@ -5059,6 +5332,7 @@
         <w:spacing w:after="0" w:before="0" w:line="240" w:lineRule="auto"/>
       </w:pPr>
       <w:rPr>
+        <w:rFonts w:eastAsia="黑体"/>
         <w:b/>
         <w:bCs/>
       </w:rPr>
@@ -5074,12 +5348,14 @@
     </w:tblStylePr>
     <w:tblStylePr w:type="firstCol">
       <w:rPr>
+        <w:rFonts w:eastAsia="黑体"/>
         <w:b/>
         <w:bCs/>
       </w:rPr>
     </w:tblStylePr>
     <w:tblStylePr w:type="lastCol">
       <w:rPr>
+        <w:rFonts w:eastAsia="黑体"/>
         <w:b/>
         <w:bCs/>
       </w:rPr>
@@ -5139,7 +5415,7 @@
         <w:spacing w:after="0" w:before="0" w:line="240" w:lineRule="auto"/>
       </w:pPr>
       <w:rPr>
-        <w:rFonts w:asciiTheme="majorHAnsi" w:cstheme="majorBidi" w:eastAsiaTheme="majorEastAsia" w:hAnsiTheme="majorHAnsi"/>
+        <w:rFonts w:asciiTheme="majorHAnsi" w:cstheme="majorBidi" w:hAnsiTheme="majorHAnsi" w:eastAsia="黑体"/>
         <w:b/>
         <w:bCs/>
       </w:rPr>
@@ -5160,7 +5436,7 @@
         <w:spacing w:after="0" w:before="0" w:line="240" w:lineRule="auto"/>
       </w:pPr>
       <w:rPr>
-        <w:rFonts w:asciiTheme="majorHAnsi" w:cstheme="majorBidi" w:eastAsiaTheme="majorEastAsia" w:hAnsiTheme="majorHAnsi"/>
+        <w:rFonts w:asciiTheme="majorHAnsi" w:cstheme="majorBidi" w:hAnsiTheme="majorHAnsi" w:eastAsia="黑体"/>
         <w:b/>
         <w:bCs/>
       </w:rPr>
@@ -5178,14 +5454,14 @@
     </w:tblStylePr>
     <w:tblStylePr w:type="firstCol">
       <w:rPr>
-        <w:rFonts w:asciiTheme="majorHAnsi" w:cstheme="majorBidi" w:eastAsiaTheme="majorEastAsia" w:hAnsiTheme="majorHAnsi"/>
+        <w:rFonts w:asciiTheme="majorHAnsi" w:cstheme="majorBidi" w:hAnsiTheme="majorHAnsi" w:eastAsia="黑体"/>
         <w:b/>
         <w:bCs/>
       </w:rPr>
     </w:tblStylePr>
     <w:tblStylePr w:type="lastCol">
       <w:rPr>
-        <w:rFonts w:asciiTheme="majorHAnsi" w:cstheme="majorBidi" w:eastAsiaTheme="majorEastAsia" w:hAnsiTheme="majorHAnsi"/>
+        <w:rFonts w:asciiTheme="majorHAnsi" w:cstheme="majorBidi" w:hAnsiTheme="majorHAnsi" w:eastAsia="黑体"/>
         <w:b/>
         <w:bCs/>
       </w:rPr>
@@ -5269,7 +5545,7 @@
         <w:spacing w:after="0" w:before="0" w:line="240" w:lineRule="auto"/>
       </w:pPr>
       <w:rPr>
-        <w:rFonts w:asciiTheme="majorHAnsi" w:cstheme="majorBidi" w:eastAsiaTheme="majorEastAsia" w:hAnsiTheme="majorHAnsi"/>
+        <w:rFonts w:asciiTheme="majorHAnsi" w:cstheme="majorBidi" w:hAnsiTheme="majorHAnsi" w:eastAsia="黑体"/>
         <w:b/>
         <w:bCs/>
       </w:rPr>
@@ -5290,7 +5566,7 @@
         <w:spacing w:after="0" w:before="0" w:line="240" w:lineRule="auto"/>
       </w:pPr>
       <w:rPr>
-        <w:rFonts w:asciiTheme="majorHAnsi" w:cstheme="majorBidi" w:eastAsiaTheme="majorEastAsia" w:hAnsiTheme="majorHAnsi"/>
+        <w:rFonts w:asciiTheme="majorHAnsi" w:cstheme="majorBidi" w:hAnsiTheme="majorHAnsi" w:eastAsia="黑体"/>
         <w:b/>
         <w:bCs/>
       </w:rPr>
@@ -5308,14 +5584,14 @@
     </w:tblStylePr>
     <w:tblStylePr w:type="firstCol">
       <w:rPr>
-        <w:rFonts w:asciiTheme="majorHAnsi" w:cstheme="majorBidi" w:eastAsiaTheme="majorEastAsia" w:hAnsiTheme="majorHAnsi"/>
+        <w:rFonts w:asciiTheme="majorHAnsi" w:cstheme="majorBidi" w:hAnsiTheme="majorHAnsi" w:eastAsia="黑体"/>
         <w:b/>
         <w:bCs/>
       </w:rPr>
     </w:tblStylePr>
     <w:tblStylePr w:type="lastCol">
       <w:rPr>
-        <w:rFonts w:asciiTheme="majorHAnsi" w:cstheme="majorBidi" w:eastAsiaTheme="majorEastAsia" w:hAnsiTheme="majorHAnsi"/>
+        <w:rFonts w:asciiTheme="majorHAnsi" w:cstheme="majorBidi" w:hAnsiTheme="majorHAnsi" w:eastAsia="黑体"/>
         <w:b/>
         <w:bCs/>
       </w:rPr>
@@ -5399,7 +5675,7 @@
         <w:spacing w:after="0" w:before="0" w:line="240" w:lineRule="auto"/>
       </w:pPr>
       <w:rPr>
-        <w:rFonts w:asciiTheme="majorHAnsi" w:cstheme="majorBidi" w:eastAsiaTheme="majorEastAsia" w:hAnsiTheme="majorHAnsi"/>
+        <w:rFonts w:asciiTheme="majorHAnsi" w:cstheme="majorBidi" w:hAnsiTheme="majorHAnsi" w:eastAsia="黑体"/>
         <w:b/>
         <w:bCs/>
       </w:rPr>
@@ -5420,7 +5696,7 @@
         <w:spacing w:after="0" w:before="0" w:line="240" w:lineRule="auto"/>
       </w:pPr>
       <w:rPr>
-        <w:rFonts w:asciiTheme="majorHAnsi" w:cstheme="majorBidi" w:eastAsiaTheme="majorEastAsia" w:hAnsiTheme="majorHAnsi"/>
+        <w:rFonts w:asciiTheme="majorHAnsi" w:cstheme="majorBidi" w:hAnsiTheme="majorHAnsi" w:eastAsia="黑体"/>
         <w:b/>
         <w:bCs/>
       </w:rPr>
@@ -5438,14 +5714,14 @@
     </w:tblStylePr>
     <w:tblStylePr w:type="firstCol">
       <w:rPr>
-        <w:rFonts w:asciiTheme="majorHAnsi" w:cstheme="majorBidi" w:eastAsiaTheme="majorEastAsia" w:hAnsiTheme="majorHAnsi"/>
+        <w:rFonts w:asciiTheme="majorHAnsi" w:cstheme="majorBidi" w:hAnsiTheme="majorHAnsi" w:eastAsia="黑体"/>
         <w:b/>
         <w:bCs/>
       </w:rPr>
     </w:tblStylePr>
     <w:tblStylePr w:type="lastCol">
       <w:rPr>
-        <w:rFonts w:asciiTheme="majorHAnsi" w:cstheme="majorBidi" w:eastAsiaTheme="majorEastAsia" w:hAnsiTheme="majorHAnsi"/>
+        <w:rFonts w:asciiTheme="majorHAnsi" w:cstheme="majorBidi" w:hAnsiTheme="majorHAnsi" w:eastAsia="黑体"/>
         <w:b/>
         <w:bCs/>
       </w:rPr>
@@ -5529,7 +5805,7 @@
         <w:spacing w:after="0" w:before="0" w:line="240" w:lineRule="auto"/>
       </w:pPr>
       <w:rPr>
-        <w:rFonts w:asciiTheme="majorHAnsi" w:cstheme="majorBidi" w:eastAsiaTheme="majorEastAsia" w:hAnsiTheme="majorHAnsi"/>
+        <w:rFonts w:asciiTheme="majorHAnsi" w:cstheme="majorBidi" w:hAnsiTheme="majorHAnsi" w:eastAsia="黑体"/>
         <w:b/>
         <w:bCs/>
       </w:rPr>
@@ -5550,7 +5826,7 @@
         <w:spacing w:after="0" w:before="0" w:line="240" w:lineRule="auto"/>
       </w:pPr>
       <w:rPr>
-        <w:rFonts w:asciiTheme="majorHAnsi" w:cstheme="majorBidi" w:eastAsiaTheme="majorEastAsia" w:hAnsiTheme="majorHAnsi"/>
+        <w:rFonts w:asciiTheme="majorHAnsi" w:cstheme="majorBidi" w:hAnsiTheme="majorHAnsi" w:eastAsia="黑体"/>
         <w:b/>
         <w:bCs/>
       </w:rPr>
@@ -5568,14 +5844,14 @@
     </w:tblStylePr>
     <w:tblStylePr w:type="firstCol">
       <w:rPr>
-        <w:rFonts w:asciiTheme="majorHAnsi" w:cstheme="majorBidi" w:eastAsiaTheme="majorEastAsia" w:hAnsiTheme="majorHAnsi"/>
+        <w:rFonts w:asciiTheme="majorHAnsi" w:cstheme="majorBidi" w:hAnsiTheme="majorHAnsi" w:eastAsia="黑体"/>
         <w:b/>
         <w:bCs/>
       </w:rPr>
     </w:tblStylePr>
     <w:tblStylePr w:type="lastCol">
       <w:rPr>
-        <w:rFonts w:asciiTheme="majorHAnsi" w:cstheme="majorBidi" w:eastAsiaTheme="majorEastAsia" w:hAnsiTheme="majorHAnsi"/>
+        <w:rFonts w:asciiTheme="majorHAnsi" w:cstheme="majorBidi" w:hAnsiTheme="majorHAnsi" w:eastAsia="黑体"/>
         <w:b/>
         <w:bCs/>
       </w:rPr>
@@ -5659,7 +5935,7 @@
         <w:spacing w:after="0" w:before="0" w:line="240" w:lineRule="auto"/>
       </w:pPr>
       <w:rPr>
-        <w:rFonts w:asciiTheme="majorHAnsi" w:cstheme="majorBidi" w:eastAsiaTheme="majorEastAsia" w:hAnsiTheme="majorHAnsi"/>
+        <w:rFonts w:asciiTheme="majorHAnsi" w:cstheme="majorBidi" w:hAnsiTheme="majorHAnsi" w:eastAsia="黑体"/>
         <w:b/>
         <w:bCs/>
       </w:rPr>
@@ -5680,7 +5956,7 @@
         <w:spacing w:after="0" w:before="0" w:line="240" w:lineRule="auto"/>
       </w:pPr>
       <w:rPr>
-        <w:rFonts w:asciiTheme="majorHAnsi" w:cstheme="majorBidi" w:eastAsiaTheme="majorEastAsia" w:hAnsiTheme="majorHAnsi"/>
+        <w:rFonts w:asciiTheme="majorHAnsi" w:cstheme="majorBidi" w:hAnsiTheme="majorHAnsi" w:eastAsia="黑体"/>
         <w:b/>
         <w:bCs/>
       </w:rPr>
@@ -5698,14 +5974,14 @@
     </w:tblStylePr>
     <w:tblStylePr w:type="firstCol">
       <w:rPr>
-        <w:rFonts w:asciiTheme="majorHAnsi" w:cstheme="majorBidi" w:eastAsiaTheme="majorEastAsia" w:hAnsiTheme="majorHAnsi"/>
+        <w:rFonts w:asciiTheme="majorHAnsi" w:cstheme="majorBidi" w:hAnsiTheme="majorHAnsi" w:eastAsia="黑体"/>
         <w:b/>
         <w:bCs/>
       </w:rPr>
     </w:tblStylePr>
     <w:tblStylePr w:type="lastCol">
       <w:rPr>
-        <w:rFonts w:asciiTheme="majorHAnsi" w:cstheme="majorBidi" w:eastAsiaTheme="majorEastAsia" w:hAnsiTheme="majorHAnsi"/>
+        <w:rFonts w:asciiTheme="majorHAnsi" w:cstheme="majorBidi" w:hAnsiTheme="majorHAnsi" w:eastAsia="黑体"/>
         <w:b/>
         <w:bCs/>
       </w:rPr>
@@ -5789,7 +6065,7 @@
         <w:spacing w:after="0" w:before="0" w:line="240" w:lineRule="auto"/>
       </w:pPr>
       <w:rPr>
-        <w:rFonts w:asciiTheme="majorHAnsi" w:cstheme="majorBidi" w:eastAsiaTheme="majorEastAsia" w:hAnsiTheme="majorHAnsi"/>
+        <w:rFonts w:asciiTheme="majorHAnsi" w:cstheme="majorBidi" w:hAnsiTheme="majorHAnsi" w:eastAsia="黑体"/>
         <w:b/>
         <w:bCs/>
       </w:rPr>
@@ -5810,7 +6086,7 @@
         <w:spacing w:after="0" w:before="0" w:line="240" w:lineRule="auto"/>
       </w:pPr>
       <w:rPr>
-        <w:rFonts w:asciiTheme="majorHAnsi" w:cstheme="majorBidi" w:eastAsiaTheme="majorEastAsia" w:hAnsiTheme="majorHAnsi"/>
+        <w:rFonts w:asciiTheme="majorHAnsi" w:cstheme="majorBidi" w:hAnsiTheme="majorHAnsi" w:eastAsia="黑体"/>
         <w:b/>
         <w:bCs/>
       </w:rPr>
@@ -5828,14 +6104,14 @@
     </w:tblStylePr>
     <w:tblStylePr w:type="firstCol">
       <w:rPr>
-        <w:rFonts w:asciiTheme="majorHAnsi" w:cstheme="majorBidi" w:eastAsiaTheme="majorEastAsia" w:hAnsiTheme="majorHAnsi"/>
+        <w:rFonts w:asciiTheme="majorHAnsi" w:cstheme="majorBidi" w:hAnsiTheme="majorHAnsi" w:eastAsia="黑体"/>
         <w:b/>
         <w:bCs/>
       </w:rPr>
     </w:tblStylePr>
     <w:tblStylePr w:type="lastCol">
       <w:rPr>
-        <w:rFonts w:asciiTheme="majorHAnsi" w:cstheme="majorBidi" w:eastAsiaTheme="majorEastAsia" w:hAnsiTheme="majorHAnsi"/>
+        <w:rFonts w:asciiTheme="majorHAnsi" w:cstheme="majorBidi" w:hAnsiTheme="majorHAnsi" w:eastAsia="黑体"/>
         <w:b/>
         <w:bCs/>
       </w:rPr>
@@ -5919,7 +6195,7 @@
         <w:spacing w:after="0" w:before="0" w:line="240" w:lineRule="auto"/>
       </w:pPr>
       <w:rPr>
-        <w:rFonts w:asciiTheme="majorHAnsi" w:cstheme="majorBidi" w:eastAsiaTheme="majorEastAsia" w:hAnsiTheme="majorHAnsi"/>
+        <w:rFonts w:asciiTheme="majorHAnsi" w:cstheme="majorBidi" w:hAnsiTheme="majorHAnsi" w:eastAsia="黑体"/>
         <w:b/>
         <w:bCs/>
       </w:rPr>
@@ -5940,7 +6216,7 @@
         <w:spacing w:after="0" w:before="0" w:line="240" w:lineRule="auto"/>
       </w:pPr>
       <w:rPr>
-        <w:rFonts w:asciiTheme="majorHAnsi" w:cstheme="majorBidi" w:eastAsiaTheme="majorEastAsia" w:hAnsiTheme="majorHAnsi"/>
+        <w:rFonts w:asciiTheme="majorHAnsi" w:cstheme="majorBidi" w:hAnsiTheme="majorHAnsi" w:eastAsia="黑体"/>
         <w:b/>
         <w:bCs/>
       </w:rPr>
@@ -5958,14 +6234,14 @@
     </w:tblStylePr>
     <w:tblStylePr w:type="firstCol">
       <w:rPr>
-        <w:rFonts w:asciiTheme="majorHAnsi" w:cstheme="majorBidi" w:eastAsiaTheme="majorEastAsia" w:hAnsiTheme="majorHAnsi"/>
+        <w:rFonts w:asciiTheme="majorHAnsi" w:cstheme="majorBidi" w:hAnsiTheme="majorHAnsi" w:eastAsia="黑体"/>
         <w:b/>
         <w:bCs/>
       </w:rPr>
     </w:tblStylePr>
     <w:tblStylePr w:type="lastCol">
       <w:rPr>
-        <w:rFonts w:asciiTheme="majorHAnsi" w:cstheme="majorBidi" w:eastAsiaTheme="majorEastAsia" w:hAnsiTheme="majorHAnsi"/>
+        <w:rFonts w:asciiTheme="majorHAnsi" w:cstheme="majorBidi" w:hAnsiTheme="majorHAnsi" w:eastAsia="黑体"/>
         <w:b/>
         <w:bCs/>
       </w:rPr>
@@ -6048,6 +6324,7 @@
         <w:spacing w:after="0" w:before="0" w:line="240" w:lineRule="auto"/>
       </w:pPr>
       <w:rPr>
+        <w:rFonts w:eastAsia="黑体"/>
         <w:b/>
         <w:bCs/>
         <w:color w:themeColor="background1" w:val="FFFFFF"/>
@@ -6070,6 +6347,7 @@
         <w:spacing w:after="0" w:before="0" w:line="240" w:lineRule="auto"/>
       </w:pPr>
       <w:rPr>
+        <w:rFonts w:eastAsia="黑体"/>
         <w:b/>
         <w:bCs/>
       </w:rPr>
@@ -6087,12 +6365,14 @@
     </w:tblStylePr>
     <w:tblStylePr w:type="firstCol">
       <w:rPr>
+        <w:rFonts w:eastAsia="黑体"/>
         <w:b/>
         <w:bCs/>
       </w:rPr>
     </w:tblStylePr>
     <w:tblStylePr w:type="lastCol">
       <w:rPr>
+        <w:rFonts w:eastAsia="黑体"/>
         <w:b/>
         <w:bCs/>
       </w:rPr>
@@ -6154,6 +6434,7 @@
         <w:spacing w:after="0" w:before="0" w:line="240" w:lineRule="auto"/>
       </w:pPr>
       <w:rPr>
+        <w:rFonts w:eastAsia="黑体"/>
         <w:b/>
         <w:bCs/>
         <w:color w:themeColor="background1" w:val="FFFFFF"/>
@@ -6176,6 +6457,7 @@
         <w:spacing w:after="0" w:before="0" w:line="240" w:lineRule="auto"/>
       </w:pPr>
       <w:rPr>
+        <w:rFonts w:eastAsia="黑体"/>
         <w:b/>
         <w:bCs/>
       </w:rPr>
@@ -6193,12 +6475,14 @@
     </w:tblStylePr>
     <w:tblStylePr w:type="firstCol">
       <w:rPr>
+        <w:rFonts w:eastAsia="黑体"/>
         <w:b/>
         <w:bCs/>
       </w:rPr>
     </w:tblStylePr>
     <w:tblStylePr w:type="lastCol">
       <w:rPr>
+        <w:rFonts w:eastAsia="黑体"/>
         <w:b/>
         <w:bCs/>
       </w:rPr>
@@ -6260,6 +6544,7 @@
         <w:spacing w:after="0" w:before="0" w:line="240" w:lineRule="auto"/>
       </w:pPr>
       <w:rPr>
+        <w:rFonts w:eastAsia="黑体"/>
         <w:b/>
         <w:bCs/>
         <w:color w:themeColor="background1" w:val="FFFFFF"/>
@@ -6282,6 +6567,7 @@
         <w:spacing w:after="0" w:before="0" w:line="240" w:lineRule="auto"/>
       </w:pPr>
       <w:rPr>
+        <w:rFonts w:eastAsia="黑体"/>
         <w:b/>
         <w:bCs/>
       </w:rPr>
@@ -6299,12 +6585,14 @@
     </w:tblStylePr>
     <w:tblStylePr w:type="firstCol">
       <w:rPr>
+        <w:rFonts w:eastAsia="黑体"/>
         <w:b/>
         <w:bCs/>
       </w:rPr>
     </w:tblStylePr>
     <w:tblStylePr w:type="lastCol">
       <w:rPr>
+        <w:rFonts w:eastAsia="黑体"/>
         <w:b/>
         <w:bCs/>
       </w:rPr>
@@ -6366,6 +6654,7 @@
         <w:spacing w:after="0" w:before="0" w:line="240" w:lineRule="auto"/>
       </w:pPr>
       <w:rPr>
+        <w:rFonts w:eastAsia="黑体"/>
         <w:b/>
         <w:bCs/>
         <w:color w:themeColor="background1" w:val="FFFFFF"/>
@@ -6388,6 +6677,7 @@
         <w:spacing w:after="0" w:before="0" w:line="240" w:lineRule="auto"/>
       </w:pPr>
       <w:rPr>
+        <w:rFonts w:eastAsia="黑体"/>
         <w:b/>
         <w:bCs/>
       </w:rPr>
@@ -6405,12 +6695,14 @@
     </w:tblStylePr>
     <w:tblStylePr w:type="firstCol">
       <w:rPr>
+        <w:rFonts w:eastAsia="黑体"/>
         <w:b/>
         <w:bCs/>
       </w:rPr>
     </w:tblStylePr>
     <w:tblStylePr w:type="lastCol">
       <w:rPr>
+        <w:rFonts w:eastAsia="黑体"/>
         <w:b/>
         <w:bCs/>
       </w:rPr>
@@ -6472,6 +6764,7 @@
         <w:spacing w:after="0" w:before="0" w:line="240" w:lineRule="auto"/>
       </w:pPr>
       <w:rPr>
+        <w:rFonts w:eastAsia="黑体"/>
         <w:b/>
         <w:bCs/>
         <w:color w:themeColor="background1" w:val="FFFFFF"/>
@@ -6494,6 +6787,7 @@
         <w:spacing w:after="0" w:before="0" w:line="240" w:lineRule="auto"/>
       </w:pPr>
       <w:rPr>
+        <w:rFonts w:eastAsia="黑体"/>
         <w:b/>
         <w:bCs/>
       </w:rPr>
@@ -6511,12 +6805,14 @@
     </w:tblStylePr>
     <w:tblStylePr w:type="firstCol">
       <w:rPr>
+        <w:rFonts w:eastAsia="黑体"/>
         <w:b/>
         <w:bCs/>
       </w:rPr>
     </w:tblStylePr>
     <w:tblStylePr w:type="lastCol">
       <w:rPr>
+        <w:rFonts w:eastAsia="黑体"/>
         <w:b/>
         <w:bCs/>
       </w:rPr>
@@ -6578,6 +6874,7 @@
         <w:spacing w:after="0" w:before="0" w:line="240" w:lineRule="auto"/>
       </w:pPr>
       <w:rPr>
+        <w:rFonts w:eastAsia="黑体"/>
         <w:b/>
         <w:bCs/>
         <w:color w:themeColor="background1" w:val="FFFFFF"/>
@@ -6600,6 +6897,7 @@
         <w:spacing w:after="0" w:before="0" w:line="240" w:lineRule="auto"/>
       </w:pPr>
       <w:rPr>
+        <w:rFonts w:eastAsia="黑体"/>
         <w:b/>
         <w:bCs/>
       </w:rPr>
@@ -6617,12 +6915,14 @@
     </w:tblStylePr>
     <w:tblStylePr w:type="firstCol">
       <w:rPr>
+        <w:rFonts w:eastAsia="黑体"/>
         <w:b/>
         <w:bCs/>
       </w:rPr>
     </w:tblStylePr>
     <w:tblStylePr w:type="lastCol">
       <w:rPr>
+        <w:rFonts w:eastAsia="黑体"/>
         <w:b/>
         <w:bCs/>
       </w:rPr>
@@ -6684,6 +6984,7 @@
         <w:spacing w:after="0" w:before="0" w:line="240" w:lineRule="auto"/>
       </w:pPr>
       <w:rPr>
+        <w:rFonts w:eastAsia="黑体"/>
         <w:b/>
         <w:bCs/>
         <w:color w:themeColor="background1" w:val="FFFFFF"/>
@@ -6706,6 +7007,7 @@
         <w:spacing w:after="0" w:before="0" w:line="240" w:lineRule="auto"/>
       </w:pPr>
       <w:rPr>
+        <w:rFonts w:eastAsia="黑体"/>
         <w:b/>
         <w:bCs/>
       </w:rPr>
@@ -6723,12 +7025,14 @@
     </w:tblStylePr>
     <w:tblStylePr w:type="firstCol">
       <w:rPr>
+        <w:rFonts w:eastAsia="黑体"/>
         <w:b/>
         <w:bCs/>
       </w:rPr>
     </w:tblStylePr>
     <w:tblStylePr w:type="lastCol">
       <w:rPr>
+        <w:rFonts w:eastAsia="黑体"/>
         <w:b/>
         <w:bCs/>
       </w:rPr>
@@ -6787,6 +7091,7 @@
         <w:spacing w:after="0" w:before="0" w:line="240" w:lineRule="auto"/>
       </w:pPr>
       <w:rPr>
+        <w:rFonts w:eastAsia="黑体"/>
         <w:b/>
         <w:bCs/>
         <w:color w:themeColor="background1" w:val="FFFFFF"/>
@@ -6809,6 +7114,7 @@
         <w:spacing w:after="0" w:before="0" w:line="240" w:lineRule="auto"/>
       </w:pPr>
       <w:rPr>
+        <w:rFonts w:eastAsia="黑体"/>
         <w:color w:val="auto"/>
       </w:rPr>
       <w:tblPr/>
@@ -6826,6 +7132,7 @@
     </w:tblStylePr>
     <w:tblStylePr w:type="firstCol">
       <w:rPr>
+        <w:rFonts w:eastAsia="黑体"/>
         <w:b/>
         <w:bCs/>
         <w:color w:themeColor="background1" w:val="FFFFFF"/>
@@ -6845,6 +7152,7 @@
     </w:tblStylePr>
     <w:tblStylePr w:type="lastCol">
       <w:rPr>
+        <w:rFonts w:eastAsia="黑体"/>
         <w:b/>
         <w:bCs/>
         <w:color w:themeColor="background1" w:val="FFFFFF"/>
@@ -6893,6 +7201,7 @@
     </w:tblStylePr>
     <w:tblStylePr w:type="nwCell">
       <w:rPr>
+        <w:rFonts w:eastAsia="黑体"/>
         <w:color w:themeColor="background1" w:val="FFFFFF"/>
       </w:rPr>
       <w:tblPr/>
@@ -6936,6 +7245,7 @@
         <w:spacing w:after="0" w:before="0" w:line="240" w:lineRule="auto"/>
       </w:pPr>
       <w:rPr>
+        <w:rFonts w:eastAsia="黑体"/>
         <w:b/>
         <w:bCs/>
         <w:color w:themeColor="background1" w:val="FFFFFF"/>
@@ -6958,6 +7268,7 @@
         <w:spacing w:after="0" w:before="0" w:line="240" w:lineRule="auto"/>
       </w:pPr>
       <w:rPr>
+        <w:rFonts w:eastAsia="黑体"/>
         <w:color w:val="auto"/>
       </w:rPr>
       <w:tblPr/>
@@ -6975,6 +7286,7 @@
     </w:tblStylePr>
     <w:tblStylePr w:type="firstCol">
       <w:rPr>
+        <w:rFonts w:eastAsia="黑体"/>
         <w:b/>
         <w:bCs/>
         <w:color w:themeColor="background1" w:val="FFFFFF"/>
@@ -6994,6 +7306,7 @@
     </w:tblStylePr>
     <w:tblStylePr w:type="lastCol">
       <w:rPr>
+        <w:rFonts w:eastAsia="黑体"/>
         <w:b/>
         <w:bCs/>
         <w:color w:themeColor="background1" w:val="FFFFFF"/>
@@ -7042,6 +7355,7 @@
     </w:tblStylePr>
     <w:tblStylePr w:type="nwCell">
       <w:rPr>
+        <w:rFonts w:eastAsia="黑体"/>
         <w:color w:themeColor="background1" w:val="FFFFFF"/>
       </w:rPr>
       <w:tblPr/>
@@ -7085,6 +7399,7 @@
         <w:spacing w:after="0" w:before="0" w:line="240" w:lineRule="auto"/>
       </w:pPr>
       <w:rPr>
+        <w:rFonts w:eastAsia="黑体"/>
         <w:b/>
         <w:bCs/>
         <w:color w:themeColor="background1" w:val="FFFFFF"/>
@@ -7107,6 +7422,7 @@
         <w:spacing w:after="0" w:before="0" w:line="240" w:lineRule="auto"/>
       </w:pPr>
       <w:rPr>
+        <w:rFonts w:eastAsia="黑体"/>
         <w:color w:val="auto"/>
       </w:rPr>
       <w:tblPr/>
@@ -7124,6 +7440,7 @@
     </w:tblStylePr>
     <w:tblStylePr w:type="firstCol">
       <w:rPr>
+        <w:rFonts w:eastAsia="黑体"/>
         <w:b/>
         <w:bCs/>
         <w:color w:themeColor="background1" w:val="FFFFFF"/>
@@ -7143,6 +7460,7 @@
     </w:tblStylePr>
     <w:tblStylePr w:type="lastCol">
       <w:rPr>
+        <w:rFonts w:eastAsia="黑体"/>
         <w:b/>
         <w:bCs/>
         <w:color w:themeColor="background1" w:val="FFFFFF"/>
@@ -7191,6 +7509,7 @@
     </w:tblStylePr>
     <w:tblStylePr w:type="nwCell">
       <w:rPr>
+        <w:rFonts w:eastAsia="黑体"/>
         <w:color w:themeColor="background1" w:val="FFFFFF"/>
       </w:rPr>
       <w:tblPr/>
@@ -7234,6 +7553,7 @@
         <w:spacing w:after="0" w:before="0" w:line="240" w:lineRule="auto"/>
       </w:pPr>
       <w:rPr>
+        <w:rFonts w:eastAsia="黑体"/>
         <w:b/>
         <w:bCs/>
         <w:color w:themeColor="background1" w:val="FFFFFF"/>
@@ -7256,6 +7576,7 @@
         <w:spacing w:after="0" w:before="0" w:line="240" w:lineRule="auto"/>
       </w:pPr>
       <w:rPr>
+        <w:rFonts w:eastAsia="黑体"/>
         <w:color w:val="auto"/>
       </w:rPr>
       <w:tblPr/>
@@ -7273,6 +7594,7 @@
     </w:tblStylePr>
     <w:tblStylePr w:type="firstCol">
       <w:rPr>
+        <w:rFonts w:eastAsia="黑体"/>
         <w:b/>
         <w:bCs/>
         <w:color w:themeColor="background1" w:val="FFFFFF"/>
@@ -7292,6 +7614,7 @@
     </w:tblStylePr>
     <w:tblStylePr w:type="lastCol">
       <w:rPr>
+        <w:rFonts w:eastAsia="黑体"/>
         <w:b/>
         <w:bCs/>
         <w:color w:themeColor="background1" w:val="FFFFFF"/>
@@ -7340,6 +7663,7 @@
     </w:tblStylePr>
     <w:tblStylePr w:type="nwCell">
       <w:rPr>
+        <w:rFonts w:eastAsia="黑体"/>
         <w:color w:themeColor="background1" w:val="FFFFFF"/>
       </w:rPr>
       <w:tblPr/>
@@ -7383,6 +7707,7 @@
         <w:spacing w:after="0" w:before="0" w:line="240" w:lineRule="auto"/>
       </w:pPr>
       <w:rPr>
+        <w:rFonts w:eastAsia="黑体"/>
         <w:b/>
         <w:bCs/>
         <w:color w:themeColor="background1" w:val="FFFFFF"/>
@@ -7405,6 +7730,7 @@
         <w:spacing w:after="0" w:before="0" w:line="240" w:lineRule="auto"/>
       </w:pPr>
       <w:rPr>
+        <w:rFonts w:eastAsia="黑体"/>
         <w:color w:val="auto"/>
       </w:rPr>
       <w:tblPr/>
@@ -7422,6 +7748,7 @@
     </w:tblStylePr>
     <w:tblStylePr w:type="firstCol">
       <w:rPr>
+        <w:rFonts w:eastAsia="黑体"/>
         <w:b/>
         <w:bCs/>
         <w:color w:themeColor="background1" w:val="FFFFFF"/>
@@ -7441,6 +7768,7 @@
     </w:tblStylePr>
     <w:tblStylePr w:type="lastCol">
       <w:rPr>
+        <w:rFonts w:eastAsia="黑体"/>
         <w:b/>
         <w:bCs/>
         <w:color w:themeColor="background1" w:val="FFFFFF"/>
@@ -7489,6 +7817,7 @@
     </w:tblStylePr>
     <w:tblStylePr w:type="nwCell">
       <w:rPr>
+        <w:rFonts w:eastAsia="黑体"/>
         <w:color w:themeColor="background1" w:val="FFFFFF"/>
       </w:rPr>
       <w:tblPr/>
@@ -7532,6 +7861,7 @@
         <w:spacing w:after="0" w:before="0" w:line="240" w:lineRule="auto"/>
       </w:pPr>
       <w:rPr>
+        <w:rFonts w:eastAsia="黑体"/>
         <w:b/>
         <w:bCs/>
         <w:color w:themeColor="background1" w:val="FFFFFF"/>
@@ -7554,6 +7884,7 @@
         <w:spacing w:after="0" w:before="0" w:line="240" w:lineRule="auto"/>
       </w:pPr>
       <w:rPr>
+        <w:rFonts w:eastAsia="黑体"/>
         <w:color w:val="auto"/>
       </w:rPr>
       <w:tblPr/>
@@ -7571,6 +7902,7 @@
     </w:tblStylePr>
     <w:tblStylePr w:type="firstCol">
       <w:rPr>
+        <w:rFonts w:eastAsia="黑体"/>
         <w:b/>
         <w:bCs/>
         <w:color w:themeColor="background1" w:val="FFFFFF"/>
@@ -7590,6 +7922,7 @@
     </w:tblStylePr>
     <w:tblStylePr w:type="lastCol">
       <w:rPr>
+        <w:rFonts w:eastAsia="黑体"/>
         <w:b/>
         <w:bCs/>
         <w:color w:themeColor="background1" w:val="FFFFFF"/>
@@ -7638,6 +7971,7 @@
     </w:tblStylePr>
     <w:tblStylePr w:type="nwCell">
       <w:rPr>
+        <w:rFonts w:eastAsia="黑体"/>
         <w:color w:themeColor="background1" w:val="FFFFFF"/>
       </w:rPr>
       <w:tblPr/>
@@ -7681,6 +8015,7 @@
         <w:spacing w:after="0" w:before="0" w:line="240" w:lineRule="auto"/>
       </w:pPr>
       <w:rPr>
+        <w:rFonts w:eastAsia="黑体"/>
         <w:b/>
         <w:bCs/>
         <w:color w:themeColor="background1" w:val="FFFFFF"/>
@@ -7703,6 +8038,7 @@
         <w:spacing w:after="0" w:before="0" w:line="240" w:lineRule="auto"/>
       </w:pPr>
       <w:rPr>
+        <w:rFonts w:eastAsia="黑体"/>
         <w:color w:val="auto"/>
       </w:rPr>
       <w:tblPr/>
@@ -7720,6 +8056,7 @@
     </w:tblStylePr>
     <w:tblStylePr w:type="firstCol">
       <w:rPr>
+        <w:rFonts w:eastAsia="黑体"/>
         <w:b/>
         <w:bCs/>
         <w:color w:themeColor="background1" w:val="FFFFFF"/>
@@ -7739,6 +8076,7 @@
     </w:tblStylePr>
     <w:tblStylePr w:type="lastCol">
       <w:rPr>
+        <w:rFonts w:eastAsia="黑体"/>
         <w:b/>
         <w:bCs/>
         <w:color w:themeColor="background1" w:val="FFFFFF"/>
@@ -7787,6 +8125,7 @@
     </w:tblStylePr>
     <w:tblStylePr w:type="nwCell">
       <w:rPr>
+        <w:rFonts w:eastAsia="黑体"/>
         <w:color w:themeColor="background1" w:val="FFFFFF"/>
       </w:rPr>
       <w:tblPr/>
@@ -7811,6 +8150,7 @@
       <w:spacing w:after="0" w:line="240" w:lineRule="auto"/>
     </w:pPr>
     <w:rPr>
+      <w:rFonts w:eastAsia="黑体"/>
       <w:color w:themeColor="text1" w:val="000000"/>
     </w:rPr>
     <w:tblPr>
@@ -7830,7 +8170,7 @@
     </w:tblPr>
     <w:tblStylePr w:type="firstRow">
       <w:rPr>
-        <w:rFonts w:asciiTheme="majorHAnsi" w:cstheme="majorBidi" w:eastAsiaTheme="majorEastAsia" w:hAnsiTheme="majorHAnsi"/>
+        <w:rFonts w:asciiTheme="majorHAnsi" w:cstheme="majorBidi" w:hAnsiTheme="majorHAnsi" w:eastAsia="黑体"/>
       </w:rPr>
       <w:tblPr/>
       <w:tcPr>
@@ -7842,6 +8182,7 @@
     </w:tblStylePr>
     <w:tblStylePr w:type="lastRow">
       <w:rPr>
+        <w:rFonts w:eastAsia="黑体"/>
         <w:b/>
         <w:bCs/>
         <w:color w:themeColor="text2" w:val="1F497D"/>
@@ -7856,12 +8197,14 @@
     </w:tblStylePr>
     <w:tblStylePr w:type="firstCol">
       <w:rPr>
+        <w:rFonts w:eastAsia="黑体"/>
         <w:b/>
         <w:bCs/>
       </w:rPr>
     </w:tblStylePr>
     <w:tblStylePr w:type="lastCol">
       <w:rPr>
+        <w:rFonts w:eastAsia="黑体"/>
         <w:b/>
         <w:bCs/>
       </w:rPr>
@@ -7895,6 +8238,7 @@
       <w:spacing w:after="0" w:line="240" w:lineRule="auto"/>
     </w:pPr>
     <w:rPr>
+      <w:rFonts w:eastAsia="黑体"/>
       <w:color w:themeColor="text1" w:val="000000"/>
     </w:rPr>
     <w:tblPr>
@@ -7914,7 +8258,7 @@
     </w:tblPr>
     <w:tblStylePr w:type="firstRow">
       <w:rPr>
-        <w:rFonts w:asciiTheme="majorHAnsi" w:cstheme="majorBidi" w:eastAsiaTheme="majorEastAsia" w:hAnsiTheme="majorHAnsi"/>
+        <w:rFonts w:asciiTheme="majorHAnsi" w:cstheme="majorBidi" w:hAnsiTheme="majorHAnsi" w:eastAsia="黑体"/>
       </w:rPr>
       <w:tblPr/>
       <w:tcPr>
@@ -7926,6 +8270,7 @@
     </w:tblStylePr>
     <w:tblStylePr w:type="lastRow">
       <w:rPr>
+        <w:rFonts w:eastAsia="黑体"/>
         <w:b/>
         <w:bCs/>
         <w:color w:themeColor="text2" w:val="1F497D"/>
@@ -7940,12 +8285,14 @@
     </w:tblStylePr>
     <w:tblStylePr w:type="firstCol">
       <w:rPr>
+        <w:rFonts w:eastAsia="黑体"/>
         <w:b/>
         <w:bCs/>
       </w:rPr>
     </w:tblStylePr>
     <w:tblStylePr w:type="lastCol">
       <w:rPr>
+        <w:rFonts w:eastAsia="黑体"/>
         <w:b/>
         <w:bCs/>
       </w:rPr>
@@ -7979,6 +8326,7 @@
       <w:spacing w:after="0" w:line="240" w:lineRule="auto"/>
     </w:pPr>
     <w:rPr>
+      <w:rFonts w:eastAsia="黑体"/>
       <w:color w:themeColor="text1" w:val="000000"/>
     </w:rPr>
     <w:tblPr>
@@ -7998,7 +8346,7 @@
     </w:tblPr>
     <w:tblStylePr w:type="firstRow">
       <w:rPr>
-        <w:rFonts w:asciiTheme="majorHAnsi" w:cstheme="majorBidi" w:eastAsiaTheme="majorEastAsia" w:hAnsiTheme="majorHAnsi"/>
+        <w:rFonts w:asciiTheme="majorHAnsi" w:cstheme="majorBidi" w:hAnsiTheme="majorHAnsi" w:eastAsia="黑体"/>
       </w:rPr>
       <w:tblPr/>
       <w:tcPr>
@@ -8010,6 +8358,7 @@
     </w:tblStylePr>
     <w:tblStylePr w:type="lastRow">
       <w:rPr>
+        <w:rFonts w:eastAsia="黑体"/>
         <w:b/>
         <w:bCs/>
         <w:color w:themeColor="text2" w:val="1F497D"/>
@@ -8024,12 +8373,14 @@
     </w:tblStylePr>
     <w:tblStylePr w:type="firstCol">
       <w:rPr>
+        <w:rFonts w:eastAsia="黑体"/>
         <w:b/>
         <w:bCs/>
       </w:rPr>
     </w:tblStylePr>
     <w:tblStylePr w:type="lastCol">
       <w:rPr>
+        <w:rFonts w:eastAsia="黑体"/>
         <w:b/>
         <w:bCs/>
       </w:rPr>
@@ -8063,6 +8414,7 @@
       <w:spacing w:after="0" w:line="240" w:lineRule="auto"/>
     </w:pPr>
     <w:rPr>
+      <w:rFonts w:eastAsia="黑体"/>
       <w:color w:themeColor="text1" w:val="000000"/>
     </w:rPr>
     <w:tblPr>
@@ -8082,7 +8434,7 @@
     </w:tblPr>
     <w:tblStylePr w:type="firstRow">
       <w:rPr>
-        <w:rFonts w:asciiTheme="majorHAnsi" w:cstheme="majorBidi" w:eastAsiaTheme="majorEastAsia" w:hAnsiTheme="majorHAnsi"/>
+        <w:rFonts w:asciiTheme="majorHAnsi" w:cstheme="majorBidi" w:hAnsiTheme="majorHAnsi" w:eastAsia="黑体"/>
       </w:rPr>
       <w:tblPr/>
       <w:tcPr>
@@ -8094,6 +8446,7 @@
     </w:tblStylePr>
     <w:tblStylePr w:type="lastRow">
       <w:rPr>
+        <w:rFonts w:eastAsia="黑体"/>
         <w:b/>
         <w:bCs/>
         <w:color w:themeColor="text2" w:val="1F497D"/>
@@ -8108,12 +8461,14 @@
     </w:tblStylePr>
     <w:tblStylePr w:type="firstCol">
       <w:rPr>
+        <w:rFonts w:eastAsia="黑体"/>
         <w:b/>
         <w:bCs/>
       </w:rPr>
     </w:tblStylePr>
     <w:tblStylePr w:type="lastCol">
       <w:rPr>
+        <w:rFonts w:eastAsia="黑体"/>
         <w:b/>
         <w:bCs/>
       </w:rPr>
@@ -8147,6 +8502,7 @@
       <w:spacing w:after="0" w:line="240" w:lineRule="auto"/>
     </w:pPr>
     <w:rPr>
+      <w:rFonts w:eastAsia="黑体"/>
       <w:color w:themeColor="text1" w:val="000000"/>
     </w:rPr>
     <w:tblPr>
@@ -8166,7 +8522,7 @@
     </w:tblPr>
     <w:tblStylePr w:type="firstRow">
       <w:rPr>
-        <w:rFonts w:asciiTheme="majorHAnsi" w:cstheme="majorBidi" w:eastAsiaTheme="majorEastAsia" w:hAnsiTheme="majorHAnsi"/>
+        <w:rFonts w:asciiTheme="majorHAnsi" w:cstheme="majorBidi" w:hAnsiTheme="majorHAnsi" w:eastAsia="黑体"/>
       </w:rPr>
       <w:tblPr/>
       <w:tcPr>
@@ -8178,6 +8534,7 @@
     </w:tblStylePr>
     <w:tblStylePr w:type="lastRow">
       <w:rPr>
+        <w:rFonts w:eastAsia="黑体"/>
         <w:b/>
         <w:bCs/>
         <w:color w:themeColor="text2" w:val="1F497D"/>
@@ -8192,12 +8549,14 @@
     </w:tblStylePr>
     <w:tblStylePr w:type="firstCol">
       <w:rPr>
+        <w:rFonts w:eastAsia="黑体"/>
         <w:b/>
         <w:bCs/>
       </w:rPr>
     </w:tblStylePr>
     <w:tblStylePr w:type="lastCol">
       <w:rPr>
+        <w:rFonts w:eastAsia="黑体"/>
         <w:b/>
         <w:bCs/>
       </w:rPr>
@@ -8231,6 +8590,7 @@
       <w:spacing w:after="0" w:line="240" w:lineRule="auto"/>
     </w:pPr>
     <w:rPr>
+      <w:rFonts w:eastAsia="黑体"/>
       <w:color w:themeColor="text1" w:val="000000"/>
     </w:rPr>
     <w:tblPr>
@@ -8250,7 +8610,7 @@
     </w:tblPr>
     <w:tblStylePr w:type="firstRow">
       <w:rPr>
-        <w:rFonts w:asciiTheme="majorHAnsi" w:cstheme="majorBidi" w:eastAsiaTheme="majorEastAsia" w:hAnsiTheme="majorHAnsi"/>
+        <w:rFonts w:asciiTheme="majorHAnsi" w:cstheme="majorBidi" w:hAnsiTheme="majorHAnsi" w:eastAsia="黑体"/>
       </w:rPr>
       <w:tblPr/>
       <w:tcPr>
@@ -8262,6 +8622,7 @@
     </w:tblStylePr>
     <w:tblStylePr w:type="lastRow">
       <w:rPr>
+        <w:rFonts w:eastAsia="黑体"/>
         <w:b/>
         <w:bCs/>
         <w:color w:themeColor="text2" w:val="1F497D"/>
@@ -8276,12 +8637,14 @@
     </w:tblStylePr>
     <w:tblStylePr w:type="firstCol">
       <w:rPr>
+        <w:rFonts w:eastAsia="黑体"/>
         <w:b/>
         <w:bCs/>
       </w:rPr>
     </w:tblStylePr>
     <w:tblStylePr w:type="lastCol">
       <w:rPr>
+        <w:rFonts w:eastAsia="黑体"/>
         <w:b/>
         <w:bCs/>
       </w:rPr>
@@ -8315,6 +8678,7 @@
       <w:spacing w:after="0" w:line="240" w:lineRule="auto"/>
     </w:pPr>
     <w:rPr>
+      <w:rFonts w:eastAsia="黑体"/>
       <w:color w:themeColor="text1" w:val="000000"/>
     </w:rPr>
     <w:tblPr>
@@ -8334,7 +8698,7 @@
     </w:tblPr>
     <w:tblStylePr w:type="firstRow">
       <w:rPr>
-        <w:rFonts w:asciiTheme="majorHAnsi" w:cstheme="majorBidi" w:eastAsiaTheme="majorEastAsia" w:hAnsiTheme="majorHAnsi"/>
+        <w:rFonts w:asciiTheme="majorHAnsi" w:cstheme="majorBidi" w:hAnsiTheme="majorHAnsi" w:eastAsia="黑体"/>
       </w:rPr>
       <w:tblPr/>
       <w:tcPr>
@@ -8346,6 +8710,7 @@
     </w:tblStylePr>
     <w:tblStylePr w:type="lastRow">
       <w:rPr>
+        <w:rFonts w:eastAsia="黑体"/>
         <w:b/>
         <w:bCs/>
         <w:color w:themeColor="text2" w:val="1F497D"/>
@@ -8360,12 +8725,14 @@
     </w:tblStylePr>
     <w:tblStylePr w:type="firstCol">
       <w:rPr>
+        <w:rFonts w:eastAsia="黑体"/>
         <w:b/>
         <w:bCs/>
       </w:rPr>
     </w:tblStylePr>
     <w:tblStylePr w:type="lastCol">
       <w:rPr>
+        <w:rFonts w:eastAsia="黑体"/>
         <w:b/>
         <w:bCs/>
       </w:rPr>
@@ -8399,7 +8766,7 @@
       <w:spacing w:after="0" w:line="240" w:lineRule="auto"/>
     </w:pPr>
     <w:rPr>
-      <w:rFonts w:asciiTheme="majorHAnsi" w:cstheme="majorBidi" w:eastAsiaTheme="majorEastAsia" w:hAnsiTheme="majorHAnsi"/>
+      <w:rFonts w:asciiTheme="majorHAnsi" w:cstheme="majorBidi" w:hAnsiTheme="majorHAnsi" w:eastAsia="黑体"/>
       <w:color w:themeColor="text1" w:val="000000"/>
     </w:rPr>
     <w:tblPr>
@@ -8421,6 +8788,7 @@
     </w:tblPr>
     <w:tblStylePr w:type="firstRow">
       <w:rPr>
+        <w:rFonts w:eastAsia="黑体"/>
         <w:sz w:val="24"/>
         <w:szCs w:val="24"/>
       </w:rPr>
@@ -8527,7 +8895,7 @@
       <w:spacing w:after="0" w:line="240" w:lineRule="auto"/>
     </w:pPr>
     <w:rPr>
-      <w:rFonts w:asciiTheme="majorHAnsi" w:cstheme="majorBidi" w:eastAsiaTheme="majorEastAsia" w:hAnsiTheme="majorHAnsi"/>
+      <w:rFonts w:asciiTheme="majorHAnsi" w:cstheme="majorBidi" w:hAnsiTheme="majorHAnsi" w:eastAsia="黑体"/>
       <w:color w:themeColor="text1" w:val="000000"/>
     </w:rPr>
     <w:tblPr>
@@ -8549,6 +8917,7 @@
     </w:tblPr>
     <w:tblStylePr w:type="firstRow">
       <w:rPr>
+        <w:rFonts w:eastAsia="黑体"/>
         <w:sz w:val="24"/>
         <w:szCs w:val="24"/>
       </w:rPr>
@@ -8655,7 +9024,7 @@
       <w:spacing w:after="0" w:line="240" w:lineRule="auto"/>
     </w:pPr>
     <w:rPr>
-      <w:rFonts w:asciiTheme="majorHAnsi" w:cstheme="majorBidi" w:eastAsiaTheme="majorEastAsia" w:hAnsiTheme="majorHAnsi"/>
+      <w:rFonts w:asciiTheme="majorHAnsi" w:cstheme="majorBidi" w:hAnsiTheme="majorHAnsi" w:eastAsia="黑体"/>
       <w:color w:themeColor="text1" w:val="000000"/>
     </w:rPr>
     <w:tblPr>
@@ -8677,6 +9046,7 @@
     </w:tblPr>
     <w:tblStylePr w:type="firstRow">
       <w:rPr>
+        <w:rFonts w:eastAsia="黑体"/>
         <w:sz w:val="24"/>
         <w:szCs w:val="24"/>
       </w:rPr>
@@ -8783,7 +9153,7 @@
       <w:spacing w:after="0" w:line="240" w:lineRule="auto"/>
     </w:pPr>
     <w:rPr>
-      <w:rFonts w:asciiTheme="majorHAnsi" w:cstheme="majorBidi" w:eastAsiaTheme="majorEastAsia" w:hAnsiTheme="majorHAnsi"/>
+      <w:rFonts w:asciiTheme="majorHAnsi" w:cstheme="majorBidi" w:hAnsiTheme="majorHAnsi" w:eastAsia="黑体"/>
       <w:color w:themeColor="text1" w:val="000000"/>
     </w:rPr>
     <w:tblPr>
@@ -8805,6 +9175,7 @@
     </w:tblPr>
     <w:tblStylePr w:type="firstRow">
       <w:rPr>
+        <w:rFonts w:eastAsia="黑体"/>
         <w:sz w:val="24"/>
         <w:szCs w:val="24"/>
       </w:rPr>
@@ -8911,7 +9282,7 @@
       <w:spacing w:after="0" w:line="240" w:lineRule="auto"/>
     </w:pPr>
     <w:rPr>
-      <w:rFonts w:asciiTheme="majorHAnsi" w:cstheme="majorBidi" w:eastAsiaTheme="majorEastAsia" w:hAnsiTheme="majorHAnsi"/>
+      <w:rFonts w:asciiTheme="majorHAnsi" w:cstheme="majorBidi" w:hAnsiTheme="majorHAnsi" w:eastAsia="黑体"/>
       <w:color w:themeColor="text1" w:val="000000"/>
     </w:rPr>
     <w:tblPr>
@@ -8933,6 +9304,7 @@
     </w:tblPr>
     <w:tblStylePr w:type="firstRow">
       <w:rPr>
+        <w:rFonts w:eastAsia="黑体"/>
         <w:sz w:val="24"/>
         <w:szCs w:val="24"/>
       </w:rPr>
@@ -9039,7 +9411,7 @@
       <w:spacing w:after="0" w:line="240" w:lineRule="auto"/>
     </w:pPr>
     <w:rPr>
-      <w:rFonts w:asciiTheme="majorHAnsi" w:cstheme="majorBidi" w:eastAsiaTheme="majorEastAsia" w:hAnsiTheme="majorHAnsi"/>
+      <w:rFonts w:asciiTheme="majorHAnsi" w:cstheme="majorBidi" w:hAnsiTheme="majorHAnsi" w:eastAsia="黑体"/>
       <w:color w:themeColor="text1" w:val="000000"/>
     </w:rPr>
     <w:tblPr>
@@ -9061,6 +9433,7 @@
     </w:tblPr>
     <w:tblStylePr w:type="firstRow">
       <w:rPr>
+        <w:rFonts w:eastAsia="黑体"/>
         <w:sz w:val="24"/>
         <w:szCs w:val="24"/>
       </w:rPr>
@@ -9167,7 +9540,7 @@
       <w:spacing w:after="0" w:line="240" w:lineRule="auto"/>
     </w:pPr>
     <w:rPr>
-      <w:rFonts w:asciiTheme="majorHAnsi" w:cstheme="majorBidi" w:eastAsiaTheme="majorEastAsia" w:hAnsiTheme="majorHAnsi"/>
+      <w:rFonts w:asciiTheme="majorHAnsi" w:cstheme="majorBidi" w:hAnsiTheme="majorHAnsi" w:eastAsia="黑体"/>
       <w:color w:themeColor="text1" w:val="000000"/>
     </w:rPr>
     <w:tblPr>
@@ -9189,6 +9562,7 @@
     </w:tblPr>
     <w:tblStylePr w:type="firstRow">
       <w:rPr>
+        <w:rFonts w:eastAsia="黑体"/>
         <w:sz w:val="24"/>
         <w:szCs w:val="24"/>
       </w:rPr>
@@ -9318,12 +9692,14 @@
     </w:tcPr>
     <w:tblStylePr w:type="firstRow">
       <w:rPr>
+        <w:rFonts w:eastAsia="黑体"/>
         <w:b/>
         <w:bCs/>
       </w:rPr>
     </w:tblStylePr>
     <w:tblStylePr w:type="lastRow">
       <w:rPr>
+        <w:rFonts w:eastAsia="黑体"/>
         <w:b/>
         <w:bCs/>
       </w:rPr>
@@ -9336,12 +9712,14 @@
     </w:tblStylePr>
     <w:tblStylePr w:type="firstCol">
       <w:rPr>
+        <w:rFonts w:eastAsia="黑体"/>
         <w:b/>
         <w:bCs/>
       </w:rPr>
     </w:tblStylePr>
     <w:tblStylePr w:type="lastCol">
       <w:rPr>
+        <w:rFonts w:eastAsia="黑体"/>
         <w:b/>
         <w:bCs/>
       </w:rPr>
@@ -9391,12 +9769,14 @@
     </w:tcPr>
     <w:tblStylePr w:type="firstRow">
       <w:rPr>
+        <w:rFonts w:eastAsia="黑体"/>
         <w:b/>
         <w:bCs/>
       </w:rPr>
     </w:tblStylePr>
     <w:tblStylePr w:type="lastRow">
       <w:rPr>
+        <w:rFonts w:eastAsia="黑体"/>
         <w:b/>
         <w:bCs/>
       </w:rPr>
@@ -9409,12 +9789,14 @@
     </w:tblStylePr>
     <w:tblStylePr w:type="firstCol">
       <w:rPr>
+        <w:rFonts w:eastAsia="黑体"/>
         <w:b/>
         <w:bCs/>
       </w:rPr>
     </w:tblStylePr>
     <w:tblStylePr w:type="lastCol">
       <w:rPr>
+        <w:rFonts w:eastAsia="黑体"/>
         <w:b/>
         <w:bCs/>
       </w:rPr>
@@ -9464,12 +9846,14 @@
     </w:tcPr>
     <w:tblStylePr w:type="firstRow">
       <w:rPr>
+        <w:rFonts w:eastAsia="黑体"/>
         <w:b/>
         <w:bCs/>
       </w:rPr>
     </w:tblStylePr>
     <w:tblStylePr w:type="lastRow">
       <w:rPr>
+        <w:rFonts w:eastAsia="黑体"/>
         <w:b/>
         <w:bCs/>
       </w:rPr>
@@ -9482,12 +9866,14 @@
     </w:tblStylePr>
     <w:tblStylePr w:type="firstCol">
       <w:rPr>
+        <w:rFonts w:eastAsia="黑体"/>
         <w:b/>
         <w:bCs/>
       </w:rPr>
     </w:tblStylePr>
     <w:tblStylePr w:type="lastCol">
       <w:rPr>
+        <w:rFonts w:eastAsia="黑体"/>
         <w:b/>
         <w:bCs/>
       </w:rPr>
@@ -9537,12 +9923,14 @@
     </w:tcPr>
     <w:tblStylePr w:type="firstRow">
       <w:rPr>
+        <w:rFonts w:eastAsia="黑体"/>
         <w:b/>
         <w:bCs/>
       </w:rPr>
     </w:tblStylePr>
     <w:tblStylePr w:type="lastRow">
       <w:rPr>
+        <w:rFonts w:eastAsia="黑体"/>
         <w:b/>
         <w:bCs/>
       </w:rPr>
@@ -9555,12 +9943,14 @@
     </w:tblStylePr>
     <w:tblStylePr w:type="firstCol">
       <w:rPr>
+        <w:rFonts w:eastAsia="黑体"/>
         <w:b/>
         <w:bCs/>
       </w:rPr>
     </w:tblStylePr>
     <w:tblStylePr w:type="lastCol">
       <w:rPr>
+        <w:rFonts w:eastAsia="黑体"/>
         <w:b/>
         <w:bCs/>
       </w:rPr>
@@ -9610,12 +10000,14 @@
     </w:tcPr>
     <w:tblStylePr w:type="firstRow">
       <w:rPr>
+        <w:rFonts w:eastAsia="黑体"/>
         <w:b/>
         <w:bCs/>
       </w:rPr>
     </w:tblStylePr>
     <w:tblStylePr w:type="lastRow">
       <w:rPr>
+        <w:rFonts w:eastAsia="黑体"/>
         <w:b/>
         <w:bCs/>
       </w:rPr>
@@ -9628,12 +10020,14 @@
     </w:tblStylePr>
     <w:tblStylePr w:type="firstCol">
       <w:rPr>
+        <w:rFonts w:eastAsia="黑体"/>
         <w:b/>
         <w:bCs/>
       </w:rPr>
     </w:tblStylePr>
     <w:tblStylePr w:type="lastCol">
       <w:rPr>
+        <w:rFonts w:eastAsia="黑体"/>
         <w:b/>
         <w:bCs/>
       </w:rPr>
@@ -9683,12 +10077,14 @@
     </w:tcPr>
     <w:tblStylePr w:type="firstRow">
       <w:rPr>
+        <w:rFonts w:eastAsia="黑体"/>
         <w:b/>
         <w:bCs/>
       </w:rPr>
     </w:tblStylePr>
     <w:tblStylePr w:type="lastRow">
       <w:rPr>
+        <w:rFonts w:eastAsia="黑体"/>
         <w:b/>
         <w:bCs/>
       </w:rPr>
@@ -9701,12 +10097,14 @@
     </w:tblStylePr>
     <w:tblStylePr w:type="firstCol">
       <w:rPr>
+        <w:rFonts w:eastAsia="黑体"/>
         <w:b/>
         <w:bCs/>
       </w:rPr>
     </w:tblStylePr>
     <w:tblStylePr w:type="lastCol">
       <w:rPr>
+        <w:rFonts w:eastAsia="黑体"/>
         <w:b/>
         <w:bCs/>
       </w:rPr>
@@ -9756,12 +10154,14 @@
     </w:tcPr>
     <w:tblStylePr w:type="firstRow">
       <w:rPr>
+        <w:rFonts w:eastAsia="黑体"/>
         <w:b/>
         <w:bCs/>
       </w:rPr>
     </w:tblStylePr>
     <w:tblStylePr w:type="lastRow">
       <w:rPr>
+        <w:rFonts w:eastAsia="黑体"/>
         <w:b/>
         <w:bCs/>
       </w:rPr>
@@ -9774,12 +10174,14 @@
     </w:tblStylePr>
     <w:tblStylePr w:type="firstCol">
       <w:rPr>
+        <w:rFonts w:eastAsia="黑体"/>
         <w:b/>
         <w:bCs/>
       </w:rPr>
     </w:tblStylePr>
     <w:tblStylePr w:type="lastCol">
       <w:rPr>
+        <w:rFonts w:eastAsia="黑体"/>
         <w:b/>
         <w:bCs/>
       </w:rPr>
@@ -9806,7 +10208,7 @@
       <w:spacing w:after="0" w:line="240" w:lineRule="auto"/>
     </w:pPr>
     <w:rPr>
-      <w:rFonts w:asciiTheme="majorHAnsi" w:cstheme="majorBidi" w:eastAsiaTheme="majorEastAsia" w:hAnsiTheme="majorHAnsi"/>
+      <w:rFonts w:asciiTheme="majorHAnsi" w:cstheme="majorBidi" w:hAnsiTheme="majorHAnsi" w:eastAsia="黑体"/>
       <w:color w:themeColor="text1" w:val="000000"/>
     </w:rPr>
     <w:tblPr>
@@ -9833,6 +10235,7 @@
     </w:tcPr>
     <w:tblStylePr w:type="firstRow">
       <w:rPr>
+        <w:rFonts w:eastAsia="黑体"/>
         <w:b/>
         <w:bCs/>
         <w:color w:themeColor="text1" w:val="000000"/>
@@ -9844,6 +10247,7 @@
     </w:tblStylePr>
     <w:tblStylePr w:type="lastRow">
       <w:rPr>
+        <w:rFonts w:eastAsia="黑体"/>
         <w:b/>
         <w:bCs/>
         <w:color w:themeColor="text1" w:val="000000"/>
@@ -9863,6 +10267,7 @@
     </w:tblStylePr>
     <w:tblStylePr w:type="firstCol">
       <w:rPr>
+        <w:rFonts w:eastAsia="黑体"/>
         <w:b/>
         <w:bCs/>
         <w:color w:themeColor="text1" w:val="000000"/>
@@ -9882,6 +10287,7 @@
     </w:tblStylePr>
     <w:tblStylePr w:type="lastCol">
       <w:rPr>
+        <w:rFonts w:eastAsia="黑体"/>
         <w:b w:val="0"/>
         <w:bCs w:val="0"/>
         <w:color w:themeColor="text1" w:val="000000"/>
@@ -9931,7 +10337,7 @@
       <w:spacing w:after="0" w:line="240" w:lineRule="auto"/>
     </w:pPr>
     <w:rPr>
-      <w:rFonts w:asciiTheme="majorHAnsi" w:cstheme="majorBidi" w:eastAsiaTheme="majorEastAsia" w:hAnsiTheme="majorHAnsi"/>
+      <w:rFonts w:asciiTheme="majorHAnsi" w:cstheme="majorBidi" w:hAnsiTheme="majorHAnsi" w:eastAsia="黑体"/>
       <w:color w:themeColor="text1" w:val="000000"/>
     </w:rPr>
     <w:tblPr>
@@ -9958,6 +10364,7 @@
     </w:tcPr>
     <w:tblStylePr w:type="firstRow">
       <w:rPr>
+        <w:rFonts w:eastAsia="黑体"/>
         <w:b/>
         <w:bCs/>
         <w:color w:themeColor="text1" w:val="000000"/>
@@ -9969,6 +10376,7 @@
     </w:tblStylePr>
     <w:tblStylePr w:type="lastRow">
       <w:rPr>
+        <w:rFonts w:eastAsia="黑体"/>
         <w:b/>
         <w:bCs/>
         <w:color w:themeColor="text1" w:val="000000"/>
@@ -9988,6 +10396,7 @@
     </w:tblStylePr>
     <w:tblStylePr w:type="firstCol">
       <w:rPr>
+        <w:rFonts w:eastAsia="黑体"/>
         <w:b/>
         <w:bCs/>
         <w:color w:themeColor="text1" w:val="000000"/>
@@ -10007,6 +10416,7 @@
     </w:tblStylePr>
     <w:tblStylePr w:type="lastCol">
       <w:rPr>
+        <w:rFonts w:eastAsia="黑体"/>
         <w:b w:val="0"/>
         <w:bCs w:val="0"/>
         <w:color w:themeColor="text1" w:val="000000"/>
@@ -10056,7 +10466,7 @@
       <w:spacing w:after="0" w:line="240" w:lineRule="auto"/>
     </w:pPr>
     <w:rPr>
-      <w:rFonts w:asciiTheme="majorHAnsi" w:cstheme="majorBidi" w:eastAsiaTheme="majorEastAsia" w:hAnsiTheme="majorHAnsi"/>
+      <w:rFonts w:asciiTheme="majorHAnsi" w:cstheme="majorBidi" w:hAnsiTheme="majorHAnsi" w:eastAsia="黑体"/>
       <w:color w:themeColor="text1" w:val="000000"/>
     </w:rPr>
     <w:tblPr>
@@ -10083,6 +10493,7 @@
     </w:tcPr>
     <w:tblStylePr w:type="firstRow">
       <w:rPr>
+        <w:rFonts w:eastAsia="黑体"/>
         <w:b/>
         <w:bCs/>
         <w:color w:themeColor="text1" w:val="000000"/>
@@ -10094,6 +10505,7 @@
     </w:tblStylePr>
     <w:tblStylePr w:type="lastRow">
       <w:rPr>
+        <w:rFonts w:eastAsia="黑体"/>
         <w:b/>
         <w:bCs/>
         <w:color w:themeColor="text1" w:val="000000"/>
@@ -10113,6 +10525,7 @@
     </w:tblStylePr>
     <w:tblStylePr w:type="firstCol">
       <w:rPr>
+        <w:rFonts w:eastAsia="黑体"/>
         <w:b/>
         <w:bCs/>
         <w:color w:themeColor="text1" w:val="000000"/>
@@ -10132,6 +10545,7 @@
     </w:tblStylePr>
     <w:tblStylePr w:type="lastCol">
       <w:rPr>
+        <w:rFonts w:eastAsia="黑体"/>
         <w:b w:val="0"/>
         <w:bCs w:val="0"/>
         <w:color w:themeColor="text1" w:val="000000"/>
@@ -10181,7 +10595,7 @@
       <w:spacing w:after="0" w:line="240" w:lineRule="auto"/>
     </w:pPr>
     <w:rPr>
-      <w:rFonts w:asciiTheme="majorHAnsi" w:cstheme="majorBidi" w:eastAsiaTheme="majorEastAsia" w:hAnsiTheme="majorHAnsi"/>
+      <w:rFonts w:asciiTheme="majorHAnsi" w:cstheme="majorBidi" w:hAnsiTheme="majorHAnsi" w:eastAsia="黑体"/>
       <w:color w:themeColor="text1" w:val="000000"/>
     </w:rPr>
     <w:tblPr>
@@ -10208,6 +10622,7 @@
     </w:tcPr>
     <w:tblStylePr w:type="firstRow">
       <w:rPr>
+        <w:rFonts w:eastAsia="黑体"/>
         <w:b/>
         <w:bCs/>
         <w:color w:themeColor="text1" w:val="000000"/>
@@ -10219,6 +10634,7 @@
     </w:tblStylePr>
     <w:tblStylePr w:type="lastRow">
       <w:rPr>
+        <w:rFonts w:eastAsia="黑体"/>
         <w:b/>
         <w:bCs/>
         <w:color w:themeColor="text1" w:val="000000"/>
@@ -10238,6 +10654,7 @@
     </w:tblStylePr>
     <w:tblStylePr w:type="firstCol">
       <w:rPr>
+        <w:rFonts w:eastAsia="黑体"/>
         <w:b/>
         <w:bCs/>
         <w:color w:themeColor="text1" w:val="000000"/>
@@ -10257,6 +10674,7 @@
     </w:tblStylePr>
     <w:tblStylePr w:type="lastCol">
       <w:rPr>
+        <w:rFonts w:eastAsia="黑体"/>
         <w:b w:val="0"/>
         <w:bCs w:val="0"/>
         <w:color w:themeColor="text1" w:val="000000"/>
@@ -10306,7 +10724,7 @@
       <w:spacing w:after="0" w:line="240" w:lineRule="auto"/>
     </w:pPr>
     <w:rPr>
-      <w:rFonts w:asciiTheme="majorHAnsi" w:cstheme="majorBidi" w:eastAsiaTheme="majorEastAsia" w:hAnsiTheme="majorHAnsi"/>
+      <w:rFonts w:asciiTheme="majorHAnsi" w:cstheme="majorBidi" w:hAnsiTheme="majorHAnsi" w:eastAsia="黑体"/>
       <w:color w:themeColor="text1" w:val="000000"/>
     </w:rPr>
     <w:tblPr>
@@ -10333,6 +10751,7 @@
     </w:tcPr>
     <w:tblStylePr w:type="firstRow">
       <w:rPr>
+        <w:rFonts w:eastAsia="黑体"/>
         <w:b/>
         <w:bCs/>
         <w:color w:themeColor="text1" w:val="000000"/>
@@ -10344,6 +10763,7 @@
     </w:tblStylePr>
     <w:tblStylePr w:type="lastRow">
       <w:rPr>
+        <w:rFonts w:eastAsia="黑体"/>
         <w:b/>
         <w:bCs/>
         <w:color w:themeColor="text1" w:val="000000"/>
@@ -10363,6 +10783,7 @@
     </w:tblStylePr>
     <w:tblStylePr w:type="firstCol">
       <w:rPr>
+        <w:rFonts w:eastAsia="黑体"/>
         <w:b/>
         <w:bCs/>
         <w:color w:themeColor="text1" w:val="000000"/>
@@ -10382,6 +10803,7 @@
     </w:tblStylePr>
     <w:tblStylePr w:type="lastCol">
       <w:rPr>
+        <w:rFonts w:eastAsia="黑体"/>
         <w:b w:val="0"/>
         <w:bCs w:val="0"/>
         <w:color w:themeColor="text1" w:val="000000"/>
@@ -10431,7 +10853,7 @@
       <w:spacing w:after="0" w:line="240" w:lineRule="auto"/>
     </w:pPr>
     <w:rPr>
-      <w:rFonts w:asciiTheme="majorHAnsi" w:cstheme="majorBidi" w:eastAsiaTheme="majorEastAsia" w:hAnsiTheme="majorHAnsi"/>
+      <w:rFonts w:asciiTheme="majorHAnsi" w:cstheme="majorBidi" w:hAnsiTheme="majorHAnsi" w:eastAsia="黑体"/>
       <w:color w:themeColor="text1" w:val="000000"/>
     </w:rPr>
     <w:tblPr>
@@ -10458,6 +10880,7 @@
     </w:tcPr>
     <w:tblStylePr w:type="firstRow">
       <w:rPr>
+        <w:rFonts w:eastAsia="黑体"/>
         <w:b/>
         <w:bCs/>
         <w:color w:themeColor="text1" w:val="000000"/>
@@ -10469,6 +10892,7 @@
     </w:tblStylePr>
     <w:tblStylePr w:type="lastRow">
       <w:rPr>
+        <w:rFonts w:eastAsia="黑体"/>
         <w:b/>
         <w:bCs/>
         <w:color w:themeColor="text1" w:val="000000"/>
@@ -10488,6 +10912,7 @@
     </w:tblStylePr>
     <w:tblStylePr w:type="firstCol">
       <w:rPr>
+        <w:rFonts w:eastAsia="黑体"/>
         <w:b/>
         <w:bCs/>
         <w:color w:themeColor="text1" w:val="000000"/>
@@ -10507,6 +10932,7 @@
     </w:tblStylePr>
     <w:tblStylePr w:type="lastCol">
       <w:rPr>
+        <w:rFonts w:eastAsia="黑体"/>
         <w:b w:val="0"/>
         <w:bCs w:val="0"/>
         <w:color w:themeColor="text1" w:val="000000"/>
@@ -10556,7 +10982,7 @@
       <w:spacing w:after="0" w:line="240" w:lineRule="auto"/>
     </w:pPr>
     <w:rPr>
-      <w:rFonts w:asciiTheme="majorHAnsi" w:cstheme="majorBidi" w:eastAsiaTheme="majorEastAsia" w:hAnsiTheme="majorHAnsi"/>
+      <w:rFonts w:asciiTheme="majorHAnsi" w:cstheme="majorBidi" w:hAnsiTheme="majorHAnsi" w:eastAsia="黑体"/>
       <w:color w:themeColor="text1" w:val="000000"/>
     </w:rPr>
     <w:tblPr>
@@ -10583,6 +11009,7 @@
     </w:tcPr>
     <w:tblStylePr w:type="firstRow">
       <w:rPr>
+        <w:rFonts w:eastAsia="黑体"/>
         <w:b/>
         <w:bCs/>
         <w:color w:themeColor="text1" w:val="000000"/>
@@ -10594,6 +11021,7 @@
     </w:tblStylePr>
     <w:tblStylePr w:type="lastRow">
       <w:rPr>
+        <w:rFonts w:eastAsia="黑体"/>
         <w:b/>
         <w:bCs/>
         <w:color w:themeColor="text1" w:val="000000"/>
@@ -10613,6 +11041,7 @@
     </w:tblStylePr>
     <w:tblStylePr w:type="firstCol">
       <w:rPr>
+        <w:rFonts w:eastAsia="黑体"/>
         <w:b/>
         <w:bCs/>
         <w:color w:themeColor="text1" w:val="000000"/>
@@ -10632,6 +11061,7 @@
     </w:tblStylePr>
     <w:tblStylePr w:type="lastCol">
       <w:rPr>
+        <w:rFonts w:eastAsia="黑体"/>
         <w:b w:val="0"/>
         <w:bCs w:val="0"/>
         <w:color w:themeColor="text1" w:val="000000"/>
@@ -10704,6 +11134,7 @@
     </w:tcPr>
     <w:tblStylePr w:type="firstRow">
       <w:rPr>
+        <w:rFonts w:eastAsia="黑体"/>
         <w:b/>
         <w:bCs/>
         <w:i w:val="0"/>
@@ -10725,6 +11156,7 @@
     </w:tblStylePr>
     <w:tblStylePr w:type="lastRow">
       <w:rPr>
+        <w:rFonts w:eastAsia="黑体"/>
         <w:b/>
         <w:bCs/>
         <w:i w:val="0"/>
@@ -10746,6 +11178,7 @@
     </w:tblStylePr>
     <w:tblStylePr w:type="firstCol">
       <w:rPr>
+        <w:rFonts w:eastAsia="黑体"/>
         <w:b/>
         <w:bCs/>
         <w:i w:val="0"/>
@@ -10765,6 +11198,7 @@
     </w:tblStylePr>
     <w:tblStylePr w:type="lastCol">
       <w:rPr>
+        <w:rFonts w:eastAsia="黑体"/>
         <w:b/>
         <w:bCs/>
         <w:i w:val="0"/>
@@ -10845,6 +11279,7 @@
     </w:tcPr>
     <w:tblStylePr w:type="firstRow">
       <w:rPr>
+        <w:rFonts w:eastAsia="黑体"/>
         <w:b/>
         <w:bCs/>
         <w:i w:val="0"/>
@@ -10866,6 +11301,7 @@
     </w:tblStylePr>
     <w:tblStylePr w:type="lastRow">
       <w:rPr>
+        <w:rFonts w:eastAsia="黑体"/>
         <w:b/>
         <w:bCs/>
         <w:i w:val="0"/>
@@ -10887,6 +11323,7 @@
     </w:tblStylePr>
     <w:tblStylePr w:type="firstCol">
       <w:rPr>
+        <w:rFonts w:eastAsia="黑体"/>
         <w:b/>
         <w:bCs/>
         <w:i w:val="0"/>
@@ -10906,6 +11343,7 @@
     </w:tblStylePr>
     <w:tblStylePr w:type="lastCol">
       <w:rPr>
+        <w:rFonts w:eastAsia="黑体"/>
         <w:b/>
         <w:bCs/>
         <w:i w:val="0"/>
@@ -10986,6 +11424,7 @@
     </w:tcPr>
     <w:tblStylePr w:type="firstRow">
       <w:rPr>
+        <w:rFonts w:eastAsia="黑体"/>
         <w:b/>
         <w:bCs/>
         <w:i w:val="0"/>
@@ -11007,6 +11446,7 @@
     </w:tblStylePr>
     <w:tblStylePr w:type="lastRow">
       <w:rPr>
+        <w:rFonts w:eastAsia="黑体"/>
         <w:b/>
         <w:bCs/>
         <w:i w:val="0"/>
@@ -11028,6 +11468,7 @@
     </w:tblStylePr>
     <w:tblStylePr w:type="firstCol">
       <w:rPr>
+        <w:rFonts w:eastAsia="黑体"/>
         <w:b/>
         <w:bCs/>
         <w:i w:val="0"/>
@@ -11047,6 +11488,7 @@
     </w:tblStylePr>
     <w:tblStylePr w:type="lastCol">
       <w:rPr>
+        <w:rFonts w:eastAsia="黑体"/>
         <w:b/>
         <w:bCs/>
         <w:i w:val="0"/>
@@ -11127,6 +11569,7 @@
     </w:tcPr>
     <w:tblStylePr w:type="firstRow">
       <w:rPr>
+        <w:rFonts w:eastAsia="黑体"/>
         <w:b/>
         <w:bCs/>
         <w:i w:val="0"/>
@@ -11148,6 +11591,7 @@
     </w:tblStylePr>
     <w:tblStylePr w:type="lastRow">
       <w:rPr>
+        <w:rFonts w:eastAsia="黑体"/>
         <w:b/>
         <w:bCs/>
         <w:i w:val="0"/>
@@ -11169,6 +11613,7 @@
     </w:tblStylePr>
     <w:tblStylePr w:type="firstCol">
       <w:rPr>
+        <w:rFonts w:eastAsia="黑体"/>
         <w:b/>
         <w:bCs/>
         <w:i w:val="0"/>
@@ -11188,6 +11633,7 @@
     </w:tblStylePr>
     <w:tblStylePr w:type="lastCol">
       <w:rPr>
+        <w:rFonts w:eastAsia="黑体"/>
         <w:b/>
         <w:bCs/>
         <w:i w:val="0"/>
@@ -11268,6 +11714,7 @@
     </w:tcPr>
     <w:tblStylePr w:type="firstRow">
       <w:rPr>
+        <w:rFonts w:eastAsia="黑体"/>
         <w:b/>
         <w:bCs/>
         <w:i w:val="0"/>
@@ -11289,6 +11736,7 @@
     </w:tblStylePr>
     <w:tblStylePr w:type="lastRow">
       <w:rPr>
+        <w:rFonts w:eastAsia="黑体"/>
         <w:b/>
         <w:bCs/>
         <w:i w:val="0"/>
@@ -11310,6 +11758,7 @@
     </w:tblStylePr>
     <w:tblStylePr w:type="firstCol">
       <w:rPr>
+        <w:rFonts w:eastAsia="黑体"/>
         <w:b/>
         <w:bCs/>
         <w:i w:val="0"/>
@@ -11329,6 +11778,7 @@
     </w:tblStylePr>
     <w:tblStylePr w:type="lastCol">
       <w:rPr>
+        <w:rFonts w:eastAsia="黑体"/>
         <w:b/>
         <w:bCs/>
         <w:i w:val="0"/>
@@ -11409,6 +11859,7 @@
     </w:tcPr>
     <w:tblStylePr w:type="firstRow">
       <w:rPr>
+        <w:rFonts w:eastAsia="黑体"/>
         <w:b/>
         <w:bCs/>
         <w:i w:val="0"/>
@@ -11430,6 +11881,7 @@
     </w:tblStylePr>
     <w:tblStylePr w:type="lastRow">
       <w:rPr>
+        <w:rFonts w:eastAsia="黑体"/>
         <w:b/>
         <w:bCs/>
         <w:i w:val="0"/>
@@ -11451,6 +11903,7 @@
     </w:tblStylePr>
     <w:tblStylePr w:type="firstCol">
       <w:rPr>
+        <w:rFonts w:eastAsia="黑体"/>
         <w:b/>
         <w:bCs/>
         <w:i w:val="0"/>
@@ -11470,6 +11923,7 @@
     </w:tblStylePr>
     <w:tblStylePr w:type="lastCol">
       <w:rPr>
+        <w:rFonts w:eastAsia="黑体"/>
         <w:b/>
         <w:bCs/>
         <w:i w:val="0"/>
@@ -11550,6 +12004,7 @@
     </w:tcPr>
     <w:tblStylePr w:type="firstRow">
       <w:rPr>
+        <w:rFonts w:eastAsia="黑体"/>
         <w:b/>
         <w:bCs/>
         <w:i w:val="0"/>
@@ -11571,6 +12026,7 @@
     </w:tblStylePr>
     <w:tblStylePr w:type="lastRow">
       <w:rPr>
+        <w:rFonts w:eastAsia="黑体"/>
         <w:b/>
         <w:bCs/>
         <w:i w:val="0"/>
@@ -11592,6 +12048,7 @@
     </w:tblStylePr>
     <w:tblStylePr w:type="firstCol">
       <w:rPr>
+        <w:rFonts w:eastAsia="黑体"/>
         <w:b/>
         <w:bCs/>
         <w:i w:val="0"/>
@@ -11611,6 +12068,7 @@
     </w:tblStylePr>
     <w:tblStylePr w:type="lastCol">
       <w:rPr>
+        <w:rFonts w:eastAsia="黑体"/>
         <w:b/>
         <w:bCs/>
         <w:i w:val="0"/>
@@ -11668,6 +12126,7 @@
       <w:spacing w:after="0" w:line="240" w:lineRule="auto"/>
     </w:pPr>
     <w:rPr>
+      <w:rFonts w:eastAsia="黑体"/>
       <w:color w:themeColor="background1" w:val="FFFFFF"/>
     </w:rPr>
     <w:tblPr>
@@ -11686,6 +12145,7 @@
     </w:tcPr>
     <w:tblStylePr w:type="firstRow">
       <w:rPr>
+        <w:rFonts w:eastAsia="黑体"/>
         <w:b/>
         <w:bCs/>
       </w:rPr>
@@ -11782,6 +12242,7 @@
       <w:spacing w:after="0" w:line="240" w:lineRule="auto"/>
     </w:pPr>
     <w:rPr>
+      <w:rFonts w:eastAsia="黑体"/>
       <w:color w:themeColor="background1" w:val="FFFFFF"/>
     </w:rPr>
     <w:tblPr>
@@ -11800,6 +12261,7 @@
     </w:tcPr>
     <w:tblStylePr w:type="firstRow">
       <w:rPr>
+        <w:rFonts w:eastAsia="黑体"/>
         <w:b/>
         <w:bCs/>
       </w:rPr>
@@ -11896,6 +12358,7 @@
       <w:spacing w:after="0" w:line="240" w:lineRule="auto"/>
     </w:pPr>
     <w:rPr>
+      <w:rFonts w:eastAsia="黑体"/>
       <w:color w:themeColor="background1" w:val="FFFFFF"/>
     </w:rPr>
     <w:tblPr>
@@ -11914,6 +12377,7 @@
     </w:tcPr>
     <w:tblStylePr w:type="firstRow">
       <w:rPr>
+        <w:rFonts w:eastAsia="黑体"/>
         <w:b/>
         <w:bCs/>
       </w:rPr>
@@ -12010,6 +12474,7 @@
       <w:spacing w:after="0" w:line="240" w:lineRule="auto"/>
     </w:pPr>
     <w:rPr>
+      <w:rFonts w:eastAsia="黑体"/>
       <w:color w:themeColor="background1" w:val="FFFFFF"/>
     </w:rPr>
     <w:tblPr>
@@ -12028,6 +12493,7 @@
     </w:tcPr>
     <w:tblStylePr w:type="firstRow">
       <w:rPr>
+        <w:rFonts w:eastAsia="黑体"/>
         <w:b/>
         <w:bCs/>
       </w:rPr>
@@ -12124,6 +12590,7 @@
       <w:spacing w:after="0" w:line="240" w:lineRule="auto"/>
     </w:pPr>
     <w:rPr>
+      <w:rFonts w:eastAsia="黑体"/>
       <w:color w:themeColor="background1" w:val="FFFFFF"/>
     </w:rPr>
     <w:tblPr>
@@ -12142,6 +12609,7 @@
     </w:tcPr>
     <w:tblStylePr w:type="firstRow">
       <w:rPr>
+        <w:rFonts w:eastAsia="黑体"/>
         <w:b/>
         <w:bCs/>
       </w:rPr>
@@ -12238,6 +12706,7 @@
       <w:spacing w:after="0" w:line="240" w:lineRule="auto"/>
     </w:pPr>
     <w:rPr>
+      <w:rFonts w:eastAsia="黑体"/>
       <w:color w:themeColor="background1" w:val="FFFFFF"/>
     </w:rPr>
     <w:tblPr>
@@ -12256,6 +12725,7 @@
     </w:tcPr>
     <w:tblStylePr w:type="firstRow">
       <w:rPr>
+        <w:rFonts w:eastAsia="黑体"/>
         <w:b/>
         <w:bCs/>
       </w:rPr>
@@ -12352,6 +12822,7 @@
       <w:spacing w:after="0" w:line="240" w:lineRule="auto"/>
     </w:pPr>
     <w:rPr>
+      <w:rFonts w:eastAsia="黑体"/>
       <w:color w:themeColor="background1" w:val="FFFFFF"/>
     </w:rPr>
     <w:tblPr>
@@ -12370,6 +12841,7 @@
     </w:tcPr>
     <w:tblStylePr w:type="firstRow">
       <w:rPr>
+        <w:rFonts w:eastAsia="黑体"/>
         <w:b/>
         <w:bCs/>
       </w:rPr>
@@ -12466,6 +12938,7 @@
       <w:spacing w:after="0" w:line="240" w:lineRule="auto"/>
     </w:pPr>
     <w:rPr>
+      <w:rFonts w:eastAsia="黑体"/>
       <w:color w:themeColor="text1" w:val="000000"/>
     </w:rPr>
     <w:tblPr>
@@ -12492,6 +12965,7 @@
     </w:tcPr>
     <w:tblStylePr w:type="firstRow">
       <w:rPr>
+        <w:rFonts w:eastAsia="黑体"/>
         <w:b/>
         <w:bCs/>
       </w:rPr>
@@ -12510,6 +12984,7 @@
     </w:tblStylePr>
     <w:tblStylePr w:type="lastRow">
       <w:rPr>
+        <w:rFonts w:eastAsia="黑体"/>
         <w:b/>
         <w:bCs/>
         <w:color w:themeColor="background1" w:val="FFFFFF"/>
@@ -12524,6 +12999,7 @@
     </w:tblStylePr>
     <w:tblStylePr w:type="firstCol">
       <w:rPr>
+        <w:rFonts w:eastAsia="黑体"/>
         <w:color w:themeColor="background1" w:val="FFFFFF"/>
       </w:rPr>
       <w:tblPr/>
@@ -12541,6 +13017,7 @@
     </w:tblStylePr>
     <w:tblStylePr w:type="lastCol">
       <w:rPr>
+        <w:rFonts w:eastAsia="黑体"/>
         <w:color w:themeColor="background1" w:val="FFFFFF"/>
       </w:rPr>
       <w:tblPr/>
@@ -12570,11 +13047,13 @@
     </w:tblStylePr>
     <w:tblStylePr w:type="neCell">
       <w:rPr>
+        <w:rFonts w:eastAsia="黑体"/>
         <w:color w:themeColor="text1" w:val="000000"/>
       </w:rPr>
     </w:tblStylePr>
     <w:tblStylePr w:type="nwCell">
       <w:rPr>
+        <w:rFonts w:eastAsia="黑体"/>
         <w:color w:themeColor="text1" w:val="000000"/>
       </w:rPr>
     </w:tblStylePr>
@@ -12588,6 +13067,7 @@
       <w:spacing w:after="0" w:line="240" w:lineRule="auto"/>
     </w:pPr>
     <w:rPr>
+      <w:rFonts w:eastAsia="黑体"/>
       <w:color w:themeColor="text1" w:val="000000"/>
     </w:rPr>
     <w:tblPr>
@@ -12614,6 +13094,7 @@
     </w:tcPr>
     <w:tblStylePr w:type="firstRow">
       <w:rPr>
+        <w:rFonts w:eastAsia="黑体"/>
         <w:b/>
         <w:bCs/>
       </w:rPr>
@@ -12632,6 +13113,7 @@
     </w:tblStylePr>
     <w:tblStylePr w:type="lastRow">
       <w:rPr>
+        <w:rFonts w:eastAsia="黑体"/>
         <w:b/>
         <w:bCs/>
         <w:color w:themeColor="background1" w:val="FFFFFF"/>
@@ -12646,6 +13128,7 @@
     </w:tblStylePr>
     <w:tblStylePr w:type="firstCol">
       <w:rPr>
+        <w:rFonts w:eastAsia="黑体"/>
         <w:color w:themeColor="background1" w:val="FFFFFF"/>
       </w:rPr>
       <w:tblPr/>
@@ -12663,6 +13146,7 @@
     </w:tblStylePr>
     <w:tblStylePr w:type="lastCol">
       <w:rPr>
+        <w:rFonts w:eastAsia="黑体"/>
         <w:color w:themeColor="background1" w:val="FFFFFF"/>
       </w:rPr>
       <w:tblPr/>
@@ -12692,11 +13176,13 @@
     </w:tblStylePr>
     <w:tblStylePr w:type="neCell">
       <w:rPr>
+        <w:rFonts w:eastAsia="黑体"/>
         <w:color w:themeColor="text1" w:val="000000"/>
       </w:rPr>
     </w:tblStylePr>
     <w:tblStylePr w:type="nwCell">
       <w:rPr>
+        <w:rFonts w:eastAsia="黑体"/>
         <w:color w:themeColor="text1" w:val="000000"/>
       </w:rPr>
     </w:tblStylePr>
@@ -12710,6 +13196,7 @@
       <w:spacing w:after="0" w:line="240" w:lineRule="auto"/>
     </w:pPr>
     <w:rPr>
+      <w:rFonts w:eastAsia="黑体"/>
       <w:color w:themeColor="text1" w:val="000000"/>
     </w:rPr>
     <w:tblPr>
@@ -12736,6 +13223,7 @@
     </w:tcPr>
     <w:tblStylePr w:type="firstRow">
       <w:rPr>
+        <w:rFonts w:eastAsia="黑体"/>
         <w:b/>
         <w:bCs/>
       </w:rPr>
@@ -12754,6 +13242,7 @@
     </w:tblStylePr>
     <w:tblStylePr w:type="lastRow">
       <w:rPr>
+        <w:rFonts w:eastAsia="黑体"/>
         <w:b/>
         <w:bCs/>
         <w:color w:themeColor="background1" w:val="FFFFFF"/>
@@ -12768,6 +13257,7 @@
     </w:tblStylePr>
     <w:tblStylePr w:type="firstCol">
       <w:rPr>
+        <w:rFonts w:eastAsia="黑体"/>
         <w:color w:themeColor="background1" w:val="FFFFFF"/>
       </w:rPr>
       <w:tblPr/>
@@ -12785,6 +13275,7 @@
     </w:tblStylePr>
     <w:tblStylePr w:type="lastCol">
       <w:rPr>
+        <w:rFonts w:eastAsia="黑体"/>
         <w:color w:themeColor="background1" w:val="FFFFFF"/>
       </w:rPr>
       <w:tblPr/>
@@ -12814,11 +13305,13 @@
     </w:tblStylePr>
     <w:tblStylePr w:type="neCell">
       <w:rPr>
+        <w:rFonts w:eastAsia="黑体"/>
         <w:color w:themeColor="text1" w:val="000000"/>
       </w:rPr>
     </w:tblStylePr>
     <w:tblStylePr w:type="nwCell">
       <w:rPr>
+        <w:rFonts w:eastAsia="黑体"/>
         <w:color w:themeColor="text1" w:val="000000"/>
       </w:rPr>
     </w:tblStylePr>
@@ -12832,6 +13325,7 @@
       <w:spacing w:after="0" w:line="240" w:lineRule="auto"/>
     </w:pPr>
     <w:rPr>
+      <w:rFonts w:eastAsia="黑体"/>
       <w:color w:themeColor="text1" w:val="000000"/>
     </w:rPr>
     <w:tblPr>
@@ -12858,6 +13352,7 @@
     </w:tcPr>
     <w:tblStylePr w:type="firstRow">
       <w:rPr>
+        <w:rFonts w:eastAsia="黑体"/>
         <w:b/>
         <w:bCs/>
       </w:rPr>
@@ -12876,6 +13371,7 @@
     </w:tblStylePr>
     <w:tblStylePr w:type="lastRow">
       <w:rPr>
+        <w:rFonts w:eastAsia="黑体"/>
         <w:b/>
         <w:bCs/>
         <w:color w:themeColor="background1" w:val="FFFFFF"/>
@@ -12890,6 +13386,7 @@
     </w:tblStylePr>
     <w:tblStylePr w:type="firstCol">
       <w:rPr>
+        <w:rFonts w:eastAsia="黑体"/>
         <w:color w:themeColor="background1" w:val="FFFFFF"/>
       </w:rPr>
       <w:tblPr/>
@@ -12907,6 +13404,7 @@
     </w:tblStylePr>
     <w:tblStylePr w:type="lastCol">
       <w:rPr>
+        <w:rFonts w:eastAsia="黑体"/>
         <w:color w:themeColor="background1" w:val="FFFFFF"/>
       </w:rPr>
       <w:tblPr/>
@@ -12944,6 +13442,7 @@
       <w:spacing w:after="0" w:line="240" w:lineRule="auto"/>
     </w:pPr>
     <w:rPr>
+      <w:rFonts w:eastAsia="黑体"/>
       <w:color w:themeColor="text1" w:val="000000"/>
     </w:rPr>
     <w:tblPr>
@@ -12970,6 +13469,7 @@
     </w:tcPr>
     <w:tblStylePr w:type="firstRow">
       <w:rPr>
+        <w:rFonts w:eastAsia="黑体"/>
         <w:b/>
         <w:bCs/>
       </w:rPr>
@@ -12988,6 +13488,7 @@
     </w:tblStylePr>
     <w:tblStylePr w:type="lastRow">
       <w:rPr>
+        <w:rFonts w:eastAsia="黑体"/>
         <w:b/>
         <w:bCs/>
         <w:color w:themeColor="background1" w:val="FFFFFF"/>
@@ -13002,6 +13503,7 @@
     </w:tblStylePr>
     <w:tblStylePr w:type="firstCol">
       <w:rPr>
+        <w:rFonts w:eastAsia="黑体"/>
         <w:color w:themeColor="background1" w:val="FFFFFF"/>
       </w:rPr>
       <w:tblPr/>
@@ -13019,6 +13521,7 @@
     </w:tblStylePr>
     <w:tblStylePr w:type="lastCol">
       <w:rPr>
+        <w:rFonts w:eastAsia="黑体"/>
         <w:color w:themeColor="background1" w:val="FFFFFF"/>
       </w:rPr>
       <w:tblPr/>
@@ -13048,11 +13551,13 @@
     </w:tblStylePr>
     <w:tblStylePr w:type="neCell">
       <w:rPr>
+        <w:rFonts w:eastAsia="黑体"/>
         <w:color w:themeColor="text1" w:val="000000"/>
       </w:rPr>
     </w:tblStylePr>
     <w:tblStylePr w:type="nwCell">
       <w:rPr>
+        <w:rFonts w:eastAsia="黑体"/>
         <w:color w:themeColor="text1" w:val="000000"/>
       </w:rPr>
     </w:tblStylePr>
@@ -13066,6 +13571,7 @@
       <w:spacing w:after="0" w:line="240" w:lineRule="auto"/>
     </w:pPr>
     <w:rPr>
+      <w:rFonts w:eastAsia="黑体"/>
       <w:color w:themeColor="text1" w:val="000000"/>
     </w:rPr>
     <w:tblPr>
@@ -13092,6 +13598,7 @@
     </w:tcPr>
     <w:tblStylePr w:type="firstRow">
       <w:rPr>
+        <w:rFonts w:eastAsia="黑体"/>
         <w:b/>
         <w:bCs/>
       </w:rPr>
@@ -13110,6 +13617,7 @@
     </w:tblStylePr>
     <w:tblStylePr w:type="lastRow">
       <w:rPr>
+        <w:rFonts w:eastAsia="黑体"/>
         <w:b/>
         <w:bCs/>
         <w:color w:themeColor="background1" w:val="FFFFFF"/>
@@ -13124,6 +13632,7 @@
     </w:tblStylePr>
     <w:tblStylePr w:type="firstCol">
       <w:rPr>
+        <w:rFonts w:eastAsia="黑体"/>
         <w:color w:themeColor="background1" w:val="FFFFFF"/>
       </w:rPr>
       <w:tblPr/>
@@ -13141,6 +13650,7 @@
     </w:tblStylePr>
     <w:tblStylePr w:type="lastCol">
       <w:rPr>
+        <w:rFonts w:eastAsia="黑体"/>
         <w:color w:themeColor="background1" w:val="FFFFFF"/>
       </w:rPr>
       <w:tblPr/>
@@ -13170,11 +13680,13 @@
     </w:tblStylePr>
     <w:tblStylePr w:type="neCell">
       <w:rPr>
+        <w:rFonts w:eastAsia="黑体"/>
         <w:color w:themeColor="text1" w:val="000000"/>
       </w:rPr>
     </w:tblStylePr>
     <w:tblStylePr w:type="nwCell">
       <w:rPr>
+        <w:rFonts w:eastAsia="黑体"/>
         <w:color w:themeColor="text1" w:val="000000"/>
       </w:rPr>
     </w:tblStylePr>
@@ -13188,6 +13700,7 @@
       <w:spacing w:after="0" w:line="240" w:lineRule="auto"/>
     </w:pPr>
     <w:rPr>
+      <w:rFonts w:eastAsia="黑体"/>
       <w:color w:themeColor="text1" w:val="000000"/>
     </w:rPr>
     <w:tblPr>
@@ -13214,6 +13727,7 @@
     </w:tcPr>
     <w:tblStylePr w:type="firstRow">
       <w:rPr>
+        <w:rFonts w:eastAsia="黑体"/>
         <w:b/>
         <w:bCs/>
       </w:rPr>
@@ -13232,6 +13746,7 @@
     </w:tblStylePr>
     <w:tblStylePr w:type="lastRow">
       <w:rPr>
+        <w:rFonts w:eastAsia="黑体"/>
         <w:b/>
         <w:bCs/>
         <w:color w:themeColor="background1" w:val="FFFFFF"/>
@@ -13246,6 +13761,7 @@
     </w:tblStylePr>
     <w:tblStylePr w:type="firstCol">
       <w:rPr>
+        <w:rFonts w:eastAsia="黑体"/>
         <w:color w:themeColor="background1" w:val="FFFFFF"/>
       </w:rPr>
       <w:tblPr/>
@@ -13263,6 +13779,7 @@
     </w:tblStylePr>
     <w:tblStylePr w:type="lastCol">
       <w:rPr>
+        <w:rFonts w:eastAsia="黑体"/>
         <w:color w:themeColor="background1" w:val="FFFFFF"/>
       </w:rPr>
       <w:tblPr/>
@@ -13292,11 +13809,13 @@
     </w:tblStylePr>
     <w:tblStylePr w:type="neCell">
       <w:rPr>
+        <w:rFonts w:eastAsia="黑体"/>
         <w:color w:themeColor="text1" w:val="000000"/>
       </w:rPr>
     </w:tblStylePr>
     <w:tblStylePr w:type="nwCell">
       <w:rPr>
+        <w:rFonts w:eastAsia="黑体"/>
         <w:color w:themeColor="text1" w:val="000000"/>
       </w:rPr>
     </w:tblStylePr>
@@ -13310,6 +13829,7 @@
       <w:spacing w:after="0" w:line="240" w:lineRule="auto"/>
     </w:pPr>
     <w:rPr>
+      <w:rFonts w:eastAsia="黑体"/>
       <w:color w:themeColor="text1" w:val="000000"/>
     </w:rPr>
     <w:tblPr>
@@ -13328,6 +13848,7 @@
     </w:tcPr>
     <w:tblStylePr w:type="firstRow">
       <w:rPr>
+        <w:rFonts w:eastAsia="黑体"/>
         <w:b/>
         <w:bCs/>
         <w:color w:themeColor="background1" w:val="FFFFFF"/>
@@ -13342,6 +13863,7 @@
     </w:tblStylePr>
     <w:tblStylePr w:type="lastRow">
       <w:rPr>
+        <w:rFonts w:eastAsia="黑体"/>
         <w:b/>
         <w:bCs/>
         <w:color w:themeColor="accent2" w:themeShade="CC" w:val="9E3A38"/>
@@ -13356,12 +13878,14 @@
     </w:tblStylePr>
     <w:tblStylePr w:type="firstCol">
       <w:rPr>
+        <w:rFonts w:eastAsia="黑体"/>
         <w:b/>
         <w:bCs/>
       </w:rPr>
     </w:tblStylePr>
     <w:tblStylePr w:type="lastCol">
       <w:rPr>
+        <w:rFonts w:eastAsia="黑体"/>
         <w:b/>
         <w:bCs/>
       </w:rPr>
@@ -13396,6 +13920,7 @@
       <w:spacing w:after="0" w:line="240" w:lineRule="auto"/>
     </w:pPr>
     <w:rPr>
+      <w:rFonts w:eastAsia="黑体"/>
       <w:color w:themeColor="text1" w:val="000000"/>
     </w:rPr>
     <w:tblPr>
@@ -13414,6 +13939,7 @@
     </w:tcPr>
     <w:tblStylePr w:type="firstRow">
       <w:rPr>
+        <w:rFonts w:eastAsia="黑体"/>
         <w:b/>
         <w:bCs/>
         <w:color w:themeColor="background1" w:val="FFFFFF"/>
@@ -13428,6 +13954,7 @@
     </w:tblStylePr>
     <w:tblStylePr w:type="lastRow">
       <w:rPr>
+        <w:rFonts w:eastAsia="黑体"/>
         <w:b/>
         <w:bCs/>
         <w:color w:themeColor="accent2" w:themeShade="CC" w:val="9E3A38"/>
@@ -13442,12 +13969,14 @@
     </w:tblStylePr>
     <w:tblStylePr w:type="firstCol">
       <w:rPr>
+        <w:rFonts w:eastAsia="黑体"/>
         <w:b/>
         <w:bCs/>
       </w:rPr>
     </w:tblStylePr>
     <w:tblStylePr w:type="lastCol">
       <w:rPr>
+        <w:rFonts w:eastAsia="黑体"/>
         <w:b/>
         <w:bCs/>
       </w:rPr>
@@ -13482,6 +14011,7 @@
       <w:spacing w:after="0" w:line="240" w:lineRule="auto"/>
     </w:pPr>
     <w:rPr>
+      <w:rFonts w:eastAsia="黑体"/>
       <w:color w:themeColor="text1" w:val="000000"/>
     </w:rPr>
     <w:tblPr>
@@ -13500,6 +14030,7 @@
     </w:tcPr>
     <w:tblStylePr w:type="firstRow">
       <w:rPr>
+        <w:rFonts w:eastAsia="黑体"/>
         <w:b/>
         <w:bCs/>
         <w:color w:themeColor="background1" w:val="FFFFFF"/>
@@ -13514,6 +14045,7 @@
     </w:tblStylePr>
     <w:tblStylePr w:type="lastRow">
       <w:rPr>
+        <w:rFonts w:eastAsia="黑体"/>
         <w:b/>
         <w:bCs/>
         <w:color w:themeColor="accent2" w:themeShade="CC" w:val="9E3A38"/>
@@ -13528,12 +14060,14 @@
     </w:tblStylePr>
     <w:tblStylePr w:type="firstCol">
       <w:rPr>
+        <w:rFonts w:eastAsia="黑体"/>
         <w:b/>
         <w:bCs/>
       </w:rPr>
     </w:tblStylePr>
     <w:tblStylePr w:type="lastCol">
       <w:rPr>
+        <w:rFonts w:eastAsia="黑体"/>
         <w:b/>
         <w:bCs/>
       </w:rPr>
@@ -13568,6 +14102,7 @@
       <w:spacing w:after="0" w:line="240" w:lineRule="auto"/>
     </w:pPr>
     <w:rPr>
+      <w:rFonts w:eastAsia="黑体"/>
       <w:color w:themeColor="text1" w:val="000000"/>
     </w:rPr>
     <w:tblPr>
@@ -13586,6 +14121,7 @@
     </w:tcPr>
     <w:tblStylePr w:type="firstRow">
       <w:rPr>
+        <w:rFonts w:eastAsia="黑体"/>
         <w:b/>
         <w:bCs/>
         <w:color w:themeColor="background1" w:val="FFFFFF"/>
@@ -13600,6 +14136,7 @@
     </w:tblStylePr>
     <w:tblStylePr w:type="lastRow">
       <w:rPr>
+        <w:rFonts w:eastAsia="黑体"/>
         <w:b/>
         <w:bCs/>
         <w:color w:themeColor="accent4" w:themeShade="CC" w:val="664E82"/>
@@ -13614,12 +14151,14 @@
     </w:tblStylePr>
     <w:tblStylePr w:type="firstCol">
       <w:rPr>
+        <w:rFonts w:eastAsia="黑体"/>
         <w:b/>
         <w:bCs/>
       </w:rPr>
     </w:tblStylePr>
     <w:tblStylePr w:type="lastCol">
       <w:rPr>
+        <w:rFonts w:eastAsia="黑体"/>
         <w:b/>
         <w:bCs/>
       </w:rPr>
@@ -13654,6 +14193,7 @@
       <w:spacing w:after="0" w:line="240" w:lineRule="auto"/>
     </w:pPr>
     <w:rPr>
+      <w:rFonts w:eastAsia="黑体"/>
       <w:color w:themeColor="text1" w:val="000000"/>
     </w:rPr>
     <w:tblPr>
@@ -13672,6 +14212,7 @@
     </w:tcPr>
     <w:tblStylePr w:type="firstRow">
       <w:rPr>
+        <w:rFonts w:eastAsia="黑体"/>
         <w:b/>
         <w:bCs/>
         <w:color w:themeColor="background1" w:val="FFFFFF"/>
@@ -13686,6 +14227,7 @@
     </w:tblStylePr>
     <w:tblStylePr w:type="lastRow">
       <w:rPr>
+        <w:rFonts w:eastAsia="黑体"/>
         <w:b/>
         <w:bCs/>
         <w:color w:themeColor="accent3" w:themeShade="CC" w:val="7E9C40"/>
@@ -13700,12 +14242,14 @@
     </w:tblStylePr>
     <w:tblStylePr w:type="firstCol">
       <w:rPr>
+        <w:rFonts w:eastAsia="黑体"/>
         <w:b/>
         <w:bCs/>
       </w:rPr>
     </w:tblStylePr>
     <w:tblStylePr w:type="lastCol">
       <w:rPr>
+        <w:rFonts w:eastAsia="黑体"/>
         <w:b/>
         <w:bCs/>
       </w:rPr>
@@ -13740,6 +14284,7 @@
       <w:spacing w:after="0" w:line="240" w:lineRule="auto"/>
     </w:pPr>
     <w:rPr>
+      <w:rFonts w:eastAsia="黑体"/>
       <w:color w:themeColor="text1" w:val="000000"/>
     </w:rPr>
     <w:tblPr>
@@ -13758,6 +14303,7 @@
     </w:tcPr>
     <w:tblStylePr w:type="firstRow">
       <w:rPr>
+        <w:rFonts w:eastAsia="黑体"/>
         <w:b/>
         <w:bCs/>
         <w:color w:themeColor="background1" w:val="FFFFFF"/>
@@ -13772,6 +14318,7 @@
     </w:tblStylePr>
     <w:tblStylePr w:type="lastRow">
       <w:rPr>
+        <w:rFonts w:eastAsia="黑体"/>
         <w:b/>
         <w:bCs/>
         <w:color w:themeColor="accent6" w:themeShade="CC" w:val="F2730A"/>
@@ -13786,12 +14333,14 @@
     </w:tblStylePr>
     <w:tblStylePr w:type="firstCol">
       <w:rPr>
+        <w:rFonts w:eastAsia="黑体"/>
         <w:b/>
         <w:bCs/>
       </w:rPr>
     </w:tblStylePr>
     <w:tblStylePr w:type="lastCol">
       <w:rPr>
+        <w:rFonts w:eastAsia="黑体"/>
         <w:b/>
         <w:bCs/>
       </w:rPr>
@@ -13826,6 +14375,7 @@
       <w:spacing w:after="0" w:line="240" w:lineRule="auto"/>
     </w:pPr>
     <w:rPr>
+      <w:rFonts w:eastAsia="黑体"/>
       <w:color w:themeColor="text1" w:val="000000"/>
     </w:rPr>
     <w:tblPr>
@@ -13844,6 +14394,7 @@
     </w:tcPr>
     <w:tblStylePr w:type="firstRow">
       <w:rPr>
+        <w:rFonts w:eastAsia="黑体"/>
         <w:b/>
         <w:bCs/>
         <w:color w:themeColor="background1" w:val="FFFFFF"/>
@@ -13858,6 +14409,7 @@
     </w:tblStylePr>
     <w:tblStylePr w:type="lastRow">
       <w:rPr>
+        <w:rFonts w:eastAsia="黑体"/>
         <w:b/>
         <w:bCs/>
         <w:color w:themeColor="accent5" w:themeShade="CC" w:val="348DA5"/>
@@ -13872,12 +14424,14 @@
     </w:tblStylePr>
     <w:tblStylePr w:type="firstCol">
       <w:rPr>
+        <w:rFonts w:eastAsia="黑体"/>
         <w:b/>
         <w:bCs/>
       </w:rPr>
     </w:tblStylePr>
     <w:tblStylePr w:type="lastCol">
       <w:rPr>
+        <w:rFonts w:eastAsia="黑体"/>
         <w:b/>
         <w:bCs/>
       </w:rPr>
@@ -13912,6 +14466,7 @@
       <w:spacing w:after="0" w:line="240" w:lineRule="auto"/>
     </w:pPr>
     <w:rPr>
+      <w:rFonts w:eastAsia="黑体"/>
       <w:color w:themeColor="text1" w:val="000000"/>
     </w:rPr>
     <w:tblPr>
@@ -13933,6 +14488,7 @@
     </w:tcPr>
     <w:tblStylePr w:type="firstRow">
       <w:rPr>
+        <w:rFonts w:eastAsia="黑体"/>
         <w:b/>
         <w:bCs/>
       </w:rPr>
@@ -13943,6 +14499,7 @@
     </w:tblStylePr>
     <w:tblStylePr w:type="lastRow">
       <w:rPr>
+        <w:rFonts w:eastAsia="黑体"/>
         <w:b/>
         <w:bCs/>
         <w:color w:themeColor="text1" w:val="000000"/>
@@ -13954,6 +14511,7 @@
     </w:tblStylePr>
     <w:tblStylePr w:type="firstCol">
       <w:rPr>
+        <w:rFonts w:eastAsia="黑体"/>
         <w:color w:themeColor="background1" w:val="FFFFFF"/>
       </w:rPr>
       <w:tblPr/>
@@ -13963,6 +14521,7 @@
     </w:tblStylePr>
     <w:tblStylePr w:type="lastCol">
       <w:rPr>
+        <w:rFonts w:eastAsia="黑体"/>
         <w:color w:themeColor="background1" w:val="FFFFFF"/>
       </w:rPr>
       <w:tblPr/>
@@ -13992,6 +14551,7 @@
       <w:spacing w:after="0" w:line="240" w:lineRule="auto"/>
     </w:pPr>
     <w:rPr>
+      <w:rFonts w:eastAsia="黑体"/>
       <w:color w:themeColor="text1" w:val="000000"/>
     </w:rPr>
     <w:tblPr>
@@ -14013,6 +14573,7 @@
     </w:tcPr>
     <w:tblStylePr w:type="firstRow">
       <w:rPr>
+        <w:rFonts w:eastAsia="黑体"/>
         <w:b/>
         <w:bCs/>
       </w:rPr>
@@ -14023,6 +14584,7 @@
     </w:tblStylePr>
     <w:tblStylePr w:type="lastRow">
       <w:rPr>
+        <w:rFonts w:eastAsia="黑体"/>
         <w:b/>
         <w:bCs/>
         <w:color w:themeColor="text1" w:val="000000"/>
@@ -14034,6 +14596,7 @@
     </w:tblStylePr>
     <w:tblStylePr w:type="firstCol">
       <w:rPr>
+        <w:rFonts w:eastAsia="黑体"/>
         <w:color w:themeColor="background1" w:val="FFFFFF"/>
       </w:rPr>
       <w:tblPr/>
@@ -14043,6 +14606,7 @@
     </w:tblStylePr>
     <w:tblStylePr w:type="lastCol">
       <w:rPr>
+        <w:rFonts w:eastAsia="黑体"/>
         <w:color w:themeColor="background1" w:val="FFFFFF"/>
       </w:rPr>
       <w:tblPr/>
@@ -14072,6 +14636,7 @@
       <w:spacing w:after="0" w:line="240" w:lineRule="auto"/>
     </w:pPr>
     <w:rPr>
+      <w:rFonts w:eastAsia="黑体"/>
       <w:color w:themeColor="text1" w:val="000000"/>
     </w:rPr>
     <w:tblPr>
@@ -14093,6 +14658,7 @@
     </w:tcPr>
     <w:tblStylePr w:type="firstRow">
       <w:rPr>
+        <w:rFonts w:eastAsia="黑体"/>
         <w:b/>
         <w:bCs/>
       </w:rPr>
@@ -14103,6 +14669,7 @@
     </w:tblStylePr>
     <w:tblStylePr w:type="lastRow">
       <w:rPr>
+        <w:rFonts w:eastAsia="黑体"/>
         <w:b/>
         <w:bCs/>
         <w:color w:themeColor="text1" w:val="000000"/>
@@ -14114,6 +14681,7 @@
     </w:tblStylePr>
     <w:tblStylePr w:type="firstCol">
       <w:rPr>
+        <w:rFonts w:eastAsia="黑体"/>
         <w:color w:themeColor="background1" w:val="FFFFFF"/>
       </w:rPr>
       <w:tblPr/>
@@ -14123,6 +14691,7 @@
     </w:tblStylePr>
     <w:tblStylePr w:type="lastCol">
       <w:rPr>
+        <w:rFonts w:eastAsia="黑体"/>
         <w:color w:themeColor="background1" w:val="FFFFFF"/>
       </w:rPr>
       <w:tblPr/>
@@ -14152,6 +14721,7 @@
       <w:spacing w:after="0" w:line="240" w:lineRule="auto"/>
     </w:pPr>
     <w:rPr>
+      <w:rFonts w:eastAsia="黑体"/>
       <w:color w:themeColor="text1" w:val="000000"/>
     </w:rPr>
     <w:tblPr>
@@ -14173,6 +14743,7 @@
     </w:tcPr>
     <w:tblStylePr w:type="firstRow">
       <w:rPr>
+        <w:rFonts w:eastAsia="黑体"/>
         <w:b/>
         <w:bCs/>
       </w:rPr>
@@ -14183,6 +14754,7 @@
     </w:tblStylePr>
     <w:tblStylePr w:type="lastRow">
       <w:rPr>
+        <w:rFonts w:eastAsia="黑体"/>
         <w:b/>
         <w:bCs/>
         <w:color w:themeColor="text1" w:val="000000"/>
@@ -14194,6 +14766,7 @@
     </w:tblStylePr>
     <w:tblStylePr w:type="firstCol">
       <w:rPr>
+        <w:rFonts w:eastAsia="黑体"/>
         <w:color w:themeColor="background1" w:val="FFFFFF"/>
       </w:rPr>
       <w:tblPr/>
@@ -14203,6 +14776,7 @@
     </w:tblStylePr>
     <w:tblStylePr w:type="lastCol">
       <w:rPr>
+        <w:rFonts w:eastAsia="黑体"/>
         <w:color w:themeColor="background1" w:val="FFFFFF"/>
       </w:rPr>
       <w:tblPr/>
@@ -14232,6 +14806,7 @@
       <w:spacing w:after="0" w:line="240" w:lineRule="auto"/>
     </w:pPr>
     <w:rPr>
+      <w:rFonts w:eastAsia="黑体"/>
       <w:color w:themeColor="text1" w:val="000000"/>
     </w:rPr>
     <w:tblPr>
@@ -14253,6 +14828,7 @@
     </w:tcPr>
     <w:tblStylePr w:type="firstRow">
       <w:rPr>
+        <w:rFonts w:eastAsia="黑体"/>
         <w:b/>
         <w:bCs/>
       </w:rPr>
@@ -14263,6 +14839,7 @@
     </w:tblStylePr>
     <w:tblStylePr w:type="lastRow">
       <w:rPr>
+        <w:rFonts w:eastAsia="黑体"/>
         <w:b/>
         <w:bCs/>
         <w:color w:themeColor="text1" w:val="000000"/>
@@ -14274,6 +14851,7 @@
     </w:tblStylePr>
     <w:tblStylePr w:type="firstCol">
       <w:rPr>
+        <w:rFonts w:eastAsia="黑体"/>
         <w:color w:themeColor="background1" w:val="FFFFFF"/>
       </w:rPr>
       <w:tblPr/>
@@ -14283,6 +14861,7 @@
     </w:tblStylePr>
     <w:tblStylePr w:type="lastCol">
       <w:rPr>
+        <w:rFonts w:eastAsia="黑体"/>
         <w:color w:themeColor="background1" w:val="FFFFFF"/>
       </w:rPr>
       <w:tblPr/>
@@ -14312,6 +14891,7 @@
       <w:spacing w:after="0" w:line="240" w:lineRule="auto"/>
     </w:pPr>
     <w:rPr>
+      <w:rFonts w:eastAsia="黑体"/>
       <w:color w:themeColor="text1" w:val="000000"/>
     </w:rPr>
     <w:tblPr>
@@ -14333,6 +14913,7 @@
     </w:tcPr>
     <w:tblStylePr w:type="firstRow">
       <w:rPr>
+        <w:rFonts w:eastAsia="黑体"/>
         <w:b/>
         <w:bCs/>
       </w:rPr>
@@ -14343,6 +14924,7 @@
     </w:tblStylePr>
     <w:tblStylePr w:type="lastRow">
       <w:rPr>
+        <w:rFonts w:eastAsia="黑体"/>
         <w:b/>
         <w:bCs/>
         <w:color w:themeColor="text1" w:val="000000"/>
@@ -14354,6 +14936,7 @@
     </w:tblStylePr>
     <w:tblStylePr w:type="firstCol">
       <w:rPr>
+        <w:rFonts w:eastAsia="黑体"/>
         <w:color w:themeColor="background1" w:val="FFFFFF"/>
       </w:rPr>
       <w:tblPr/>
@@ -14363,6 +14946,7 @@
     </w:tblStylePr>
     <w:tblStylePr w:type="lastCol">
       <w:rPr>
+        <w:rFonts w:eastAsia="黑体"/>
         <w:color w:themeColor="background1" w:val="FFFFFF"/>
       </w:rPr>
       <w:tblPr/>
@@ -14392,6 +14976,7 @@
       <w:spacing w:after="0" w:line="240" w:lineRule="auto"/>
     </w:pPr>
     <w:rPr>
+      <w:rFonts w:eastAsia="黑体"/>
       <w:color w:themeColor="text1" w:val="000000"/>
     </w:rPr>
     <w:tblPr>
@@ -14413,6 +14998,7 @@
     </w:tcPr>
     <w:tblStylePr w:type="firstRow">
       <w:rPr>
+        <w:rFonts w:eastAsia="黑体"/>
         <w:b/>
         <w:bCs/>
       </w:rPr>
@@ -14423,6 +15009,7 @@
     </w:tblStylePr>
     <w:tblStylePr w:type="lastRow">
       <w:rPr>
+        <w:rFonts w:eastAsia="黑体"/>
         <w:b/>
         <w:bCs/>
         <w:color w:themeColor="text1" w:val="000000"/>
@@ -14434,6 +15021,7 @@
     </w:tblStylePr>
     <w:tblStylePr w:type="firstCol">
       <w:rPr>
+        <w:rFonts w:eastAsia="黑体"/>
         <w:color w:themeColor="background1" w:val="FFFFFF"/>
       </w:rPr>
       <w:tblPr/>
@@ -14443,6 +15031,7 @@
     </w:tblStylePr>
     <w:tblStylePr w:type="lastCol">
       <w:rPr>
+        <w:rFonts w:eastAsia="黑体"/>
         <w:color w:themeColor="background1" w:val="FFFFFF"/>
       </w:rPr>
       <w:tblPr/>
@@ -14475,6 +15064,7 @@
     <w:name w:val="KeywordTok"/>
     <w:basedOn w:val="VerbatimChar"/>
     <w:rPr>
+      <w:rFonts w:eastAsia="黑体"/>
       <w:b/>
       <w:color w:val="007020"/>
     </w:rPr>
@@ -14483,6 +15073,7 @@
     <w:name w:val="DataTypeTok"/>
     <w:basedOn w:val="VerbatimChar"/>
     <w:rPr>
+      <w:rFonts w:eastAsia="黑体"/>
       <w:color w:val="902000"/>
     </w:rPr>
   </w:style>
@@ -14490,6 +15081,7 @@
     <w:name w:val="DecValTok"/>
     <w:basedOn w:val="VerbatimChar"/>
     <w:rPr>
+      <w:rFonts w:eastAsia="黑体"/>
       <w:color w:val="40a070"/>
     </w:rPr>
   </w:style>
@@ -14497,6 +15089,7 @@
     <w:name w:val="BaseNTok"/>
     <w:basedOn w:val="VerbatimChar"/>
     <w:rPr>
+      <w:rFonts w:eastAsia="黑体"/>
       <w:color w:val="40a070"/>
     </w:rPr>
   </w:style>
@@ -14504,6 +15097,7 @@
     <w:name w:val="FloatTok"/>
     <w:basedOn w:val="VerbatimChar"/>
     <w:rPr>
+      <w:rFonts w:eastAsia="黑体"/>
       <w:color w:val="40a070"/>
     </w:rPr>
   </w:style>
@@ -14511,6 +15105,7 @@
     <w:name w:val="ConstantTok"/>
     <w:basedOn w:val="VerbatimChar"/>
     <w:rPr>
+      <w:rFonts w:eastAsia="黑体"/>
       <w:color w:val="880000"/>
     </w:rPr>
   </w:style>
@@ -14518,6 +15113,7 @@
     <w:name w:val="CharTok"/>
     <w:basedOn w:val="VerbatimChar"/>
     <w:rPr>
+      <w:rFonts w:eastAsia="黑体"/>
       <w:color w:val="4070a0"/>
     </w:rPr>
   </w:style>
@@ -14525,6 +15121,7 @@
     <w:name w:val="SpecialCharTok"/>
     <w:basedOn w:val="VerbatimChar"/>
     <w:rPr>
+      <w:rFonts w:eastAsia="黑体"/>
       <w:color w:val="4070a0"/>
     </w:rPr>
   </w:style>
@@ -14532,6 +15129,7 @@
     <w:name w:val="StringTok"/>
     <w:basedOn w:val="VerbatimChar"/>
     <w:rPr>
+      <w:rFonts w:eastAsia="黑体"/>
       <w:color w:val="4070a0"/>
     </w:rPr>
   </w:style>
@@ -14539,6 +15137,7 @@
     <w:name w:val="VerbatimStringTok"/>
     <w:basedOn w:val="VerbatimChar"/>
     <w:rPr>
+      <w:rFonts w:eastAsia="黑体"/>
       <w:color w:val="4070a0"/>
     </w:rPr>
   </w:style>
@@ -14546,6 +15145,7 @@
     <w:name w:val="SpecialStringTok"/>
     <w:basedOn w:val="VerbatimChar"/>
     <w:rPr>
+      <w:rFonts w:eastAsia="黑体"/>
       <w:color w:val="bb6688"/>
     </w:rPr>
   </w:style>
@@ -14553,6 +15153,7 @@
     <w:name w:val="ImportTok"/>
     <w:basedOn w:val="VerbatimChar"/>
     <w:rPr>
+      <w:rFonts w:eastAsia="黑体"/>
       <w:b/>
       <w:color w:val="008000"/>
     </w:rPr>
@@ -14561,6 +15162,7 @@
     <w:name w:val="CommentTok"/>
     <w:basedOn w:val="VerbatimChar"/>
     <w:rPr>
+      <w:rFonts w:eastAsia="黑体"/>
       <w:i/>
       <w:color w:val="60a0b0"/>
     </w:rPr>
@@ -14569,6 +15171,7 @@
     <w:name w:val="DocumentationTok"/>
     <w:basedOn w:val="VerbatimChar"/>
     <w:rPr>
+      <w:rFonts w:eastAsia="黑体"/>
       <w:i/>
       <w:color w:val="ba2121"/>
     </w:rPr>
@@ -14577,6 +15180,7 @@
     <w:name w:val="AnnotationTok"/>
     <w:basedOn w:val="VerbatimChar"/>
     <w:rPr>
+      <w:rFonts w:eastAsia="黑体"/>
       <w:b/>
       <w:i/>
       <w:color w:val="60a0b0"/>
@@ -14586,6 +15190,7 @@
     <w:name w:val="CommentVarTok"/>
     <w:basedOn w:val="VerbatimChar"/>
     <w:rPr>
+      <w:rFonts w:eastAsia="黑体"/>
       <w:b/>
       <w:i/>
       <w:color w:val="60a0b0"/>
@@ -14595,6 +15200,7 @@
     <w:name w:val="OtherTok"/>
     <w:basedOn w:val="VerbatimChar"/>
     <w:rPr>
+      <w:rFonts w:eastAsia="黑体"/>
       <w:color w:val="007020"/>
     </w:rPr>
   </w:style>
@@ -14602,6 +15208,7 @@
     <w:name w:val="FunctionTok"/>
     <w:basedOn w:val="VerbatimChar"/>
     <w:rPr>
+      <w:rFonts w:eastAsia="黑体"/>
       <w:color w:val="06287e"/>
     </w:rPr>
   </w:style>
@@ -14609,6 +15216,7 @@
     <w:name w:val="VariableTok"/>
     <w:basedOn w:val="VerbatimChar"/>
     <w:rPr>
+      <w:rFonts w:eastAsia="黑体"/>
       <w:color w:val="19177c"/>
     </w:rPr>
   </w:style>
@@ -14616,6 +15224,7 @@
     <w:name w:val="ControlFlowTok"/>
     <w:basedOn w:val="VerbatimChar"/>
     <w:rPr>
+      <w:rFonts w:eastAsia="黑体"/>
       <w:b/>
       <w:color w:val="007020"/>
     </w:rPr>
@@ -14624,6 +15233,7 @@
     <w:name w:val="OperatorTok"/>
     <w:basedOn w:val="VerbatimChar"/>
     <w:rPr>
+      <w:rFonts w:eastAsia="黑体"/>
       <w:color w:val="666666"/>
     </w:rPr>
   </w:style>
@@ -14631,18 +15241,22 @@
     <w:name w:val="BuiltInTok"/>
     <w:basedOn w:val="VerbatimChar"/>
     <w:rPr>
+      <w:rFonts w:eastAsia="黑体"/>
       <w:color w:val="008000"/>
     </w:rPr>
   </w:style>
   <w:style w:type="character" w:customStyle="1" w:styleId="ExtensionTok">
     <w:name w:val="ExtensionTok"/>
     <w:basedOn w:val="VerbatimChar"/>
-    <w:rPr/>
+    <w:rPr>
+      <w:rFonts w:eastAsia="黑体"/>
+    </w:rPr>
   </w:style>
   <w:style w:type="character" w:customStyle="1" w:styleId="PreprocessorTok">
     <w:name w:val="PreprocessorTok"/>
     <w:basedOn w:val="VerbatimChar"/>
     <w:rPr>
+      <w:rFonts w:eastAsia="黑体"/>
       <w:color w:val="bc7a00"/>
     </w:rPr>
   </w:style>
@@ -14650,18 +15264,22 @@
     <w:name w:val="AttributeTok"/>
     <w:basedOn w:val="VerbatimChar"/>
     <w:rPr>
+      <w:rFonts w:eastAsia="黑体"/>
       <w:color w:val="7d9029"/>
     </w:rPr>
   </w:style>
   <w:style w:type="character" w:customStyle="1" w:styleId="RegionMarkerTok">
     <w:name w:val="RegionMarkerTok"/>
     <w:basedOn w:val="VerbatimChar"/>
-    <w:rPr/>
+    <w:rPr>
+      <w:rFonts w:eastAsia="黑体"/>
+    </w:rPr>
   </w:style>
   <w:style w:type="character" w:customStyle="1" w:styleId="InformationTok">
     <w:name w:val="InformationTok"/>
     <w:basedOn w:val="VerbatimChar"/>
     <w:rPr>
+      <w:rFonts w:eastAsia="黑体"/>
       <w:b/>
       <w:i/>
       <w:color w:val="60a0b0"/>
@@ -14671,6 +15289,7 @@
     <w:name w:val="WarningTok"/>
     <w:basedOn w:val="VerbatimChar"/>
     <w:rPr>
+      <w:rFonts w:eastAsia="黑体"/>
       <w:b/>
       <w:i/>
       <w:color w:val="60a0b0"/>
@@ -14680,6 +15299,7 @@
     <w:name w:val="AlertTok"/>
     <w:basedOn w:val="VerbatimChar"/>
     <w:rPr>
+      <w:rFonts w:eastAsia="黑体"/>
       <w:b/>
       <w:color w:val="ff0000"/>
     </w:rPr>
@@ -14688,6 +15308,7 @@
     <w:name w:val="ErrorTok"/>
     <w:basedOn w:val="VerbatimChar"/>
     <w:rPr>
+      <w:rFonts w:eastAsia="黑体"/>
       <w:b/>
       <w:color w:val="ff0000"/>
     </w:rPr>
@@ -14695,7 +15316,9 @@
   <w:style w:type="character" w:customStyle="1" w:styleId="NormalTok">
     <w:name w:val="NormalTok"/>
     <w:basedOn w:val="VerbatimChar"/>
-    <w:rPr/>
+    <w:rPr>
+      <w:rFonts w:eastAsia="黑体"/>
+    </w:rPr>
   </w:style>
 </w:styles>
 </file>
@@ -14744,12 +15367,12 @@
     <a:fontScheme name="Office">
       <a:majorFont>
         <a:latin typeface="Calibri"/>
-        <a:ea typeface=""/>
+        <a:ea typeface="黑体"/>
         <a:cs typeface=""/>
         <a:font script="Jpan" typeface="ＭＳ ゴシック"/>
         <a:font script="Hang" typeface="맑은 고딕"/>
-        <a:font script="Hans" typeface="宋体"/>
-        <a:font script="Hant" typeface="新細明體"/>
+        <a:font script="Hans" typeface="黑体"/>
+        <a:font script="Hant" typeface="黑体"/>
         <a:font script="Arab" typeface="Times New Roman"/>
         <a:font script="Hebr" typeface="Times New Roman"/>
         <a:font script="Thai" typeface="Angsana New"/>
@@ -14779,12 +15402,12 @@
       </a:majorFont>
       <a:minorFont>
         <a:latin typeface="Cambria"/>
-        <a:ea typeface=""/>
+        <a:ea typeface="黑体"/>
         <a:cs typeface=""/>
         <a:font script="Jpan" typeface="ＭＳ 明朝"/>
         <a:font script="Hang" typeface="맑은 고딕"/>
-        <a:font script="Hans" typeface="宋体"/>
-        <a:font script="Hant" typeface="新細明體"/>
+        <a:font script="Hans" typeface="黑体"/>
+        <a:font script="Hant" typeface="黑体"/>
         <a:font script="Arab" typeface="Arial"/>
         <a:font script="Hebr" typeface="Arial"/>
         <a:font script="Thai" typeface="Cordia New"/>

--- a/09-通信电路/03-解调电路/鉴频电路/鉴频电路.docx
+++ b/09-通信电路/03-解调电路/鉴频电路/鉴频电路.docx
@@ -2296,7 +2296,7 @@
           <w:color w:val="555555"/>
           <w:sz w:val="21"/>
         </w:rPr>
-        <w:t>材料收集者：杜文杰，WX手机：19519196569，QQ:3478827729</w:t>
+        <w:t>材料收集者：杜文杰，微信/手机：19519196569，QQ:3478827729</w:t>
       </w:r>
     </w:p>
     <w:sectPr>
